--- a/docs/ProjectdocInfo/APIsDiagram/APIs Diagram.docx
+++ b/docs/ProjectdocInfo/APIsDiagram/APIs Diagram.docx
@@ -28,7 +28,7 @@
       <w:r>
         <w:drawing>
           <wp:inline distT="0" distB="0" distL="0" distR="0">
-            <wp:extent cx="4495800" cy="6172200"/>
+            <wp:extent cx="4572000" cy="6172200"/>
             <wp:effectExtent t="0" r="0" b="0" l="0"/>
             <wp:docPr id="1" name="" descr="" title=""/>
             <wp:cNvGraphicFramePr>
@@ -59,7 +59,7 @@
                   <pic:spPr bwMode="auto">
                     <a:xfrm>
                       <a:off x="0" y="0"/>
-                      <a:ext cx="4495800" cy="6172200"/>
+                      <a:ext cx="4572000" cy="6172200"/>
                     </a:xfrm>
                     <a:prstGeom prst="rect">
                       <a:avLst/>
@@ -2839,7 +2839,7 @@
       <w:r>
         <w:drawing>
           <wp:inline distT="0" distB="0" distL="0" distR="0">
-            <wp:extent cx="5114925" cy="6400800"/>
+            <wp:extent cx="5114925" cy="6562725"/>
             <wp:effectExtent t="0" r="0" b="0" l="0"/>
             <wp:docPr id="1" name="" descr="" title=""/>
             <wp:cNvGraphicFramePr>
@@ -2870,7 +2870,7 @@
                   <pic:spPr bwMode="auto">
                     <a:xfrm>
                       <a:off x="0" y="0"/>
-                      <a:ext cx="5114925" cy="6400800"/>
+                      <a:ext cx="5114925" cy="6562725"/>
                     </a:xfrm>
                     <a:prstGeom prst="rect">
                       <a:avLst/>

--- a/docs/ProjectdocInfo/APIsDiagram/APIs Diagram.docx
+++ b/docs/ProjectdocInfo/APIsDiagram/APIs Diagram.docx
@@ -178,7 +178,7 @@
       <w:r>
         <w:drawing>
           <wp:inline distT="0" distB="0" distL="0" distR="0">
-            <wp:extent cx="8934450" cy="5467350"/>
+            <wp:extent cx="8696325" cy="5324475"/>
             <wp:effectExtent t="0" r="0" b="0" l="0"/>
             <wp:docPr id="1" name="" descr="" title=""/>
             <wp:cNvGraphicFramePr>
@@ -209,7 +209,7 @@
                   <pic:spPr bwMode="auto">
                     <a:xfrm>
                       <a:off x="0" y="0"/>
-                      <a:ext cx="8934450" cy="5467350"/>
+                      <a:ext cx="8696325" cy="5324475"/>
                     </a:xfrm>
                     <a:prstGeom prst="rect">
                       <a:avLst/>

--- a/docs/ProjectdocInfo/APIsDiagram/APIs Diagram.docx
+++ b/docs/ProjectdocInfo/APIsDiagram/APIs Diagram.docx
@@ -2913,7 +2913,7 @@
       <w:r>
         <w:drawing>
           <wp:inline distT="0" distB="0" distL="0" distR="0">
-            <wp:extent cx="5381625" cy="8001000"/>
+            <wp:extent cx="4267200" cy="8172450"/>
             <wp:effectExtent t="0" r="0" b="0" l="0"/>
             <wp:docPr id="1" name="" descr="" title=""/>
             <wp:cNvGraphicFramePr>
@@ -2944,7 +2944,7 @@
                   <pic:spPr bwMode="auto">
                     <a:xfrm>
                       <a:off x="0" y="0"/>
-                      <a:ext cx="5381625" cy="8001000"/>
+                      <a:ext cx="4267200" cy="8172450"/>
                     </a:xfrm>
                     <a:prstGeom prst="rect">
                       <a:avLst/>

--- a/docs/ProjectdocInfo/APIsDiagram/APIs Diagram.docx
+++ b/docs/ProjectdocInfo/APIsDiagram/APIs Diagram.docx
@@ -178,7 +178,7 @@
       <w:r>
         <w:drawing>
           <wp:inline distT="0" distB="0" distL="0" distR="0">
-            <wp:extent cx="8696325" cy="5324475"/>
+            <wp:extent cx="7639050" cy="4495800"/>
             <wp:effectExtent t="0" r="0" b="0" l="0"/>
             <wp:docPr id="1" name="" descr="" title=""/>
             <wp:cNvGraphicFramePr>
@@ -209,7 +209,7 @@
                   <pic:spPr bwMode="auto">
                     <a:xfrm>
                       <a:off x="0" y="0"/>
-                      <a:ext cx="8696325" cy="5324475"/>
+                      <a:ext cx="7639050" cy="4495800"/>
                     </a:xfrm>
                     <a:prstGeom prst="rect">
                       <a:avLst/>
@@ -232,2529 +232,7 @@
           <w:sz w:val="18"/>
           <w:szCs w:val="18"/>
         </w:rPr>
-        <w:t xml:space="preserve">Figure 3. Endpoints by module</w:t>
-      </w:r>
-    </w:p>
-    <w:p>
-      <w:pPr>
-        <w:keepNext w:val="false"/>
-        <w:spacing w:after="120"/>
-      </w:pPr>
-      <w:r>
-        <w:t xml:space="preserve">Query options added by the merged contract: </w:t>
-      </w:r>
-      <w:r>
-        <w:rPr>
-          <w:rFonts w:ascii="Consolas" w:cs="Consolas" w:eastAsia="Consolas" w:hAnsi="Consolas"/>
-          <w:sz w:val="18"/>
-          <w:szCs w:val="18"/>
-        </w:rPr>
-        <w:t xml:space="preserve">GET /qt</w:t>
-      </w:r>
-      <w:r>
-        <w:t xml:space="preserve"> takes </w:t>
-      </w:r>
-      <w:r>
-        <w:rPr>
-          <w:rFonts w:ascii="Consolas" w:cs="Consolas" w:eastAsia="Consolas" w:hAnsi="Consolas"/>
-          <w:sz w:val="18"/>
-          <w:szCs w:val="18"/>
-        </w:rPr>
-        <w:t xml:space="preserve">step</w:t>
-      </w:r>
-      <w:r>
-        <w:t xml:space="preserve"> (</w:t>
-      </w:r>
-      <w:r>
-        <w:rPr>
-          <w:rFonts w:ascii="Consolas" w:cs="Consolas" w:eastAsia="Consolas" w:hAnsi="Consolas"/>
-          <w:sz w:val="18"/>
-          <w:szCs w:val="18"/>
-        </w:rPr>
-        <w:t xml:space="preserve">Draft</w:t>
-      </w:r>
-      <w:r>
-        <w:t xml:space="preserve">, </w:t>
-      </w:r>
-      <w:r>
-        <w:rPr>
-          <w:rFonts w:ascii="Consolas" w:cs="Consolas" w:eastAsia="Consolas" w:hAnsi="Consolas"/>
-          <w:sz w:val="18"/>
-          <w:szCs w:val="18"/>
-        </w:rPr>
-        <w:t xml:space="preserve">Confirmed</w:t>
-      </w:r>
-      <w:r>
-        <w:t xml:space="preserve">, </w:t>
-      </w:r>
-      <w:r>
-        <w:rPr>
-          <w:rFonts w:ascii="Consolas" w:cs="Consolas" w:eastAsia="Consolas" w:hAnsi="Consolas"/>
-          <w:sz w:val="18"/>
-          <w:szCs w:val="18"/>
-        </w:rPr>
-        <w:t xml:space="preserve">InProduction</w:t>
-      </w:r>
-      <w:r>
-        <w:t xml:space="preserve">, </w:t>
-      </w:r>
-      <w:r>
-        <w:rPr>
-          <w:rFonts w:ascii="Consolas" w:cs="Consolas" w:eastAsia="Consolas" w:hAnsi="Consolas"/>
-          <w:sz w:val="18"/>
-          <w:szCs w:val="18"/>
-        </w:rPr>
-        <w:t xml:space="preserve">Done</w:t>
-      </w:r>
-      <w:r>
-        <w:t xml:space="preserve">) and every QT has a computed </w:t>
-      </w:r>
-      <w:r>
-        <w:rPr>
-          <w:rFonts w:ascii="Consolas" w:cs="Consolas" w:eastAsia="Consolas" w:hAnsi="Consolas"/>
-          <w:sz w:val="18"/>
-          <w:szCs w:val="18"/>
-        </w:rPr>
-        <w:t xml:space="preserve">step</w:t>
-      </w:r>
-      <w:r>
-        <w:t xml:space="preserve">; </w:t>
-      </w:r>
-      <w:r>
-        <w:rPr>
-          <w:rFonts w:ascii="Consolas" w:cs="Consolas" w:eastAsia="Consolas" w:hAnsi="Consolas"/>
-          <w:sz w:val="18"/>
-          <w:szCs w:val="18"/>
-        </w:rPr>
-        <w:t xml:space="preserve">GET /orders</w:t>
-      </w:r>
-      <w:r>
-        <w:t xml:space="preserve"> takes </w:t>
-      </w:r>
-      <w:r>
-        <w:rPr>
-          <w:rFonts w:ascii="Consolas" w:cs="Consolas" w:eastAsia="Consolas" w:hAnsi="Consolas"/>
-          <w:sz w:val="18"/>
-          <w:szCs w:val="18"/>
-        </w:rPr>
-        <w:t xml:space="preserve">invoiced</w:t>
-      </w:r>
-      <w:r>
-        <w:t xml:space="preserve"> (</w:t>
-      </w:r>
-      <w:r>
-        <w:rPr>
-          <w:rFonts w:ascii="Consolas" w:cs="Consolas" w:eastAsia="Consolas" w:hAnsi="Consolas"/>
-          <w:sz w:val="18"/>
-          <w:szCs w:val="18"/>
-        </w:rPr>
-        <w:t xml:space="preserve">true</w:t>
-      </w:r>
-      <w:r>
-        <w:t xml:space="preserve"> / </w:t>
-      </w:r>
-      <w:r>
-        <w:rPr>
-          <w:rFonts w:ascii="Consolas" w:cs="Consolas" w:eastAsia="Consolas" w:hAnsi="Consolas"/>
-          <w:sz w:val="18"/>
-          <w:szCs w:val="18"/>
-        </w:rPr>
-        <w:t xml:space="preserve">false</w:t>
-      </w:r>
-      <w:r>
-        <w:t xml:space="preserve">); </w:t>
-      </w:r>
-      <w:r>
-        <w:rPr>
-          <w:rFonts w:ascii="Consolas" w:cs="Consolas" w:eastAsia="Consolas" w:hAnsi="Consolas"/>
-          <w:sz w:val="18"/>
-          <w:szCs w:val="18"/>
-        </w:rPr>
-        <w:t xml:space="preserve">GET /suppliers</w:t>
-      </w:r>
-      <w:r>
-        <w:t xml:space="preserve"> takes </w:t>
-      </w:r>
-      <w:r>
-        <w:rPr>
-          <w:rFonts w:ascii="Consolas" w:cs="Consolas" w:eastAsia="Consolas" w:hAnsi="Consolas"/>
-          <w:sz w:val="18"/>
-          <w:szCs w:val="18"/>
-        </w:rPr>
-        <w:t xml:space="preserve">materialId</w:t>
-      </w:r>
-      <w:r>
-        <w:t xml:space="preserve"> and </w:t>
-      </w:r>
-      <w:r>
-        <w:rPr>
-          <w:rFonts w:ascii="Consolas" w:cs="Consolas" w:eastAsia="Consolas" w:hAnsi="Consolas"/>
-          <w:sz w:val="18"/>
-          <w:szCs w:val="18"/>
-        </w:rPr>
-        <w:t xml:space="preserve">active</w:t>
-      </w:r>
-      <w:r>
-        <w:t xml:space="preserve">, and a list row has </w:t>
-      </w:r>
-      <w:r>
-        <w:rPr>
-          <w:rFonts w:ascii="Consolas" w:cs="Consolas" w:eastAsia="Consolas" w:hAnsi="Consolas"/>
-          <w:sz w:val="18"/>
-          <w:szCs w:val="18"/>
-        </w:rPr>
-        <w:t xml:space="preserve">itemCount</w:t>
-      </w:r>
-      <w:r>
-        <w:t xml:space="preserve"> instead of </w:t>
-      </w:r>
-      <w:r>
-        <w:rPr>
-          <w:rFonts w:ascii="Consolas" w:cs="Consolas" w:eastAsia="Consolas" w:hAnsi="Consolas"/>
-          <w:sz w:val="18"/>
-          <w:szCs w:val="18"/>
-        </w:rPr>
-        <w:t xml:space="preserve">items</w:t>
-      </w:r>
-      <w:r>
-        <w:t xml:space="preserve">; a purchase order carries </w:t>
-      </w:r>
-      <w:r>
-        <w:rPr>
-          <w:rFonts w:ascii="Consolas" w:cs="Consolas" w:eastAsia="Consolas" w:hAnsi="Consolas"/>
-          <w:sz w:val="18"/>
-          <w:szCs w:val="18"/>
-        </w:rPr>
-        <w:t xml:space="preserve">supplierAddress</w:t>
-      </w:r>
-      <w:r>
-        <w:t xml:space="preserve"> and its payment is </w:t>
-      </w:r>
-      <w:r>
-        <w:rPr>
-          <w:rFonts w:ascii="Consolas" w:cs="Consolas" w:eastAsia="Consolas" w:hAnsi="Consolas"/>
-          <w:sz w:val="18"/>
-          <w:szCs w:val="18"/>
-        </w:rPr>
-        <w:t xml:space="preserve">{ paymentDate, amount, method, referenceNo, note }</w:t>
-      </w:r>
-      <w:r>
-        <w:t xml:space="preserve">.</w:t>
-      </w:r>
-    </w:p>
-    <w:p>
-      <w:pPr>
-        <w:keepNext w:val="false"/>
-        <w:spacing w:after="120"/>
-      </w:pPr>
-      <w:r>
-        <w:t xml:space="preserve">List calls take </w:t>
-      </w:r>
-      <w:r>
-        <w:rPr>
-          <w:rFonts w:ascii="Consolas" w:cs="Consolas" w:eastAsia="Consolas" w:hAnsi="Consolas"/>
-          <w:sz w:val="18"/>
-          <w:szCs w:val="18"/>
-        </w:rPr>
-        <w:t xml:space="preserve">q</w:t>
-      </w:r>
-      <w:r>
-        <w:t xml:space="preserve">, </w:t>
-      </w:r>
-      <w:r>
-        <w:rPr>
-          <w:rFonts w:ascii="Consolas" w:cs="Consolas" w:eastAsia="Consolas" w:hAnsi="Consolas"/>
-          <w:sz w:val="18"/>
-          <w:szCs w:val="18"/>
-        </w:rPr>
-        <w:t xml:space="preserve">page</w:t>
-      </w:r>
-      <w:r>
-        <w:t xml:space="preserve">, </w:t>
-      </w:r>
-      <w:r>
-        <w:rPr>
-          <w:rFonts w:ascii="Consolas" w:cs="Consolas" w:eastAsia="Consolas" w:hAnsi="Consolas"/>
-          <w:sz w:val="18"/>
-          <w:szCs w:val="18"/>
-        </w:rPr>
-        <w:t xml:space="preserve">pageSize</w:t>
-      </w:r>
-      <w:r>
-        <w:t xml:space="preserve"> and answer </w:t>
-      </w:r>
-      <w:r>
-        <w:rPr>
-          <w:rFonts w:ascii="Consolas" w:cs="Consolas" w:eastAsia="Consolas" w:hAnsi="Consolas"/>
-          <w:sz w:val="18"/>
-          <w:szCs w:val="18"/>
-        </w:rPr>
-        <w:t xml:space="preserve">meta: { page, pageSize, total }</w:t>
-      </w:r>
-      <w:r>
-        <w:t xml:space="preserve">. </w:t>
-      </w:r>
-      <w:r>
-        <w:rPr>
-          <w:rFonts w:ascii="Consolas" w:cs="Consolas" w:eastAsia="Consolas" w:hAnsi="Consolas"/>
-          <w:sz w:val="18"/>
-          <w:szCs w:val="18"/>
-        </w:rPr>
-        <w:t xml:space="preserve">/orders</w:t>
-      </w:r>
-      <w:r>
-        <w:t xml:space="preserve">, </w:t>
-      </w:r>
-      <w:r>
-        <w:rPr>
-          <w:rFonts w:ascii="Consolas" w:cs="Consolas" w:eastAsia="Consolas" w:hAnsi="Consolas"/>
-          <w:sz w:val="18"/>
-          <w:szCs w:val="18"/>
-        </w:rPr>
-        <w:t xml:space="preserve">/qt</w:t>
-      </w:r>
-      <w:r>
-        <w:t xml:space="preserve">, </w:t>
-      </w:r>
-      <w:r>
-        <w:rPr>
-          <w:rFonts w:ascii="Consolas" w:cs="Consolas" w:eastAsia="Consolas" w:hAnsi="Consolas"/>
-          <w:sz w:val="18"/>
-          <w:szCs w:val="18"/>
-        </w:rPr>
-        <w:t xml:space="preserve">/invoices</w:t>
-      </w:r>
-      <w:r>
-        <w:t xml:space="preserve"> also take </w:t>
-      </w:r>
-      <w:r>
-        <w:rPr>
-          <w:rFonts w:ascii="Consolas" w:cs="Consolas" w:eastAsia="Consolas" w:hAnsi="Consolas"/>
-          <w:sz w:val="18"/>
-          <w:szCs w:val="18"/>
-        </w:rPr>
-        <w:t xml:space="preserve">status</w:t>
-      </w:r>
-      <w:r>
-        <w:t xml:space="preserve">; </w:t>
-      </w:r>
-      <w:r>
-        <w:rPr>
-          <w:rFonts w:ascii="Consolas" w:cs="Consolas" w:eastAsia="Consolas" w:hAnsi="Consolas"/>
-          <w:sz w:val="18"/>
-          <w:szCs w:val="18"/>
-        </w:rPr>
-        <w:t xml:space="preserve">/materials</w:t>
-      </w:r>
-      <w:r>
-        <w:t xml:space="preserve"> takes </w:t>
-      </w:r>
-      <w:r>
-        <w:rPr>
-          <w:rFonts w:ascii="Consolas" w:cs="Consolas" w:eastAsia="Consolas" w:hAnsi="Consolas"/>
-          <w:sz w:val="18"/>
-          <w:szCs w:val="18"/>
-        </w:rPr>
-        <w:t xml:space="preserve">status</w:t>
-      </w:r>
-      <w:r>
-        <w:t xml:space="preserve"> = Normal / Low / Out; </w:t>
-      </w:r>
-      <w:r>
-        <w:rPr>
-          <w:rFonts w:ascii="Consolas" w:cs="Consolas" w:eastAsia="Consolas" w:hAnsi="Consolas"/>
-          <w:sz w:val="18"/>
-          <w:szCs w:val="18"/>
-        </w:rPr>
-        <w:t xml:space="preserve">/stock-changes</w:t>
-      </w:r>
-      <w:r>
-        <w:t xml:space="preserve"> takes </w:t>
-      </w:r>
-      <w:r>
-        <w:rPr>
-          <w:rFonts w:ascii="Consolas" w:cs="Consolas" w:eastAsia="Consolas" w:hAnsi="Consolas"/>
-          <w:sz w:val="18"/>
-          <w:szCs w:val="18"/>
-        </w:rPr>
-        <w:t xml:space="preserve">type</w:t>
-      </w:r>
-      <w:r>
-        <w:t xml:space="preserve">, </w:t>
-      </w:r>
-      <w:r>
-        <w:rPr>
-          <w:rFonts w:ascii="Consolas" w:cs="Consolas" w:eastAsia="Consolas" w:hAnsi="Consolas"/>
-          <w:sz w:val="18"/>
-          <w:szCs w:val="18"/>
-        </w:rPr>
-        <w:t xml:space="preserve">from</w:t>
-      </w:r>
-      <w:r>
-        <w:t xml:space="preserve">, </w:t>
-      </w:r>
-      <w:r>
-        <w:rPr>
-          <w:rFonts w:ascii="Consolas" w:cs="Consolas" w:eastAsia="Consolas" w:hAnsi="Consolas"/>
-          <w:sz w:val="18"/>
-          <w:szCs w:val="18"/>
-        </w:rPr>
-        <w:t xml:space="preserve">to</w:t>
-      </w:r>
-      <w:r>
-        <w:t xml:space="preserve">.</w:t>
-      </w:r>
-    </w:p>
-    <w:p>
-      <w:pPr>
-        <w:sectPr>
-          <w:footerReference w:type="default" r:id="rId7"/>
-          <w:pgSz w:w="16840" w:h="11907" w:orient="landscape"/>
-          <w:pgMar w:top="1021" w:right="1021" w:bottom="1021" w:left="1021" w:header="708" w:footer="708" w:gutter="0"/>
-          <w:pgNumType/>
-          <w:docGrid w:linePitch="360"/>
-        </w:sectPr>
-      </w:pPr>
-    </w:p>
-    <w:p>
-      <w:pPr>
-        <w:pStyle w:val="Heading1"/>
-        <w:keepNext/>
-      </w:pPr>
-      <w:r>
-        <w:t xml:space="preserve">3. Who may call</w:t>
-      </w:r>
-    </w:p>
-    <w:tbl>
-      <w:tblPr>
-        <w:tblW w:type="pct" w:w="100%"/>
-        <w:tblBorders>
-          <w:top w:val="single" w:color="auto" w:sz="4"/>
-          <w:left w:val="single" w:color="auto" w:sz="4"/>
-          <w:bottom w:val="single" w:color="auto" w:sz="4"/>
-          <w:right w:val="single" w:color="auto" w:sz="4"/>
-          <w:insideH w:val="single" w:color="auto" w:sz="4"/>
-          <w:insideV w:val="single" w:color="auto" w:sz="4"/>
-        </w:tblBorders>
-      </w:tblPr>
-      <w:tblGrid>
-        <w:gridCol w:w="100"/>
-        <w:gridCol w:w="100"/>
-        <w:gridCol w:w="100"/>
-        <w:gridCol w:w="100"/>
-      </w:tblGrid>
-      <w:tr>
-        <w:trPr>
-          <w:tblHeader/>
-        </w:trPr>
-        <w:tc>
-          <w:tcPr>
-            <w:tcBorders>
-              <w:top w:val="single" w:color="1e293b" w:sz="4"/>
-              <w:left w:val="single" w:color="1e293b" w:sz="4"/>
-              <w:bottom w:val="single" w:color="1e293b" w:sz="4"/>
-              <w:right w:val="single" w:color="1e293b" w:sz="4"/>
-            </w:tcBorders>
-            <w:shd w:fill="e0f2fe" w:color="auto" w:val="clear"/>
-            <w:tcMar>
-              <w:top w:type="dxa" w:w="40"/>
-              <w:left w:type="dxa" w:w="80"/>
-              <w:bottom w:type="dxa" w:w="40"/>
-              <w:right w:type="dxa" w:w="80"/>
-            </w:tcMar>
-          </w:tcPr>
-          <w:p>
-            <w:pPr>
-              <w:jc w:val="left"/>
-            </w:pPr>
-            <w:r>
-              <w:rPr>
-                <w:b/>
-                <w:bCs/>
-                <w:sz w:val="18"/>
-                <w:szCs w:val="18"/>
-              </w:rPr>
-              <w:t xml:space="preserve">Area</w:t>
-            </w:r>
-          </w:p>
-        </w:tc>
-        <w:tc>
-          <w:tcPr>
-            <w:tcBorders>
-              <w:top w:val="single" w:color="1e293b" w:sz="4"/>
-              <w:left w:val="single" w:color="1e293b" w:sz="4"/>
-              <w:bottom w:val="single" w:color="1e293b" w:sz="4"/>
-              <w:right w:val="single" w:color="1e293b" w:sz="4"/>
-            </w:tcBorders>
-            <w:shd w:fill="e0f2fe" w:color="auto" w:val="clear"/>
-            <w:tcMar>
-              <w:top w:type="dxa" w:w="40"/>
-              <w:left w:type="dxa" w:w="80"/>
-              <w:bottom w:type="dxa" w:w="40"/>
-              <w:right w:type="dxa" w:w="80"/>
-            </w:tcMar>
-          </w:tcPr>
-          <w:p>
-            <w:pPr>
-              <w:jc w:val="center"/>
-            </w:pPr>
-            <w:r>
-              <w:rPr>
-                <w:b/>
-                <w:bCs/>
-                <w:sz w:val="18"/>
-                <w:szCs w:val="18"/>
-              </w:rPr>
-              <w:t xml:space="preserve">Admin</w:t>
-            </w:r>
-          </w:p>
-        </w:tc>
-        <w:tc>
-          <w:tcPr>
-            <w:tcBorders>
-              <w:top w:val="single" w:color="1e293b" w:sz="4"/>
-              <w:left w:val="single" w:color="1e293b" w:sz="4"/>
-              <w:bottom w:val="single" w:color="1e293b" w:sz="4"/>
-              <w:right w:val="single" w:color="1e293b" w:sz="4"/>
-            </w:tcBorders>
-            <w:shd w:fill="e0f2fe" w:color="auto" w:val="clear"/>
-            <w:tcMar>
-              <w:top w:type="dxa" w:w="40"/>
-              <w:left w:type="dxa" w:w="80"/>
-              <w:bottom w:type="dxa" w:w="40"/>
-              <w:right w:type="dxa" w:w="80"/>
-            </w:tcMar>
-          </w:tcPr>
-          <w:p>
-            <w:pPr>
-              <w:jc w:val="center"/>
-            </w:pPr>
-            <w:r>
-              <w:rPr>
-                <w:b/>
-                <w:bCs/>
-                <w:sz w:val="18"/>
-                <w:szCs w:val="18"/>
-              </w:rPr>
-              <w:t xml:space="preserve">Sale Worker (</w:t>
-            </w:r>
-            <w:r>
-              <w:rPr>
-                <w:rFonts w:ascii="Consolas" w:cs="Consolas" w:eastAsia="Consolas" w:hAnsi="Consolas"/>
-                <w:b/>
-                <w:bCs/>
-                <w:sz w:val="18"/>
-                <w:szCs w:val="18"/>
-              </w:rPr>
-              <w:t xml:space="preserve">Sales</w:t>
-            </w:r>
-            <w:r>
-              <w:rPr>
-                <w:b/>
-                <w:bCs/>
-                <w:sz w:val="18"/>
-                <w:szCs w:val="18"/>
-              </w:rPr>
-              <w:t xml:space="preserve">)</w:t>
-            </w:r>
-          </w:p>
-        </w:tc>
-        <w:tc>
-          <w:tcPr>
-            <w:tcBorders>
-              <w:top w:val="single" w:color="1e293b" w:sz="4"/>
-              <w:left w:val="single" w:color="1e293b" w:sz="4"/>
-              <w:bottom w:val="single" w:color="1e293b" w:sz="4"/>
-              <w:right w:val="single" w:color="1e293b" w:sz="4"/>
-            </w:tcBorders>
-            <w:shd w:fill="e0f2fe" w:color="auto" w:val="clear"/>
-            <w:tcMar>
-              <w:top w:type="dxa" w:w="40"/>
-              <w:left w:type="dxa" w:w="80"/>
-              <w:bottom w:type="dxa" w:w="40"/>
-              <w:right w:type="dxa" w:w="80"/>
-            </w:tcMar>
-          </w:tcPr>
-          <w:p>
-            <w:pPr>
-              <w:jc w:val="center"/>
-            </w:pPr>
-            <w:r>
-              <w:rPr>
-                <w:b/>
-                <w:bCs/>
-                <w:sz w:val="18"/>
-                <w:szCs w:val="18"/>
-              </w:rPr>
-              <w:t xml:space="preserve">Factory Worker (</w:t>
-            </w:r>
-            <w:r>
-              <w:rPr>
-                <w:rFonts w:ascii="Consolas" w:cs="Consolas" w:eastAsia="Consolas" w:hAnsi="Consolas"/>
-                <w:b/>
-                <w:bCs/>
-                <w:sz w:val="18"/>
-                <w:szCs w:val="18"/>
-              </w:rPr>
-              <w:t xml:space="preserve">Factory</w:t>
-            </w:r>
-            <w:r>
-              <w:rPr>
-                <w:b/>
-                <w:bCs/>
-                <w:sz w:val="18"/>
-                <w:szCs w:val="18"/>
-              </w:rPr>
-              <w:t xml:space="preserve">)</w:t>
-            </w:r>
-          </w:p>
-        </w:tc>
-      </w:tr>
-      <w:tr>
-        <w:trPr>
-          <w:cantSplit/>
-        </w:trPr>
-        <w:tc>
-          <w:tcPr>
-            <w:tcBorders>
-              <w:top w:val="single" w:color="1e293b" w:sz="4"/>
-              <w:left w:val="single" w:color="1e293b" w:sz="4"/>
-              <w:bottom w:val="single" w:color="1e293b" w:sz="4"/>
-              <w:right w:val="single" w:color="1e293b" w:sz="4"/>
-            </w:tcBorders>
-            <w:tcMar>
-              <w:top w:type="dxa" w:w="40"/>
-              <w:left w:type="dxa" w:w="80"/>
-              <w:bottom w:type="dxa" w:w="40"/>
-              <w:right w:type="dxa" w:w="80"/>
-            </w:tcMar>
-          </w:tcPr>
-          <w:p>
-            <w:pPr>
-              <w:jc w:val="left"/>
-            </w:pPr>
-            <w:r>
-              <w:rPr>
-                <w:b w:val="false"/>
-                <w:bCs w:val="false"/>
-                <w:sz w:val="18"/>
-                <w:szCs w:val="18"/>
-              </w:rPr>
-              <w:t xml:space="preserve">Dashboard, products read, materials read, stock history, orders read</w:t>
-            </w:r>
-          </w:p>
-        </w:tc>
-        <w:tc>
-          <w:tcPr>
-            <w:tcBorders>
-              <w:top w:val="single" w:color="1e293b" w:sz="4"/>
-              <w:left w:val="single" w:color="1e293b" w:sz="4"/>
-              <w:bottom w:val="single" w:color="1e293b" w:sz="4"/>
-              <w:right w:val="single" w:color="1e293b" w:sz="4"/>
-            </w:tcBorders>
-            <w:tcMar>
-              <w:top w:type="dxa" w:w="40"/>
-              <w:left w:type="dxa" w:w="80"/>
-              <w:bottom w:type="dxa" w:w="40"/>
-              <w:right w:type="dxa" w:w="80"/>
-            </w:tcMar>
-          </w:tcPr>
-          <w:p>
-            <w:pPr>
-              <w:jc w:val="center"/>
-            </w:pPr>
-            <w:r>
-              <w:rPr>
-                <w:b w:val="false"/>
-                <w:bCs w:val="false"/>
-                <w:sz w:val="18"/>
-                <w:szCs w:val="18"/>
-              </w:rPr>
-              <w:t xml:space="preserve">yes</w:t>
-            </w:r>
-          </w:p>
-        </w:tc>
-        <w:tc>
-          <w:tcPr>
-            <w:tcBorders>
-              <w:top w:val="single" w:color="1e293b" w:sz="4"/>
-              <w:left w:val="single" w:color="1e293b" w:sz="4"/>
-              <w:bottom w:val="single" w:color="1e293b" w:sz="4"/>
-              <w:right w:val="single" w:color="1e293b" w:sz="4"/>
-            </w:tcBorders>
-            <w:tcMar>
-              <w:top w:type="dxa" w:w="40"/>
-              <w:left w:type="dxa" w:w="80"/>
-              <w:bottom w:type="dxa" w:w="40"/>
-              <w:right w:type="dxa" w:w="80"/>
-            </w:tcMar>
-          </w:tcPr>
-          <w:p>
-            <w:pPr>
-              <w:jc w:val="center"/>
-            </w:pPr>
-            <w:r>
-              <w:rPr>
-                <w:b w:val="false"/>
-                <w:bCs w:val="false"/>
-                <w:sz w:val="18"/>
-                <w:szCs w:val="18"/>
-              </w:rPr>
-              <w:t xml:space="preserve">yes</w:t>
-            </w:r>
-          </w:p>
-        </w:tc>
-        <w:tc>
-          <w:tcPr>
-            <w:tcBorders>
-              <w:top w:val="single" w:color="1e293b" w:sz="4"/>
-              <w:left w:val="single" w:color="1e293b" w:sz="4"/>
-              <w:bottom w:val="single" w:color="1e293b" w:sz="4"/>
-              <w:right w:val="single" w:color="1e293b" w:sz="4"/>
-            </w:tcBorders>
-            <w:tcMar>
-              <w:top w:type="dxa" w:w="40"/>
-              <w:left w:type="dxa" w:w="80"/>
-              <w:bottom w:type="dxa" w:w="40"/>
-              <w:right w:type="dxa" w:w="80"/>
-            </w:tcMar>
-          </w:tcPr>
-          <w:p>
-            <w:pPr>
-              <w:jc w:val="center"/>
-            </w:pPr>
-            <w:r>
-              <w:rPr>
-                <w:b w:val="false"/>
-                <w:bCs w:val="false"/>
-                <w:sz w:val="18"/>
-                <w:szCs w:val="18"/>
-              </w:rPr>
-              <w:t xml:space="preserve">yes</w:t>
-            </w:r>
-          </w:p>
-        </w:tc>
-      </w:tr>
-      <w:tr>
-        <w:trPr>
-          <w:cantSplit/>
-        </w:trPr>
-        <w:tc>
-          <w:tcPr>
-            <w:tcBorders>
-              <w:top w:val="single" w:color="1e293b" w:sz="4"/>
-              <w:left w:val="single" w:color="1e293b" w:sz="4"/>
-              <w:bottom w:val="single" w:color="1e293b" w:sz="4"/>
-              <w:right w:val="single" w:color="1e293b" w:sz="4"/>
-            </w:tcBorders>
-            <w:tcMar>
-              <w:top w:type="dxa" w:w="40"/>
-              <w:left w:type="dxa" w:w="80"/>
-              <w:bottom w:type="dxa" w:w="40"/>
-              <w:right w:type="dxa" w:w="80"/>
-            </w:tcMar>
-          </w:tcPr>
-          <w:p>
-            <w:pPr>
-              <w:jc w:val="left"/>
-            </w:pPr>
-            <w:r>
-              <w:rPr>
-                <w:b w:val="false"/>
-                <w:bCs w:val="false"/>
-                <w:sz w:val="18"/>
-                <w:szCs w:val="18"/>
-              </w:rPr>
-              <w:t xml:space="preserve">Customers read</w:t>
-            </w:r>
-          </w:p>
-        </w:tc>
-        <w:tc>
-          <w:tcPr>
-            <w:tcBorders>
-              <w:top w:val="single" w:color="1e293b" w:sz="4"/>
-              <w:left w:val="single" w:color="1e293b" w:sz="4"/>
-              <w:bottom w:val="single" w:color="1e293b" w:sz="4"/>
-              <w:right w:val="single" w:color="1e293b" w:sz="4"/>
-            </w:tcBorders>
-            <w:tcMar>
-              <w:top w:type="dxa" w:w="40"/>
-              <w:left w:type="dxa" w:w="80"/>
-              <w:bottom w:type="dxa" w:w="40"/>
-              <w:right w:type="dxa" w:w="80"/>
-            </w:tcMar>
-          </w:tcPr>
-          <w:p>
-            <w:pPr>
-              <w:jc w:val="center"/>
-            </w:pPr>
-            <w:r>
-              <w:rPr>
-                <w:b w:val="false"/>
-                <w:bCs w:val="false"/>
-                <w:sz w:val="18"/>
-                <w:szCs w:val="18"/>
-              </w:rPr>
-              <w:t xml:space="preserve">yes</w:t>
-            </w:r>
-          </w:p>
-        </w:tc>
-        <w:tc>
-          <w:tcPr>
-            <w:tcBorders>
-              <w:top w:val="single" w:color="1e293b" w:sz="4"/>
-              <w:left w:val="single" w:color="1e293b" w:sz="4"/>
-              <w:bottom w:val="single" w:color="1e293b" w:sz="4"/>
-              <w:right w:val="single" w:color="1e293b" w:sz="4"/>
-            </w:tcBorders>
-            <w:tcMar>
-              <w:top w:type="dxa" w:w="40"/>
-              <w:left w:type="dxa" w:w="80"/>
-              <w:bottom w:type="dxa" w:w="40"/>
-              <w:right w:type="dxa" w:w="80"/>
-            </w:tcMar>
-          </w:tcPr>
-          <w:p>
-            <w:pPr>
-              <w:jc w:val="center"/>
-            </w:pPr>
-            <w:r>
-              <w:rPr>
-                <w:b w:val="false"/>
-                <w:bCs w:val="false"/>
-                <w:sz w:val="18"/>
-                <w:szCs w:val="18"/>
-              </w:rPr>
-              <w:t xml:space="preserve">yes</w:t>
-            </w:r>
-          </w:p>
-        </w:tc>
-        <w:tc>
-          <w:tcPr>
-            <w:tcBorders>
-              <w:top w:val="single" w:color="1e293b" w:sz="4"/>
-              <w:left w:val="single" w:color="1e293b" w:sz="4"/>
-              <w:bottom w:val="single" w:color="1e293b" w:sz="4"/>
-              <w:right w:val="single" w:color="1e293b" w:sz="4"/>
-            </w:tcBorders>
-            <w:tcMar>
-              <w:top w:type="dxa" w:w="40"/>
-              <w:left w:type="dxa" w:w="80"/>
-              <w:bottom w:type="dxa" w:w="40"/>
-              <w:right w:type="dxa" w:w="80"/>
-            </w:tcMar>
-          </w:tcPr>
-          <w:p>
-            <w:pPr>
-              <w:jc w:val="center"/>
-            </w:pPr>
-            <w:r>
-              <w:rPr>
-                <w:b w:val="false"/>
-                <w:bCs w:val="false"/>
-                <w:sz w:val="18"/>
-                <w:szCs w:val="18"/>
-              </w:rPr>
-              <w:t xml:space="preserve">403</w:t>
-            </w:r>
-          </w:p>
-        </w:tc>
-      </w:tr>
-      <w:tr>
-        <w:trPr>
-          <w:cantSplit/>
-        </w:trPr>
-        <w:tc>
-          <w:tcPr>
-            <w:tcBorders>
-              <w:top w:val="single" w:color="1e293b" w:sz="4"/>
-              <w:left w:val="single" w:color="1e293b" w:sz="4"/>
-              <w:bottom w:val="single" w:color="1e293b" w:sz="4"/>
-              <w:right w:val="single" w:color="1e293b" w:sz="4"/>
-            </w:tcBorders>
-            <w:tcMar>
-              <w:top w:type="dxa" w:w="40"/>
-              <w:left w:type="dxa" w:w="80"/>
-              <w:bottom w:type="dxa" w:w="40"/>
-              <w:right w:type="dxa" w:w="80"/>
-            </w:tcMar>
-          </w:tcPr>
-          <w:p>
-            <w:pPr>
-              <w:jc w:val="left"/>
-            </w:pPr>
-            <w:r>
-              <w:rPr>
-                <w:b w:val="false"/>
-                <w:bCs w:val="false"/>
-                <w:sz w:val="18"/>
-                <w:szCs w:val="18"/>
-              </w:rPr>
-              <w:t xml:space="preserve">Customers, products, materials, users write</w:t>
-            </w:r>
-          </w:p>
-        </w:tc>
-        <w:tc>
-          <w:tcPr>
-            <w:tcBorders>
-              <w:top w:val="single" w:color="1e293b" w:sz="4"/>
-              <w:left w:val="single" w:color="1e293b" w:sz="4"/>
-              <w:bottom w:val="single" w:color="1e293b" w:sz="4"/>
-              <w:right w:val="single" w:color="1e293b" w:sz="4"/>
-            </w:tcBorders>
-            <w:tcMar>
-              <w:top w:type="dxa" w:w="40"/>
-              <w:left w:type="dxa" w:w="80"/>
-              <w:bottom w:type="dxa" w:w="40"/>
-              <w:right w:type="dxa" w:w="80"/>
-            </w:tcMar>
-          </w:tcPr>
-          <w:p>
-            <w:pPr>
-              <w:jc w:val="center"/>
-            </w:pPr>
-            <w:r>
-              <w:rPr>
-                <w:b w:val="false"/>
-                <w:bCs w:val="false"/>
-                <w:sz w:val="18"/>
-                <w:szCs w:val="18"/>
-              </w:rPr>
-              <w:t xml:space="preserve">yes</w:t>
-            </w:r>
-          </w:p>
-        </w:tc>
-        <w:tc>
-          <w:tcPr>
-            <w:tcBorders>
-              <w:top w:val="single" w:color="1e293b" w:sz="4"/>
-              <w:left w:val="single" w:color="1e293b" w:sz="4"/>
-              <w:bottom w:val="single" w:color="1e293b" w:sz="4"/>
-              <w:right w:val="single" w:color="1e293b" w:sz="4"/>
-            </w:tcBorders>
-            <w:tcMar>
-              <w:top w:type="dxa" w:w="40"/>
-              <w:left w:type="dxa" w:w="80"/>
-              <w:bottom w:type="dxa" w:w="40"/>
-              <w:right w:type="dxa" w:w="80"/>
-            </w:tcMar>
-          </w:tcPr>
-          <w:p>
-            <w:pPr>
-              <w:jc w:val="center"/>
-            </w:pPr>
-            <w:r>
-              <w:rPr>
-                <w:b w:val="false"/>
-                <w:bCs w:val="false"/>
-                <w:sz w:val="18"/>
-                <w:szCs w:val="18"/>
-              </w:rPr>
-              <w:t xml:space="preserve">403</w:t>
-            </w:r>
-          </w:p>
-        </w:tc>
-        <w:tc>
-          <w:tcPr>
-            <w:tcBorders>
-              <w:top w:val="single" w:color="1e293b" w:sz="4"/>
-              <w:left w:val="single" w:color="1e293b" w:sz="4"/>
-              <w:bottom w:val="single" w:color="1e293b" w:sz="4"/>
-              <w:right w:val="single" w:color="1e293b" w:sz="4"/>
-            </w:tcBorders>
-            <w:tcMar>
-              <w:top w:type="dxa" w:w="40"/>
-              <w:left w:type="dxa" w:w="80"/>
-              <w:bottom w:type="dxa" w:w="40"/>
-              <w:right w:type="dxa" w:w="80"/>
-            </w:tcMar>
-          </w:tcPr>
-          <w:p>
-            <w:pPr>
-              <w:jc w:val="center"/>
-            </w:pPr>
-            <w:r>
-              <w:rPr>
-                <w:b w:val="false"/>
-                <w:bCs w:val="false"/>
-                <w:sz w:val="18"/>
-                <w:szCs w:val="18"/>
-              </w:rPr>
-              <w:t xml:space="preserve">403</w:t>
-            </w:r>
-          </w:p>
-        </w:tc>
-      </w:tr>
-      <w:tr>
-        <w:trPr>
-          <w:cantSplit/>
-        </w:trPr>
-        <w:tc>
-          <w:tcPr>
-            <w:tcBorders>
-              <w:top w:val="single" w:color="1e293b" w:sz="4"/>
-              <w:left w:val="single" w:color="1e293b" w:sz="4"/>
-              <w:bottom w:val="single" w:color="1e293b" w:sz="4"/>
-              <w:right w:val="single" w:color="1e293b" w:sz="4"/>
-            </w:tcBorders>
-            <w:tcMar>
-              <w:top w:type="dxa" w:w="40"/>
-              <w:left w:type="dxa" w:w="80"/>
-              <w:bottom w:type="dxa" w:w="40"/>
-              <w:right w:type="dxa" w:w="80"/>
-            </w:tcMar>
-          </w:tcPr>
-          <w:p>
-            <w:pPr>
-              <w:jc w:val="left"/>
-            </w:pPr>
-            <w:r>
-              <w:rPr>
-                <w:b w:val="false"/>
-                <w:bCs w:val="false"/>
-                <w:sz w:val="18"/>
-                <w:szCs w:val="18"/>
-              </w:rPr>
-              <w:t xml:space="preserve">Users read</w:t>
-            </w:r>
-          </w:p>
-        </w:tc>
-        <w:tc>
-          <w:tcPr>
-            <w:tcBorders>
-              <w:top w:val="single" w:color="1e293b" w:sz="4"/>
-              <w:left w:val="single" w:color="1e293b" w:sz="4"/>
-              <w:bottom w:val="single" w:color="1e293b" w:sz="4"/>
-              <w:right w:val="single" w:color="1e293b" w:sz="4"/>
-            </w:tcBorders>
-            <w:tcMar>
-              <w:top w:type="dxa" w:w="40"/>
-              <w:left w:type="dxa" w:w="80"/>
-              <w:bottom w:type="dxa" w:w="40"/>
-              <w:right w:type="dxa" w:w="80"/>
-            </w:tcMar>
-          </w:tcPr>
-          <w:p>
-            <w:pPr>
-              <w:jc w:val="center"/>
-            </w:pPr>
-            <w:r>
-              <w:rPr>
-                <w:b w:val="false"/>
-                <w:bCs w:val="false"/>
-                <w:sz w:val="18"/>
-                <w:szCs w:val="18"/>
-              </w:rPr>
-              <w:t xml:space="preserve">yes</w:t>
-            </w:r>
-          </w:p>
-        </w:tc>
-        <w:tc>
-          <w:tcPr>
-            <w:tcBorders>
-              <w:top w:val="single" w:color="1e293b" w:sz="4"/>
-              <w:left w:val="single" w:color="1e293b" w:sz="4"/>
-              <w:bottom w:val="single" w:color="1e293b" w:sz="4"/>
-              <w:right w:val="single" w:color="1e293b" w:sz="4"/>
-            </w:tcBorders>
-            <w:tcMar>
-              <w:top w:type="dxa" w:w="40"/>
-              <w:left w:type="dxa" w:w="80"/>
-              <w:bottom w:type="dxa" w:w="40"/>
-              <w:right w:type="dxa" w:w="80"/>
-            </w:tcMar>
-          </w:tcPr>
-          <w:p>
-            <w:pPr>
-              <w:jc w:val="center"/>
-            </w:pPr>
-            <w:r>
-              <w:rPr>
-                <w:b w:val="false"/>
-                <w:bCs w:val="false"/>
-                <w:sz w:val="18"/>
-                <w:szCs w:val="18"/>
-              </w:rPr>
-              <w:t xml:space="preserve">403</w:t>
-            </w:r>
-          </w:p>
-        </w:tc>
-        <w:tc>
-          <w:tcPr>
-            <w:tcBorders>
-              <w:top w:val="single" w:color="1e293b" w:sz="4"/>
-              <w:left w:val="single" w:color="1e293b" w:sz="4"/>
-              <w:bottom w:val="single" w:color="1e293b" w:sz="4"/>
-              <w:right w:val="single" w:color="1e293b" w:sz="4"/>
-            </w:tcBorders>
-            <w:tcMar>
-              <w:top w:type="dxa" w:w="40"/>
-              <w:left w:type="dxa" w:w="80"/>
-              <w:bottom w:type="dxa" w:w="40"/>
-              <w:right w:type="dxa" w:w="80"/>
-            </w:tcMar>
-          </w:tcPr>
-          <w:p>
-            <w:pPr>
-              <w:jc w:val="center"/>
-            </w:pPr>
-            <w:r>
-              <w:rPr>
-                <w:b w:val="false"/>
-                <w:bCs w:val="false"/>
-                <w:sz w:val="18"/>
-                <w:szCs w:val="18"/>
-              </w:rPr>
-              <w:t xml:space="preserve">403</w:t>
-            </w:r>
-          </w:p>
-        </w:tc>
-      </w:tr>
-      <w:tr>
-        <w:trPr>
-          <w:cantSplit/>
-        </w:trPr>
-        <w:tc>
-          <w:tcPr>
-            <w:tcBorders>
-              <w:top w:val="single" w:color="1e293b" w:sz="4"/>
-              <w:left w:val="single" w:color="1e293b" w:sz="4"/>
-              <w:bottom w:val="single" w:color="1e293b" w:sz="4"/>
-              <w:right w:val="single" w:color="1e293b" w:sz="4"/>
-            </w:tcBorders>
-            <w:tcMar>
-              <w:top w:type="dxa" w:w="40"/>
-              <w:left w:type="dxa" w:w="80"/>
-              <w:bottom w:type="dxa" w:w="40"/>
-              <w:right w:type="dxa" w:w="80"/>
-            </w:tcMar>
-          </w:tcPr>
-          <w:p>
-            <w:pPr>
-              <w:jc w:val="left"/>
-            </w:pPr>
-            <w:r>
-              <w:rPr>
-                <w:b w:val="false"/>
-                <w:bCs w:val="false"/>
-                <w:sz w:val="18"/>
-                <w:szCs w:val="18"/>
-              </w:rPr>
-              <w:t xml:space="preserve">QT (all calls, Confirm, delete a Draft)</w:t>
-            </w:r>
-          </w:p>
-        </w:tc>
-        <w:tc>
-          <w:tcPr>
-            <w:tcBorders>
-              <w:top w:val="single" w:color="1e293b" w:sz="4"/>
-              <w:left w:val="single" w:color="1e293b" w:sz="4"/>
-              <w:bottom w:val="single" w:color="1e293b" w:sz="4"/>
-              <w:right w:val="single" w:color="1e293b" w:sz="4"/>
-            </w:tcBorders>
-            <w:tcMar>
-              <w:top w:type="dxa" w:w="40"/>
-              <w:left w:type="dxa" w:w="80"/>
-              <w:bottom w:type="dxa" w:w="40"/>
-              <w:right w:type="dxa" w:w="80"/>
-            </w:tcMar>
-          </w:tcPr>
-          <w:p>
-            <w:pPr>
-              <w:jc w:val="center"/>
-            </w:pPr>
-            <w:r>
-              <w:rPr>
-                <w:b w:val="false"/>
-                <w:bCs w:val="false"/>
-                <w:sz w:val="18"/>
-                <w:szCs w:val="18"/>
-              </w:rPr>
-              <w:t xml:space="preserve">yes</w:t>
-            </w:r>
-          </w:p>
-        </w:tc>
-        <w:tc>
-          <w:tcPr>
-            <w:tcBorders>
-              <w:top w:val="single" w:color="1e293b" w:sz="4"/>
-              <w:left w:val="single" w:color="1e293b" w:sz="4"/>
-              <w:bottom w:val="single" w:color="1e293b" w:sz="4"/>
-              <w:right w:val="single" w:color="1e293b" w:sz="4"/>
-            </w:tcBorders>
-            <w:tcMar>
-              <w:top w:type="dxa" w:w="40"/>
-              <w:left w:type="dxa" w:w="80"/>
-              <w:bottom w:type="dxa" w:w="40"/>
-              <w:right w:type="dxa" w:w="80"/>
-            </w:tcMar>
-          </w:tcPr>
-          <w:p>
-            <w:pPr>
-              <w:jc w:val="center"/>
-            </w:pPr>
-            <w:r>
-              <w:rPr>
-                <w:b w:val="false"/>
-                <w:bCs w:val="false"/>
-                <w:sz w:val="18"/>
-                <w:szCs w:val="18"/>
-              </w:rPr>
-              <w:t xml:space="preserve">yes</w:t>
-            </w:r>
-          </w:p>
-        </w:tc>
-        <w:tc>
-          <w:tcPr>
-            <w:tcBorders>
-              <w:top w:val="single" w:color="1e293b" w:sz="4"/>
-              <w:left w:val="single" w:color="1e293b" w:sz="4"/>
-              <w:bottom w:val="single" w:color="1e293b" w:sz="4"/>
-              <w:right w:val="single" w:color="1e293b" w:sz="4"/>
-            </w:tcBorders>
-            <w:tcMar>
-              <w:top w:type="dxa" w:w="40"/>
-              <w:left w:type="dxa" w:w="80"/>
-              <w:bottom w:type="dxa" w:w="40"/>
-              <w:right w:type="dxa" w:w="80"/>
-            </w:tcMar>
-          </w:tcPr>
-          <w:p>
-            <w:pPr>
-              <w:jc w:val="center"/>
-            </w:pPr>
-            <w:r>
-              <w:rPr>
-                <w:b w:val="false"/>
-                <w:bCs w:val="false"/>
-                <w:sz w:val="18"/>
-                <w:szCs w:val="18"/>
-              </w:rPr>
-              <w:t xml:space="preserve">403</w:t>
-            </w:r>
-          </w:p>
-        </w:tc>
-      </w:tr>
-      <w:tr>
-        <w:trPr>
-          <w:cantSplit/>
-        </w:trPr>
-        <w:tc>
-          <w:tcPr>
-            <w:tcBorders>
-              <w:top w:val="single" w:color="1e293b" w:sz="4"/>
-              <w:left w:val="single" w:color="1e293b" w:sz="4"/>
-              <w:bottom w:val="single" w:color="1e293b" w:sz="4"/>
-              <w:right w:val="single" w:color="1e293b" w:sz="4"/>
-            </w:tcBorders>
-            <w:tcMar>
-              <w:top w:type="dxa" w:w="40"/>
-              <w:left w:type="dxa" w:w="80"/>
-              <w:bottom w:type="dxa" w:w="40"/>
-              <w:right w:type="dxa" w:w="80"/>
-            </w:tcMar>
-          </w:tcPr>
-          <w:p>
-            <w:pPr>
-              <w:jc w:val="left"/>
-            </w:pPr>
-            <w:r>
-              <w:rPr>
-                <w:rFonts w:ascii="Consolas" w:cs="Consolas" w:eastAsia="Consolas" w:hAnsi="Consolas"/>
-                <w:b w:val="false"/>
-                <w:bCs w:val="false"/>
-                <w:sz w:val="18"/>
-                <w:szCs w:val="18"/>
-              </w:rPr>
-              <w:t xml:space="preserve">PUT /orders/:id</w:t>
-            </w:r>
-            <w:r>
-              <w:rPr>
-                <w:b w:val="false"/>
-                <w:bCs w:val="false"/>
-                <w:sz w:val="18"/>
-                <w:szCs w:val="18"/>
-              </w:rPr>
-              <w:t xml:space="preserve"> (before start)</w:t>
-            </w:r>
-          </w:p>
-        </w:tc>
-        <w:tc>
-          <w:tcPr>
-            <w:tcBorders>
-              <w:top w:val="single" w:color="1e293b" w:sz="4"/>
-              <w:left w:val="single" w:color="1e293b" w:sz="4"/>
-              <w:bottom w:val="single" w:color="1e293b" w:sz="4"/>
-              <w:right w:val="single" w:color="1e293b" w:sz="4"/>
-            </w:tcBorders>
-            <w:tcMar>
-              <w:top w:type="dxa" w:w="40"/>
-              <w:left w:type="dxa" w:w="80"/>
-              <w:bottom w:type="dxa" w:w="40"/>
-              <w:right w:type="dxa" w:w="80"/>
-            </w:tcMar>
-          </w:tcPr>
-          <w:p>
-            <w:pPr>
-              <w:jc w:val="center"/>
-            </w:pPr>
-            <w:r>
-              <w:rPr>
-                <w:b w:val="false"/>
-                <w:bCs w:val="false"/>
-                <w:sz w:val="18"/>
-                <w:szCs w:val="18"/>
-              </w:rPr>
-              <w:t xml:space="preserve">yes</w:t>
-            </w:r>
-          </w:p>
-        </w:tc>
-        <w:tc>
-          <w:tcPr>
-            <w:tcBorders>
-              <w:top w:val="single" w:color="1e293b" w:sz="4"/>
-              <w:left w:val="single" w:color="1e293b" w:sz="4"/>
-              <w:bottom w:val="single" w:color="1e293b" w:sz="4"/>
-              <w:right w:val="single" w:color="1e293b" w:sz="4"/>
-            </w:tcBorders>
-            <w:tcMar>
-              <w:top w:type="dxa" w:w="40"/>
-              <w:left w:type="dxa" w:w="80"/>
-              <w:bottom w:type="dxa" w:w="40"/>
-              <w:right w:type="dxa" w:w="80"/>
-            </w:tcMar>
-          </w:tcPr>
-          <w:p>
-            <w:pPr>
-              <w:jc w:val="center"/>
-            </w:pPr>
-            <w:r>
-              <w:rPr>
-                <w:b w:val="false"/>
-                <w:bCs w:val="false"/>
-                <w:sz w:val="18"/>
-                <w:szCs w:val="18"/>
-              </w:rPr>
-              <w:t xml:space="preserve">403</w:t>
-            </w:r>
-          </w:p>
-        </w:tc>
-        <w:tc>
-          <w:tcPr>
-            <w:tcBorders>
-              <w:top w:val="single" w:color="1e293b" w:sz="4"/>
-              <w:left w:val="single" w:color="1e293b" w:sz="4"/>
-              <w:bottom w:val="single" w:color="1e293b" w:sz="4"/>
-              <w:right w:val="single" w:color="1e293b" w:sz="4"/>
-            </w:tcBorders>
-            <w:tcMar>
-              <w:top w:type="dxa" w:w="40"/>
-              <w:left w:type="dxa" w:w="80"/>
-              <w:bottom w:type="dxa" w:w="40"/>
-              <w:right w:type="dxa" w:w="80"/>
-            </w:tcMar>
-          </w:tcPr>
-          <w:p>
-            <w:pPr>
-              <w:jc w:val="center"/>
-            </w:pPr>
-            <w:r>
-              <w:rPr>
-                <w:b w:val="false"/>
-                <w:bCs w:val="false"/>
-                <w:sz w:val="18"/>
-                <w:szCs w:val="18"/>
-              </w:rPr>
-              <w:t xml:space="preserve">yes</w:t>
-            </w:r>
-          </w:p>
-        </w:tc>
-      </w:tr>
-      <w:tr>
-        <w:trPr>
-          <w:cantSplit/>
-        </w:trPr>
-        <w:tc>
-          <w:tcPr>
-            <w:tcBorders>
-              <w:top w:val="single" w:color="1e293b" w:sz="4"/>
-              <w:left w:val="single" w:color="1e293b" w:sz="4"/>
-              <w:bottom w:val="single" w:color="1e293b" w:sz="4"/>
-              <w:right w:val="single" w:color="1e293b" w:sz="4"/>
-            </w:tcBorders>
-            <w:tcMar>
-              <w:top w:type="dxa" w:w="40"/>
-              <w:left w:type="dxa" w:w="80"/>
-              <w:bottom w:type="dxa" w:w="40"/>
-              <w:right w:type="dxa" w:w="80"/>
-            </w:tcMar>
-          </w:tcPr>
-          <w:p>
-            <w:pPr>
-              <w:jc w:val="left"/>
-            </w:pPr>
-            <w:r>
-              <w:rPr>
-                <w:rFonts w:ascii="Consolas" w:cs="Consolas" w:eastAsia="Consolas" w:hAnsi="Consolas"/>
-                <w:b w:val="false"/>
-                <w:bCs w:val="false"/>
-                <w:sz w:val="18"/>
-                <w:szCs w:val="18"/>
-              </w:rPr>
-              <w:t xml:space="preserve">POST /orders/:id/start</w:t>
-            </w:r>
-            <w:r>
-              <w:rPr>
-                <w:b w:val="false"/>
-                <w:bCs w:val="false"/>
-                <w:sz w:val="18"/>
-                <w:szCs w:val="18"/>
-              </w:rPr>
-              <w:t xml:space="preserve">, </w:t>
-            </w:r>
-            <w:r>
-              <w:rPr>
-                <w:rFonts w:ascii="Consolas" w:cs="Consolas" w:eastAsia="Consolas" w:hAnsi="Consolas"/>
-                <w:b w:val="false"/>
-                <w:bCs w:val="false"/>
-                <w:sz w:val="18"/>
-                <w:szCs w:val="18"/>
-              </w:rPr>
-              <w:t xml:space="preserve">/progress</w:t>
-            </w:r>
-          </w:p>
-        </w:tc>
-        <w:tc>
-          <w:tcPr>
-            <w:tcBorders>
-              <w:top w:val="single" w:color="1e293b" w:sz="4"/>
-              <w:left w:val="single" w:color="1e293b" w:sz="4"/>
-              <w:bottom w:val="single" w:color="1e293b" w:sz="4"/>
-              <w:right w:val="single" w:color="1e293b" w:sz="4"/>
-            </w:tcBorders>
-            <w:tcMar>
-              <w:top w:type="dxa" w:w="40"/>
-              <w:left w:type="dxa" w:w="80"/>
-              <w:bottom w:type="dxa" w:w="40"/>
-              <w:right w:type="dxa" w:w="80"/>
-            </w:tcMar>
-          </w:tcPr>
-          <w:p>
-            <w:pPr>
-              <w:jc w:val="center"/>
-            </w:pPr>
-            <w:r>
-              <w:rPr>
-                <w:b w:val="false"/>
-                <w:bCs w:val="false"/>
-                <w:sz w:val="18"/>
-                <w:szCs w:val="18"/>
-              </w:rPr>
-              <w:t xml:space="preserve">yes</w:t>
-            </w:r>
-          </w:p>
-        </w:tc>
-        <w:tc>
-          <w:tcPr>
-            <w:tcBorders>
-              <w:top w:val="single" w:color="1e293b" w:sz="4"/>
-              <w:left w:val="single" w:color="1e293b" w:sz="4"/>
-              <w:bottom w:val="single" w:color="1e293b" w:sz="4"/>
-              <w:right w:val="single" w:color="1e293b" w:sz="4"/>
-            </w:tcBorders>
-            <w:tcMar>
-              <w:top w:type="dxa" w:w="40"/>
-              <w:left w:type="dxa" w:w="80"/>
-              <w:bottom w:type="dxa" w:w="40"/>
-              <w:right w:type="dxa" w:w="80"/>
-            </w:tcMar>
-          </w:tcPr>
-          <w:p>
-            <w:pPr>
-              <w:jc w:val="center"/>
-            </w:pPr>
-            <w:r>
-              <w:rPr>
-                <w:b w:val="false"/>
-                <w:bCs w:val="false"/>
-                <w:sz w:val="18"/>
-                <w:szCs w:val="18"/>
-              </w:rPr>
-              <w:t xml:space="preserve">403</w:t>
-            </w:r>
-          </w:p>
-        </w:tc>
-        <w:tc>
-          <w:tcPr>
-            <w:tcBorders>
-              <w:top w:val="single" w:color="1e293b" w:sz="4"/>
-              <w:left w:val="single" w:color="1e293b" w:sz="4"/>
-              <w:bottom w:val="single" w:color="1e293b" w:sz="4"/>
-              <w:right w:val="single" w:color="1e293b" w:sz="4"/>
-            </w:tcBorders>
-            <w:tcMar>
-              <w:top w:type="dxa" w:w="40"/>
-              <w:left w:type="dxa" w:w="80"/>
-              <w:bottom w:type="dxa" w:w="40"/>
-              <w:right w:type="dxa" w:w="80"/>
-            </w:tcMar>
-          </w:tcPr>
-          <w:p>
-            <w:pPr>
-              <w:jc w:val="center"/>
-            </w:pPr>
-            <w:r>
-              <w:rPr>
-                <w:b w:val="false"/>
-                <w:bCs w:val="false"/>
-                <w:sz w:val="18"/>
-                <w:szCs w:val="18"/>
-              </w:rPr>
-              <w:t xml:space="preserve">yes</w:t>
-            </w:r>
-          </w:p>
-        </w:tc>
-      </w:tr>
-      <w:tr>
-        <w:trPr>
-          <w:cantSplit/>
-        </w:trPr>
-        <w:tc>
-          <w:tcPr>
-            <w:tcBorders>
-              <w:top w:val="single" w:color="1e293b" w:sz="4"/>
-              <w:left w:val="single" w:color="1e293b" w:sz="4"/>
-              <w:bottom w:val="single" w:color="1e293b" w:sz="4"/>
-              <w:right w:val="single" w:color="1e293b" w:sz="4"/>
-            </w:tcBorders>
-            <w:tcMar>
-              <w:top w:type="dxa" w:w="40"/>
-              <w:left w:type="dxa" w:w="80"/>
-              <w:bottom w:type="dxa" w:w="40"/>
-              <w:right w:type="dxa" w:w="80"/>
-            </w:tcMar>
-          </w:tcPr>
-          <w:p>
-            <w:pPr>
-              <w:jc w:val="left"/>
-            </w:pPr>
-            <w:r>
-              <w:rPr>
-                <w:b w:val="false"/>
-                <w:bCs w:val="false"/>
-                <w:sz w:val="18"/>
-                <w:szCs w:val="18"/>
-              </w:rPr>
-              <w:t xml:space="preserve">Stock change by hand</w:t>
-            </w:r>
-          </w:p>
-        </w:tc>
-        <w:tc>
-          <w:tcPr>
-            <w:tcBorders>
-              <w:top w:val="single" w:color="1e293b" w:sz="4"/>
-              <w:left w:val="single" w:color="1e293b" w:sz="4"/>
-              <w:bottom w:val="single" w:color="1e293b" w:sz="4"/>
-              <w:right w:val="single" w:color="1e293b" w:sz="4"/>
-            </w:tcBorders>
-            <w:tcMar>
-              <w:top w:type="dxa" w:w="40"/>
-              <w:left w:type="dxa" w:w="80"/>
-              <w:bottom w:type="dxa" w:w="40"/>
-              <w:right w:type="dxa" w:w="80"/>
-            </w:tcMar>
-          </w:tcPr>
-          <w:p>
-            <w:pPr>
-              <w:jc w:val="center"/>
-            </w:pPr>
-            <w:r>
-              <w:rPr>
-                <w:b w:val="false"/>
-                <w:bCs w:val="false"/>
-                <w:sz w:val="18"/>
-                <w:szCs w:val="18"/>
-              </w:rPr>
-              <w:t xml:space="preserve">yes</w:t>
-            </w:r>
-          </w:p>
-        </w:tc>
-        <w:tc>
-          <w:tcPr>
-            <w:tcBorders>
-              <w:top w:val="single" w:color="1e293b" w:sz="4"/>
-              <w:left w:val="single" w:color="1e293b" w:sz="4"/>
-              <w:bottom w:val="single" w:color="1e293b" w:sz="4"/>
-              <w:right w:val="single" w:color="1e293b" w:sz="4"/>
-            </w:tcBorders>
-            <w:tcMar>
-              <w:top w:type="dxa" w:w="40"/>
-              <w:left w:type="dxa" w:w="80"/>
-              <w:bottom w:type="dxa" w:w="40"/>
-              <w:right w:type="dxa" w:w="80"/>
-            </w:tcMar>
-          </w:tcPr>
-          <w:p>
-            <w:pPr>
-              <w:jc w:val="center"/>
-            </w:pPr>
-            <w:r>
-              <w:rPr>
-                <w:b w:val="false"/>
-                <w:bCs w:val="false"/>
-                <w:sz w:val="18"/>
-                <w:szCs w:val="18"/>
-              </w:rPr>
-              <w:t xml:space="preserve">403</w:t>
-            </w:r>
-          </w:p>
-        </w:tc>
-        <w:tc>
-          <w:tcPr>
-            <w:tcBorders>
-              <w:top w:val="single" w:color="1e293b" w:sz="4"/>
-              <w:left w:val="single" w:color="1e293b" w:sz="4"/>
-              <w:bottom w:val="single" w:color="1e293b" w:sz="4"/>
-              <w:right w:val="single" w:color="1e293b" w:sz="4"/>
-            </w:tcBorders>
-            <w:tcMar>
-              <w:top w:type="dxa" w:w="40"/>
-              <w:left w:type="dxa" w:w="80"/>
-              <w:bottom w:type="dxa" w:w="40"/>
-              <w:right w:type="dxa" w:w="80"/>
-            </w:tcMar>
-          </w:tcPr>
-          <w:p>
-            <w:pPr>
-              <w:jc w:val="center"/>
-            </w:pPr>
-            <w:r>
-              <w:rPr>
-                <w:b w:val="false"/>
-                <w:bCs w:val="false"/>
-                <w:sz w:val="18"/>
-                <w:szCs w:val="18"/>
-              </w:rPr>
-              <w:t xml:space="preserve">yes</w:t>
-            </w:r>
-          </w:p>
-        </w:tc>
-      </w:tr>
-      <w:tr>
-        <w:trPr>
-          <w:cantSplit/>
-        </w:trPr>
-        <w:tc>
-          <w:tcPr>
-            <w:tcBorders>
-              <w:top w:val="single" w:color="1e293b" w:sz="4"/>
-              <w:left w:val="single" w:color="1e293b" w:sz="4"/>
-              <w:bottom w:val="single" w:color="1e293b" w:sz="4"/>
-              <w:right w:val="single" w:color="1e293b" w:sz="4"/>
-            </w:tcBorders>
-            <w:tcMar>
-              <w:top w:type="dxa" w:w="40"/>
-              <w:left w:type="dxa" w:w="80"/>
-              <w:bottom w:type="dxa" w:w="40"/>
-              <w:right w:type="dxa" w:w="80"/>
-            </w:tcMar>
-          </w:tcPr>
-          <w:p>
-            <w:pPr>
-              <w:jc w:val="left"/>
-            </w:pPr>
-            <w:r>
-              <w:rPr>
-                <w:b w:val="false"/>
-                <w:bCs w:val="false"/>
-                <w:sz w:val="18"/>
-                <w:szCs w:val="18"/>
-              </w:rPr>
-              <w:t xml:space="preserve">Reopen / change a Completed process</w:t>
-            </w:r>
-          </w:p>
-        </w:tc>
-        <w:tc>
-          <w:tcPr>
-            <w:tcBorders>
-              <w:top w:val="single" w:color="1e293b" w:sz="4"/>
-              <w:left w:val="single" w:color="1e293b" w:sz="4"/>
-              <w:bottom w:val="single" w:color="1e293b" w:sz="4"/>
-              <w:right w:val="single" w:color="1e293b" w:sz="4"/>
-            </w:tcBorders>
-            <w:tcMar>
-              <w:top w:type="dxa" w:w="40"/>
-              <w:left w:type="dxa" w:w="80"/>
-              <w:bottom w:type="dxa" w:w="40"/>
-              <w:right w:type="dxa" w:w="80"/>
-            </w:tcMar>
-          </w:tcPr>
-          <w:p>
-            <w:pPr>
-              <w:jc w:val="center"/>
-            </w:pPr>
-            <w:r>
-              <w:rPr>
-                <w:b w:val="false"/>
-                <w:bCs w:val="false"/>
-                <w:sz w:val="18"/>
-                <w:szCs w:val="18"/>
-              </w:rPr>
-              <w:t xml:space="preserve">yes</w:t>
-            </w:r>
-          </w:p>
-        </w:tc>
-        <w:tc>
-          <w:tcPr>
-            <w:tcBorders>
-              <w:top w:val="single" w:color="1e293b" w:sz="4"/>
-              <w:left w:val="single" w:color="1e293b" w:sz="4"/>
-              <w:bottom w:val="single" w:color="1e293b" w:sz="4"/>
-              <w:right w:val="single" w:color="1e293b" w:sz="4"/>
-            </w:tcBorders>
-            <w:tcMar>
-              <w:top w:type="dxa" w:w="40"/>
-              <w:left w:type="dxa" w:w="80"/>
-              <w:bottom w:type="dxa" w:w="40"/>
-              <w:right w:type="dxa" w:w="80"/>
-            </w:tcMar>
-          </w:tcPr>
-          <w:p>
-            <w:pPr>
-              <w:jc w:val="center"/>
-            </w:pPr>
-            <w:r>
-              <w:rPr>
-                <w:b w:val="false"/>
-                <w:bCs w:val="false"/>
-                <w:sz w:val="18"/>
-                <w:szCs w:val="18"/>
-              </w:rPr>
-              <w:t xml:space="preserve">403</w:t>
-            </w:r>
-          </w:p>
-        </w:tc>
-        <w:tc>
-          <w:tcPr>
-            <w:tcBorders>
-              <w:top w:val="single" w:color="1e293b" w:sz="4"/>
-              <w:left w:val="single" w:color="1e293b" w:sz="4"/>
-              <w:bottom w:val="single" w:color="1e293b" w:sz="4"/>
-              <w:right w:val="single" w:color="1e293b" w:sz="4"/>
-            </w:tcBorders>
-            <w:tcMar>
-              <w:top w:type="dxa" w:w="40"/>
-              <w:left w:type="dxa" w:w="80"/>
-              <w:bottom w:type="dxa" w:w="40"/>
-              <w:right w:type="dxa" w:w="80"/>
-            </w:tcMar>
-          </w:tcPr>
-          <w:p>
-            <w:pPr>
-              <w:jc w:val="center"/>
-            </w:pPr>
-            <w:r>
-              <w:rPr>
-                <w:b w:val="false"/>
-                <w:bCs w:val="false"/>
-                <w:sz w:val="18"/>
-                <w:szCs w:val="18"/>
-              </w:rPr>
-              <w:t xml:space="preserve">403</w:t>
-            </w:r>
-          </w:p>
-        </w:tc>
-      </w:tr>
-      <w:tr>
-        <w:trPr>
-          <w:cantSplit/>
-        </w:trPr>
-        <w:tc>
-          <w:tcPr>
-            <w:tcBorders>
-              <w:top w:val="single" w:color="1e293b" w:sz="4"/>
-              <w:left w:val="single" w:color="1e293b" w:sz="4"/>
-              <w:bottom w:val="single" w:color="1e293b" w:sz="4"/>
-              <w:right w:val="single" w:color="1e293b" w:sz="4"/>
-            </w:tcBorders>
-            <w:tcMar>
-              <w:top w:type="dxa" w:w="40"/>
-              <w:left w:type="dxa" w:w="80"/>
-              <w:bottom w:type="dxa" w:w="40"/>
-              <w:right w:type="dxa" w:w="80"/>
-            </w:tcMar>
-          </w:tcPr>
-          <w:p>
-            <w:pPr>
-              <w:jc w:val="left"/>
-            </w:pPr>
-            <w:r>
-              <w:rPr>
-                <w:b w:val="false"/>
-                <w:bCs w:val="false"/>
-                <w:sz w:val="18"/>
-                <w:szCs w:val="18"/>
-              </w:rPr>
-              <w:t xml:space="preserve">Suppliers read; purchase orders, payment, PO files</w:t>
-            </w:r>
-          </w:p>
-        </w:tc>
-        <w:tc>
-          <w:tcPr>
-            <w:tcBorders>
-              <w:top w:val="single" w:color="1e293b" w:sz="4"/>
-              <w:left w:val="single" w:color="1e293b" w:sz="4"/>
-              <w:bottom w:val="single" w:color="1e293b" w:sz="4"/>
-              <w:right w:val="single" w:color="1e293b" w:sz="4"/>
-            </w:tcBorders>
-            <w:tcMar>
-              <w:top w:type="dxa" w:w="40"/>
-              <w:left w:type="dxa" w:w="80"/>
-              <w:bottom w:type="dxa" w:w="40"/>
-              <w:right w:type="dxa" w:w="80"/>
-            </w:tcMar>
-          </w:tcPr>
-          <w:p>
-            <w:pPr>
-              <w:jc w:val="center"/>
-            </w:pPr>
-            <w:r>
-              <w:rPr>
-                <w:b w:val="false"/>
-                <w:bCs w:val="false"/>
-                <w:sz w:val="18"/>
-                <w:szCs w:val="18"/>
-              </w:rPr>
-              <w:t xml:space="preserve">yes</w:t>
-            </w:r>
-          </w:p>
-        </w:tc>
-        <w:tc>
-          <w:tcPr>
-            <w:tcBorders>
-              <w:top w:val="single" w:color="1e293b" w:sz="4"/>
-              <w:left w:val="single" w:color="1e293b" w:sz="4"/>
-              <w:bottom w:val="single" w:color="1e293b" w:sz="4"/>
-              <w:right w:val="single" w:color="1e293b" w:sz="4"/>
-            </w:tcBorders>
-            <w:tcMar>
-              <w:top w:type="dxa" w:w="40"/>
-              <w:left w:type="dxa" w:w="80"/>
-              <w:bottom w:type="dxa" w:w="40"/>
-              <w:right w:type="dxa" w:w="80"/>
-            </w:tcMar>
-          </w:tcPr>
-          <w:p>
-            <w:pPr>
-              <w:jc w:val="center"/>
-            </w:pPr>
-            <w:r>
-              <w:rPr>
-                <w:b w:val="false"/>
-                <w:bCs w:val="false"/>
-                <w:sz w:val="18"/>
-                <w:szCs w:val="18"/>
-              </w:rPr>
-              <w:t xml:space="preserve">403</w:t>
-            </w:r>
-          </w:p>
-        </w:tc>
-        <w:tc>
-          <w:tcPr>
-            <w:tcBorders>
-              <w:top w:val="single" w:color="1e293b" w:sz="4"/>
-              <w:left w:val="single" w:color="1e293b" w:sz="4"/>
-              <w:bottom w:val="single" w:color="1e293b" w:sz="4"/>
-              <w:right w:val="single" w:color="1e293b" w:sz="4"/>
-            </w:tcBorders>
-            <w:tcMar>
-              <w:top w:type="dxa" w:w="40"/>
-              <w:left w:type="dxa" w:w="80"/>
-              <w:bottom w:type="dxa" w:w="40"/>
-              <w:right w:type="dxa" w:w="80"/>
-            </w:tcMar>
-          </w:tcPr>
-          <w:p>
-            <w:pPr>
-              <w:jc w:val="center"/>
-            </w:pPr>
-            <w:r>
-              <w:rPr>
-                <w:b w:val="false"/>
-                <w:bCs w:val="false"/>
-                <w:sz w:val="18"/>
-                <w:szCs w:val="18"/>
-              </w:rPr>
-              <w:t xml:space="preserve">yes</w:t>
-            </w:r>
-          </w:p>
-        </w:tc>
-      </w:tr>
-      <w:tr>
-        <w:trPr>
-          <w:cantSplit/>
-        </w:trPr>
-        <w:tc>
-          <w:tcPr>
-            <w:tcBorders>
-              <w:top w:val="single" w:color="1e293b" w:sz="4"/>
-              <w:left w:val="single" w:color="1e293b" w:sz="4"/>
-              <w:bottom w:val="single" w:color="1e293b" w:sz="4"/>
-              <w:right w:val="single" w:color="1e293b" w:sz="4"/>
-            </w:tcBorders>
-            <w:tcMar>
-              <w:top w:type="dxa" w:w="40"/>
-              <w:left w:type="dxa" w:w="80"/>
-              <w:bottom w:type="dxa" w:w="40"/>
-              <w:right w:type="dxa" w:w="80"/>
-            </w:tcMar>
-          </w:tcPr>
-          <w:p>
-            <w:pPr>
-              <w:jc w:val="left"/>
-            </w:pPr>
-            <w:r>
-              <w:rPr>
-                <w:b w:val="false"/>
-                <w:bCs w:val="false"/>
-                <w:sz w:val="18"/>
-                <w:szCs w:val="18"/>
-              </w:rPr>
-              <w:t xml:space="preserve">Suppliers write</w:t>
-            </w:r>
-          </w:p>
-        </w:tc>
-        <w:tc>
-          <w:tcPr>
-            <w:tcBorders>
-              <w:top w:val="single" w:color="1e293b" w:sz="4"/>
-              <w:left w:val="single" w:color="1e293b" w:sz="4"/>
-              <w:bottom w:val="single" w:color="1e293b" w:sz="4"/>
-              <w:right w:val="single" w:color="1e293b" w:sz="4"/>
-            </w:tcBorders>
-            <w:tcMar>
-              <w:top w:type="dxa" w:w="40"/>
-              <w:left w:type="dxa" w:w="80"/>
-              <w:bottom w:type="dxa" w:w="40"/>
-              <w:right w:type="dxa" w:w="80"/>
-            </w:tcMar>
-          </w:tcPr>
-          <w:p>
-            <w:pPr>
-              <w:jc w:val="center"/>
-            </w:pPr>
-            <w:r>
-              <w:rPr>
-                <w:b w:val="false"/>
-                <w:bCs w:val="false"/>
-                <w:sz w:val="18"/>
-                <w:szCs w:val="18"/>
-              </w:rPr>
-              <w:t xml:space="preserve">yes</w:t>
-            </w:r>
-          </w:p>
-        </w:tc>
-        <w:tc>
-          <w:tcPr>
-            <w:tcBorders>
-              <w:top w:val="single" w:color="1e293b" w:sz="4"/>
-              <w:left w:val="single" w:color="1e293b" w:sz="4"/>
-              <w:bottom w:val="single" w:color="1e293b" w:sz="4"/>
-              <w:right w:val="single" w:color="1e293b" w:sz="4"/>
-            </w:tcBorders>
-            <w:tcMar>
-              <w:top w:type="dxa" w:w="40"/>
-              <w:left w:type="dxa" w:w="80"/>
-              <w:bottom w:type="dxa" w:w="40"/>
-              <w:right w:type="dxa" w:w="80"/>
-            </w:tcMar>
-          </w:tcPr>
-          <w:p>
-            <w:pPr>
-              <w:jc w:val="center"/>
-            </w:pPr>
-            <w:r>
-              <w:rPr>
-                <w:b w:val="false"/>
-                <w:bCs w:val="false"/>
-                <w:sz w:val="18"/>
-                <w:szCs w:val="18"/>
-              </w:rPr>
-              <w:t xml:space="preserve">403</w:t>
-            </w:r>
-          </w:p>
-        </w:tc>
-        <w:tc>
-          <w:tcPr>
-            <w:tcBorders>
-              <w:top w:val="single" w:color="1e293b" w:sz="4"/>
-              <w:left w:val="single" w:color="1e293b" w:sz="4"/>
-              <w:bottom w:val="single" w:color="1e293b" w:sz="4"/>
-              <w:right w:val="single" w:color="1e293b" w:sz="4"/>
-            </w:tcBorders>
-            <w:tcMar>
-              <w:top w:type="dxa" w:w="40"/>
-              <w:left w:type="dxa" w:w="80"/>
-              <w:bottom w:type="dxa" w:w="40"/>
-              <w:right w:type="dxa" w:w="80"/>
-            </w:tcMar>
-          </w:tcPr>
-          <w:p>
-            <w:pPr>
-              <w:jc w:val="center"/>
-            </w:pPr>
-            <w:r>
-              <w:rPr>
-                <w:b w:val="false"/>
-                <w:bCs w:val="false"/>
-                <w:sz w:val="18"/>
-                <w:szCs w:val="18"/>
-              </w:rPr>
-              <w:t xml:space="preserve">403</w:t>
-            </w:r>
-          </w:p>
-        </w:tc>
-      </w:tr>
-      <w:tr>
-        <w:trPr>
-          <w:cantSplit/>
-        </w:trPr>
-        <w:tc>
-          <w:tcPr>
-            <w:tcBorders>
-              <w:top w:val="single" w:color="1e293b" w:sz="4"/>
-              <w:left w:val="single" w:color="1e293b" w:sz="4"/>
-              <w:bottom w:val="single" w:color="1e293b" w:sz="4"/>
-              <w:right w:val="single" w:color="1e293b" w:sz="4"/>
-            </w:tcBorders>
-            <w:tcMar>
-              <w:top w:type="dxa" w:w="40"/>
-              <w:left w:type="dxa" w:w="80"/>
-              <w:bottom w:type="dxa" w:w="40"/>
-              <w:right w:type="dxa" w:w="80"/>
-            </w:tcMar>
-          </w:tcPr>
-          <w:p>
-            <w:pPr>
-              <w:jc w:val="left"/>
-            </w:pPr>
-            <w:r>
-              <w:rPr>
-                <w:b w:val="false"/>
-                <w:bCs w:val="false"/>
-                <w:sz w:val="18"/>
-                <w:szCs w:val="18"/>
-              </w:rPr>
-              <w:t xml:space="preserve">Invoices, payments, receipts</w:t>
-            </w:r>
-          </w:p>
-        </w:tc>
-        <w:tc>
-          <w:tcPr>
-            <w:tcBorders>
-              <w:top w:val="single" w:color="1e293b" w:sz="4"/>
-              <w:left w:val="single" w:color="1e293b" w:sz="4"/>
-              <w:bottom w:val="single" w:color="1e293b" w:sz="4"/>
-              <w:right w:val="single" w:color="1e293b" w:sz="4"/>
-            </w:tcBorders>
-            <w:tcMar>
-              <w:top w:type="dxa" w:w="40"/>
-              <w:left w:type="dxa" w:w="80"/>
-              <w:bottom w:type="dxa" w:w="40"/>
-              <w:right w:type="dxa" w:w="80"/>
-            </w:tcMar>
-          </w:tcPr>
-          <w:p>
-            <w:pPr>
-              <w:jc w:val="center"/>
-            </w:pPr>
-            <w:r>
-              <w:rPr>
-                <w:b w:val="false"/>
-                <w:bCs w:val="false"/>
-                <w:sz w:val="18"/>
-                <w:szCs w:val="18"/>
-              </w:rPr>
-              <w:t xml:space="preserve">yes</w:t>
-            </w:r>
-          </w:p>
-        </w:tc>
-        <w:tc>
-          <w:tcPr>
-            <w:tcBorders>
-              <w:top w:val="single" w:color="1e293b" w:sz="4"/>
-              <w:left w:val="single" w:color="1e293b" w:sz="4"/>
-              <w:bottom w:val="single" w:color="1e293b" w:sz="4"/>
-              <w:right w:val="single" w:color="1e293b" w:sz="4"/>
-            </w:tcBorders>
-            <w:tcMar>
-              <w:top w:type="dxa" w:w="40"/>
-              <w:left w:type="dxa" w:w="80"/>
-              <w:bottom w:type="dxa" w:w="40"/>
-              <w:right w:type="dxa" w:w="80"/>
-            </w:tcMar>
-          </w:tcPr>
-          <w:p>
-            <w:pPr>
-              <w:jc w:val="center"/>
-            </w:pPr>
-            <w:r>
-              <w:rPr>
-                <w:b w:val="false"/>
-                <w:bCs w:val="false"/>
-                <w:sz w:val="18"/>
-                <w:szCs w:val="18"/>
-              </w:rPr>
-              <w:t xml:space="preserve">403</w:t>
-            </w:r>
-          </w:p>
-        </w:tc>
-        <w:tc>
-          <w:tcPr>
-            <w:tcBorders>
-              <w:top w:val="single" w:color="1e293b" w:sz="4"/>
-              <w:left w:val="single" w:color="1e293b" w:sz="4"/>
-              <w:bottom w:val="single" w:color="1e293b" w:sz="4"/>
-              <w:right w:val="single" w:color="1e293b" w:sz="4"/>
-            </w:tcBorders>
-            <w:tcMar>
-              <w:top w:type="dxa" w:w="40"/>
-              <w:left w:type="dxa" w:w="80"/>
-              <w:bottom w:type="dxa" w:w="40"/>
-              <w:right w:type="dxa" w:w="80"/>
-            </w:tcMar>
-          </w:tcPr>
-          <w:p>
-            <w:pPr>
-              <w:jc w:val="center"/>
-            </w:pPr>
-            <w:r>
-              <w:rPr>
-                <w:b w:val="false"/>
-                <w:bCs w:val="false"/>
-                <w:sz w:val="18"/>
-                <w:szCs w:val="18"/>
-              </w:rPr>
-              <w:t xml:space="preserve">403</w:t>
-            </w:r>
-          </w:p>
-        </w:tc>
-      </w:tr>
-      <w:tr>
-        <w:trPr>
-          <w:cantSplit/>
-        </w:trPr>
-        <w:tc>
-          <w:tcPr>
-            <w:tcBorders>
-              <w:top w:val="single" w:color="1e293b" w:sz="4"/>
-              <w:left w:val="single" w:color="1e293b" w:sz="4"/>
-              <w:bottom w:val="single" w:color="1e293b" w:sz="4"/>
-              <w:right w:val="single" w:color="1e293b" w:sz="4"/>
-            </w:tcBorders>
-            <w:tcMar>
-              <w:top w:type="dxa" w:w="40"/>
-              <w:left w:type="dxa" w:w="80"/>
-              <w:bottom w:type="dxa" w:w="40"/>
-              <w:right w:type="dxa" w:w="80"/>
-            </w:tcMar>
-          </w:tcPr>
-          <w:p>
-            <w:pPr>
-              <w:jc w:val="left"/>
-            </w:pPr>
-            <w:r>
-              <w:rPr>
-                <w:b w:val="false"/>
-                <w:bCs w:val="false"/>
-                <w:sz w:val="18"/>
-                <w:szCs w:val="18"/>
-              </w:rPr>
-              <w:t xml:space="preserve">Files of a QT (read, upload, delete)</w:t>
-            </w:r>
-          </w:p>
-        </w:tc>
-        <w:tc>
-          <w:tcPr>
-            <w:tcBorders>
-              <w:top w:val="single" w:color="1e293b" w:sz="4"/>
-              <w:left w:val="single" w:color="1e293b" w:sz="4"/>
-              <w:bottom w:val="single" w:color="1e293b" w:sz="4"/>
-              <w:right w:val="single" w:color="1e293b" w:sz="4"/>
-            </w:tcBorders>
-            <w:tcMar>
-              <w:top w:type="dxa" w:w="40"/>
-              <w:left w:type="dxa" w:w="80"/>
-              <w:bottom w:type="dxa" w:w="40"/>
-              <w:right w:type="dxa" w:w="80"/>
-            </w:tcMar>
-          </w:tcPr>
-          <w:p>
-            <w:pPr>
-              <w:jc w:val="center"/>
-            </w:pPr>
-            <w:r>
-              <w:rPr>
-                <w:b w:val="false"/>
-                <w:bCs w:val="false"/>
-                <w:sz w:val="18"/>
-                <w:szCs w:val="18"/>
-              </w:rPr>
-              <w:t xml:space="preserve">yes</w:t>
-            </w:r>
-          </w:p>
-        </w:tc>
-        <w:tc>
-          <w:tcPr>
-            <w:tcBorders>
-              <w:top w:val="single" w:color="1e293b" w:sz="4"/>
-              <w:left w:val="single" w:color="1e293b" w:sz="4"/>
-              <w:bottom w:val="single" w:color="1e293b" w:sz="4"/>
-              <w:right w:val="single" w:color="1e293b" w:sz="4"/>
-            </w:tcBorders>
-            <w:tcMar>
-              <w:top w:type="dxa" w:w="40"/>
-              <w:left w:type="dxa" w:w="80"/>
-              <w:bottom w:type="dxa" w:w="40"/>
-              <w:right w:type="dxa" w:w="80"/>
-            </w:tcMar>
-          </w:tcPr>
-          <w:p>
-            <w:pPr>
-              <w:jc w:val="center"/>
-            </w:pPr>
-            <w:r>
-              <w:rPr>
-                <w:b w:val="false"/>
-                <w:bCs w:val="false"/>
-                <w:sz w:val="18"/>
-                <w:szCs w:val="18"/>
-              </w:rPr>
-              <w:t xml:space="preserve">yes</w:t>
-            </w:r>
-          </w:p>
-        </w:tc>
-        <w:tc>
-          <w:tcPr>
-            <w:tcBorders>
-              <w:top w:val="single" w:color="1e293b" w:sz="4"/>
-              <w:left w:val="single" w:color="1e293b" w:sz="4"/>
-              <w:bottom w:val="single" w:color="1e293b" w:sz="4"/>
-              <w:right w:val="single" w:color="1e293b" w:sz="4"/>
-            </w:tcBorders>
-            <w:tcMar>
-              <w:top w:type="dxa" w:w="40"/>
-              <w:left w:type="dxa" w:w="80"/>
-              <w:bottom w:type="dxa" w:w="40"/>
-              <w:right w:type="dxa" w:w="80"/>
-            </w:tcMar>
-          </w:tcPr>
-          <w:p>
-            <w:pPr>
-              <w:jc w:val="center"/>
-            </w:pPr>
-            <w:r>
-              <w:rPr>
-                <w:b w:val="false"/>
-                <w:bCs w:val="false"/>
-                <w:sz w:val="18"/>
-                <w:szCs w:val="18"/>
-              </w:rPr>
-              <w:t xml:space="preserve">403</w:t>
-            </w:r>
-          </w:p>
-        </w:tc>
-      </w:tr>
-      <w:tr>
-        <w:trPr>
-          <w:cantSplit/>
-        </w:trPr>
-        <w:tc>
-          <w:tcPr>
-            <w:tcBorders>
-              <w:top w:val="single" w:color="1e293b" w:sz="4"/>
-              <w:left w:val="single" w:color="1e293b" w:sz="4"/>
-              <w:bottom w:val="single" w:color="1e293b" w:sz="4"/>
-              <w:right w:val="single" w:color="1e293b" w:sz="4"/>
-            </w:tcBorders>
-            <w:tcMar>
-              <w:top w:type="dxa" w:w="40"/>
-              <w:left w:type="dxa" w:w="80"/>
-              <w:bottom w:type="dxa" w:w="40"/>
-              <w:right w:type="dxa" w:w="80"/>
-            </w:tcMar>
-          </w:tcPr>
-          <w:p>
-            <w:pPr>
-              <w:jc w:val="left"/>
-            </w:pPr>
-            <w:r>
-              <w:rPr>
-                <w:b w:val="false"/>
-                <w:bCs w:val="false"/>
-                <w:sz w:val="18"/>
-                <w:szCs w:val="18"/>
-              </w:rPr>
-              <w:t xml:space="preserve">Files of an order: read</w:t>
-            </w:r>
-          </w:p>
-        </w:tc>
-        <w:tc>
-          <w:tcPr>
-            <w:tcBorders>
-              <w:top w:val="single" w:color="1e293b" w:sz="4"/>
-              <w:left w:val="single" w:color="1e293b" w:sz="4"/>
-              <w:bottom w:val="single" w:color="1e293b" w:sz="4"/>
-              <w:right w:val="single" w:color="1e293b" w:sz="4"/>
-            </w:tcBorders>
-            <w:tcMar>
-              <w:top w:type="dxa" w:w="40"/>
-              <w:left w:type="dxa" w:w="80"/>
-              <w:bottom w:type="dxa" w:w="40"/>
-              <w:right w:type="dxa" w:w="80"/>
-            </w:tcMar>
-          </w:tcPr>
-          <w:p>
-            <w:pPr>
-              <w:jc w:val="center"/>
-            </w:pPr>
-            <w:r>
-              <w:rPr>
-                <w:b w:val="false"/>
-                <w:bCs w:val="false"/>
-                <w:sz w:val="18"/>
-                <w:szCs w:val="18"/>
-              </w:rPr>
-              <w:t xml:space="preserve">yes</w:t>
-            </w:r>
-          </w:p>
-        </w:tc>
-        <w:tc>
-          <w:tcPr>
-            <w:tcBorders>
-              <w:top w:val="single" w:color="1e293b" w:sz="4"/>
-              <w:left w:val="single" w:color="1e293b" w:sz="4"/>
-              <w:bottom w:val="single" w:color="1e293b" w:sz="4"/>
-              <w:right w:val="single" w:color="1e293b" w:sz="4"/>
-            </w:tcBorders>
-            <w:tcMar>
-              <w:top w:type="dxa" w:w="40"/>
-              <w:left w:type="dxa" w:w="80"/>
-              <w:bottom w:type="dxa" w:w="40"/>
-              <w:right w:type="dxa" w:w="80"/>
-            </w:tcMar>
-          </w:tcPr>
-          <w:p>
-            <w:pPr>
-              <w:jc w:val="center"/>
-            </w:pPr>
-            <w:r>
-              <w:rPr>
-                <w:b w:val="false"/>
-                <w:bCs w:val="false"/>
-                <w:sz w:val="18"/>
-                <w:szCs w:val="18"/>
-              </w:rPr>
-              <w:t xml:space="preserve">yes</w:t>
-            </w:r>
-          </w:p>
-        </w:tc>
-        <w:tc>
-          <w:tcPr>
-            <w:tcBorders>
-              <w:top w:val="single" w:color="1e293b" w:sz="4"/>
-              <w:left w:val="single" w:color="1e293b" w:sz="4"/>
-              <w:bottom w:val="single" w:color="1e293b" w:sz="4"/>
-              <w:right w:val="single" w:color="1e293b" w:sz="4"/>
-            </w:tcBorders>
-            <w:tcMar>
-              <w:top w:type="dxa" w:w="40"/>
-              <w:left w:type="dxa" w:w="80"/>
-              <w:bottom w:type="dxa" w:w="40"/>
-              <w:right w:type="dxa" w:w="80"/>
-            </w:tcMar>
-          </w:tcPr>
-          <w:p>
-            <w:pPr>
-              <w:jc w:val="center"/>
-            </w:pPr>
-            <w:r>
-              <w:rPr>
-                <w:b w:val="false"/>
-                <w:bCs w:val="false"/>
-                <w:sz w:val="18"/>
-                <w:szCs w:val="18"/>
-              </w:rPr>
-              <w:t xml:space="preserve">yes</w:t>
-            </w:r>
-          </w:p>
-        </w:tc>
-      </w:tr>
-      <w:tr>
-        <w:trPr>
-          <w:cantSplit/>
-        </w:trPr>
-        <w:tc>
-          <w:tcPr>
-            <w:tcBorders>
-              <w:top w:val="single" w:color="1e293b" w:sz="4"/>
-              <w:left w:val="single" w:color="1e293b" w:sz="4"/>
-              <w:bottom w:val="single" w:color="1e293b" w:sz="4"/>
-              <w:right w:val="single" w:color="1e293b" w:sz="4"/>
-            </w:tcBorders>
-            <w:tcMar>
-              <w:top w:type="dxa" w:w="40"/>
-              <w:left w:type="dxa" w:w="80"/>
-              <w:bottom w:type="dxa" w:w="40"/>
-              <w:right w:type="dxa" w:w="80"/>
-            </w:tcMar>
-          </w:tcPr>
-          <w:p>
-            <w:pPr>
-              <w:jc w:val="left"/>
-            </w:pPr>
-            <w:r>
-              <w:rPr>
-                <w:b w:val="false"/>
-                <w:bCs w:val="false"/>
-                <w:sz w:val="18"/>
-                <w:szCs w:val="18"/>
-              </w:rPr>
-              <w:t xml:space="preserve">Files of an order: upload, delete</w:t>
-            </w:r>
-          </w:p>
-        </w:tc>
-        <w:tc>
-          <w:tcPr>
-            <w:tcBorders>
-              <w:top w:val="single" w:color="1e293b" w:sz="4"/>
-              <w:left w:val="single" w:color="1e293b" w:sz="4"/>
-              <w:bottom w:val="single" w:color="1e293b" w:sz="4"/>
-              <w:right w:val="single" w:color="1e293b" w:sz="4"/>
-            </w:tcBorders>
-            <w:tcMar>
-              <w:top w:type="dxa" w:w="40"/>
-              <w:left w:type="dxa" w:w="80"/>
-              <w:bottom w:type="dxa" w:w="40"/>
-              <w:right w:type="dxa" w:w="80"/>
-            </w:tcMar>
-          </w:tcPr>
-          <w:p>
-            <w:pPr>
-              <w:jc w:val="center"/>
-            </w:pPr>
-            <w:r>
-              <w:rPr>
-                <w:b w:val="false"/>
-                <w:bCs w:val="false"/>
-                <w:sz w:val="18"/>
-                <w:szCs w:val="18"/>
-              </w:rPr>
-              <w:t xml:space="preserve">yes</w:t>
-            </w:r>
-          </w:p>
-        </w:tc>
-        <w:tc>
-          <w:tcPr>
-            <w:tcBorders>
-              <w:top w:val="single" w:color="1e293b" w:sz="4"/>
-              <w:left w:val="single" w:color="1e293b" w:sz="4"/>
-              <w:bottom w:val="single" w:color="1e293b" w:sz="4"/>
-              <w:right w:val="single" w:color="1e293b" w:sz="4"/>
-            </w:tcBorders>
-            <w:tcMar>
-              <w:top w:type="dxa" w:w="40"/>
-              <w:left w:type="dxa" w:w="80"/>
-              <w:bottom w:type="dxa" w:w="40"/>
-              <w:right w:type="dxa" w:w="80"/>
-            </w:tcMar>
-          </w:tcPr>
-          <w:p>
-            <w:pPr>
-              <w:jc w:val="center"/>
-            </w:pPr>
-            <w:r>
-              <w:rPr>
-                <w:b w:val="false"/>
-                <w:bCs w:val="false"/>
-                <w:sz w:val="18"/>
-                <w:szCs w:val="18"/>
-              </w:rPr>
-              <w:t xml:space="preserve">403</w:t>
-            </w:r>
-          </w:p>
-        </w:tc>
-        <w:tc>
-          <w:tcPr>
-            <w:tcBorders>
-              <w:top w:val="single" w:color="1e293b" w:sz="4"/>
-              <w:left w:val="single" w:color="1e293b" w:sz="4"/>
-              <w:bottom w:val="single" w:color="1e293b" w:sz="4"/>
-              <w:right w:val="single" w:color="1e293b" w:sz="4"/>
-            </w:tcBorders>
-            <w:tcMar>
-              <w:top w:type="dxa" w:w="40"/>
-              <w:left w:type="dxa" w:w="80"/>
-              <w:bottom w:type="dxa" w:w="40"/>
-              <w:right w:type="dxa" w:w="80"/>
-            </w:tcMar>
-          </w:tcPr>
-          <w:p>
-            <w:pPr>
-              <w:jc w:val="center"/>
-            </w:pPr>
-            <w:r>
-              <w:rPr>
-                <w:b w:val="false"/>
-                <w:bCs w:val="false"/>
-                <w:sz w:val="18"/>
-                <w:szCs w:val="18"/>
-              </w:rPr>
-              <w:t xml:space="preserve">yes</w:t>
-            </w:r>
-          </w:p>
-        </w:tc>
-      </w:tr>
-    </w:tbl>
-    <w:p/>
-    <w:p>
-      <w:pPr>
-        <w:keepNext w:val="false"/>
-        <w:spacing w:after="120"/>
-      </w:pPr>
-      <w:r>
-        <w:t xml:space="preserve">The role check runs before the record lookup, so a forbidden user gets </w:t>
-      </w:r>
-      <w:r>
-        <w:rPr>
-          <w:rFonts w:ascii="Consolas" w:cs="Consolas" w:eastAsia="Consolas" w:hAnsi="Consolas"/>
-          <w:sz w:val="18"/>
-          <w:szCs w:val="18"/>
-        </w:rPr>
-        <w:t xml:space="preserve">403</w:t>
-      </w:r>
-      <w:r>
-        <w:t xml:space="preserve">, not </w:t>
-      </w:r>
-      <w:r>
-        <w:rPr>
-          <w:rFonts w:ascii="Consolas" w:cs="Consolas" w:eastAsia="Consolas" w:hAnsi="Consolas"/>
-          <w:sz w:val="18"/>
-          <w:szCs w:val="18"/>
-        </w:rPr>
-        <w:t xml:space="preserve">404</w:t>
-      </w:r>
-      <w:r>
-        <w:t xml:space="preserve">.</w:t>
-      </w:r>
-    </w:p>
-    <w:p>
-      <w:pPr>
-        <w:pStyle w:val="Heading1"/>
-        <w:keepNext/>
-      </w:pPr>
-      <w:r>
-        <w:t xml:space="preserve">4. One sale, end to end</w:t>
+        <w:t xml:space="preserve">Figure 3. Endpoints by module (1 of 3): sign in, sale and dashboard (A = Admin, S = Sale Worker, F = Factory Worker; a dark letter means that role may call it; every call needs a signed-in user except the sign-in)</w:t>
       </w:r>
     </w:p>
     <w:p>
@@ -2765,7 +243,7 @@
       <w:r>
         <w:drawing>
           <wp:inline distT="0" distB="0" distL="0" distR="0">
-            <wp:extent cx="6267450" cy="6296025"/>
+            <wp:extent cx="7743825" cy="5324475"/>
             <wp:effectExtent t="0" r="0" b="0" l="0"/>
             <wp:docPr id="1" name="" descr="" title=""/>
             <wp:cNvGraphicFramePr>
@@ -2796,7 +274,7 @@
                   <pic:spPr bwMode="auto">
                     <a:xfrm>
                       <a:off x="0" y="0"/>
-                      <a:ext cx="6267450" cy="6296025"/>
+                      <a:ext cx="7743825" cy="5324475"/>
                     </a:xfrm>
                     <a:prstGeom prst="rect">
                       <a:avLst/>
@@ -2819,16 +297,7 @@
           <w:sz w:val="18"/>
           <w:szCs w:val="18"/>
         </w:rPr>
-        <w:t xml:space="preserve">Figure 4. 4. One sale, end to end</w:t>
-      </w:r>
-    </w:p>
-    <w:p>
-      <w:pPr>
-        <w:pStyle w:val="Heading2"/>
-        <w:keepNext/>
-      </w:pPr>
-      <w:r>
-        <w:t xml:space="preserve">Purchase flow</w:t>
+        <w:t xml:space="preserve">Figure 4. Endpoints by module (2 of 3): master data, stock and files (A = Admin, S = Sale Worker, F = Factory Worker; a dark letter means that role may call it; every call needs a signed-in user except the sign-in)</w:t>
       </w:r>
     </w:p>
     <w:p>
@@ -2839,7 +308,7 @@
       <w:r>
         <w:drawing>
           <wp:inline distT="0" distB="0" distL="0" distR="0">
-            <wp:extent cx="5114925" cy="6562725"/>
+            <wp:extent cx="8134350" cy="3105150"/>
             <wp:effectExtent t="0" r="0" b="0" l="0"/>
             <wp:docPr id="1" name="" descr="" title=""/>
             <wp:cNvGraphicFramePr>
@@ -2870,7 +339,7 @@
                   <pic:spPr bwMode="auto">
                     <a:xfrm>
                       <a:off x="0" y="0"/>
-                      <a:ext cx="5114925" cy="6562725"/>
+                      <a:ext cx="8134350" cy="3105150"/>
                     </a:xfrm>
                     <a:prstGeom prst="rect">
                       <a:avLst/>
@@ -2893,8 +362,389 @@
           <w:sz w:val="18"/>
           <w:szCs w:val="18"/>
         </w:rPr>
-        <w:t xml:space="preserve">Figure 5. Purchase flow</w:t>
-      </w:r>
+        <w:t xml:space="preserve">Figure 5. Endpoints by module (3 of 3): purchase and accounting (A = Admin, S = Sale Worker, F = Factory Worker; a dark letter means that role may call it; every call needs a signed-in user except the sign-in)</w:t>
+      </w:r>
+    </w:p>
+    <w:p>
+      <w:pPr>
+        <w:keepNext w:val="false"/>
+        <w:spacing w:after="120"/>
+      </w:pPr>
+      <w:r>
+        <w:t xml:space="preserve">Query options added by the merged contract: </w:t>
+      </w:r>
+      <w:r>
+        <w:rPr>
+          <w:rFonts w:ascii="Consolas" w:cs="Consolas" w:eastAsia="Consolas" w:hAnsi="Consolas"/>
+          <w:sz w:val="18"/>
+          <w:szCs w:val="18"/>
+        </w:rPr>
+        <w:t xml:space="preserve">GET /qt</w:t>
+      </w:r>
+      <w:r>
+        <w:t xml:space="preserve"> takes </w:t>
+      </w:r>
+      <w:r>
+        <w:rPr>
+          <w:rFonts w:ascii="Consolas" w:cs="Consolas" w:eastAsia="Consolas" w:hAnsi="Consolas"/>
+          <w:sz w:val="18"/>
+          <w:szCs w:val="18"/>
+        </w:rPr>
+        <w:t xml:space="preserve">step</w:t>
+      </w:r>
+      <w:r>
+        <w:t xml:space="preserve"> (</w:t>
+      </w:r>
+      <w:r>
+        <w:rPr>
+          <w:rFonts w:ascii="Consolas" w:cs="Consolas" w:eastAsia="Consolas" w:hAnsi="Consolas"/>
+          <w:sz w:val="18"/>
+          <w:szCs w:val="18"/>
+        </w:rPr>
+        <w:t xml:space="preserve">Draft</w:t>
+      </w:r>
+      <w:r>
+        <w:t xml:space="preserve">, </w:t>
+      </w:r>
+      <w:r>
+        <w:rPr>
+          <w:rFonts w:ascii="Consolas" w:cs="Consolas" w:eastAsia="Consolas" w:hAnsi="Consolas"/>
+          <w:sz w:val="18"/>
+          <w:szCs w:val="18"/>
+        </w:rPr>
+        <w:t xml:space="preserve">Confirmed</w:t>
+      </w:r>
+      <w:r>
+        <w:t xml:space="preserve">, </w:t>
+      </w:r>
+      <w:r>
+        <w:rPr>
+          <w:rFonts w:ascii="Consolas" w:cs="Consolas" w:eastAsia="Consolas" w:hAnsi="Consolas"/>
+          <w:sz w:val="18"/>
+          <w:szCs w:val="18"/>
+        </w:rPr>
+        <w:t xml:space="preserve">InProduction</w:t>
+      </w:r>
+      <w:r>
+        <w:t xml:space="preserve">, </w:t>
+      </w:r>
+      <w:r>
+        <w:rPr>
+          <w:rFonts w:ascii="Consolas" w:cs="Consolas" w:eastAsia="Consolas" w:hAnsi="Consolas"/>
+          <w:sz w:val="18"/>
+          <w:szCs w:val="18"/>
+        </w:rPr>
+        <w:t xml:space="preserve">Done</w:t>
+      </w:r>
+      <w:r>
+        <w:t xml:space="preserve">) and every QT has a computed </w:t>
+      </w:r>
+      <w:r>
+        <w:rPr>
+          <w:rFonts w:ascii="Consolas" w:cs="Consolas" w:eastAsia="Consolas" w:hAnsi="Consolas"/>
+          <w:sz w:val="18"/>
+          <w:szCs w:val="18"/>
+        </w:rPr>
+        <w:t xml:space="preserve">step</w:t>
+      </w:r>
+      <w:r>
+        <w:t xml:space="preserve">; </w:t>
+      </w:r>
+      <w:r>
+        <w:rPr>
+          <w:rFonts w:ascii="Consolas" w:cs="Consolas" w:eastAsia="Consolas" w:hAnsi="Consolas"/>
+          <w:sz w:val="18"/>
+          <w:szCs w:val="18"/>
+        </w:rPr>
+        <w:t xml:space="preserve">GET /orders</w:t>
+      </w:r>
+      <w:r>
+        <w:t xml:space="preserve"> takes </w:t>
+      </w:r>
+      <w:r>
+        <w:rPr>
+          <w:rFonts w:ascii="Consolas" w:cs="Consolas" w:eastAsia="Consolas" w:hAnsi="Consolas"/>
+          <w:sz w:val="18"/>
+          <w:szCs w:val="18"/>
+        </w:rPr>
+        <w:t xml:space="preserve">invoiced</w:t>
+      </w:r>
+      <w:r>
+        <w:t xml:space="preserve"> (</w:t>
+      </w:r>
+      <w:r>
+        <w:rPr>
+          <w:rFonts w:ascii="Consolas" w:cs="Consolas" w:eastAsia="Consolas" w:hAnsi="Consolas"/>
+          <w:sz w:val="18"/>
+          <w:szCs w:val="18"/>
+        </w:rPr>
+        <w:t xml:space="preserve">true</w:t>
+      </w:r>
+      <w:r>
+        <w:t xml:space="preserve"> / </w:t>
+      </w:r>
+      <w:r>
+        <w:rPr>
+          <w:rFonts w:ascii="Consolas" w:cs="Consolas" w:eastAsia="Consolas" w:hAnsi="Consolas"/>
+          <w:sz w:val="18"/>
+          <w:szCs w:val="18"/>
+        </w:rPr>
+        <w:t xml:space="preserve">false</w:t>
+      </w:r>
+      <w:r>
+        <w:t xml:space="preserve">); </w:t>
+      </w:r>
+      <w:r>
+        <w:rPr>
+          <w:rFonts w:ascii="Consolas" w:cs="Consolas" w:eastAsia="Consolas" w:hAnsi="Consolas"/>
+          <w:sz w:val="18"/>
+          <w:szCs w:val="18"/>
+        </w:rPr>
+        <w:t xml:space="preserve">GET /suppliers</w:t>
+      </w:r>
+      <w:r>
+        <w:t xml:space="preserve"> takes </w:t>
+      </w:r>
+      <w:r>
+        <w:rPr>
+          <w:rFonts w:ascii="Consolas" w:cs="Consolas" w:eastAsia="Consolas" w:hAnsi="Consolas"/>
+          <w:sz w:val="18"/>
+          <w:szCs w:val="18"/>
+        </w:rPr>
+        <w:t xml:space="preserve">materialId</w:t>
+      </w:r>
+      <w:r>
+        <w:t xml:space="preserve"> and </w:t>
+      </w:r>
+      <w:r>
+        <w:rPr>
+          <w:rFonts w:ascii="Consolas" w:cs="Consolas" w:eastAsia="Consolas" w:hAnsi="Consolas"/>
+          <w:sz w:val="18"/>
+          <w:szCs w:val="18"/>
+        </w:rPr>
+        <w:t xml:space="preserve">active</w:t>
+      </w:r>
+      <w:r>
+        <w:t xml:space="preserve">, and a list row has </w:t>
+      </w:r>
+      <w:r>
+        <w:rPr>
+          <w:rFonts w:ascii="Consolas" w:cs="Consolas" w:eastAsia="Consolas" w:hAnsi="Consolas"/>
+          <w:sz w:val="18"/>
+          <w:szCs w:val="18"/>
+        </w:rPr>
+        <w:t xml:space="preserve">itemCount</w:t>
+      </w:r>
+      <w:r>
+        <w:t xml:space="preserve"> instead of </w:t>
+      </w:r>
+      <w:r>
+        <w:rPr>
+          <w:rFonts w:ascii="Consolas" w:cs="Consolas" w:eastAsia="Consolas" w:hAnsi="Consolas"/>
+          <w:sz w:val="18"/>
+          <w:szCs w:val="18"/>
+        </w:rPr>
+        <w:t xml:space="preserve">items</w:t>
+      </w:r>
+      <w:r>
+        <w:t xml:space="preserve">; a purchase order carries </w:t>
+      </w:r>
+      <w:r>
+        <w:rPr>
+          <w:rFonts w:ascii="Consolas" w:cs="Consolas" w:eastAsia="Consolas" w:hAnsi="Consolas"/>
+          <w:sz w:val="18"/>
+          <w:szCs w:val="18"/>
+        </w:rPr>
+        <w:t xml:space="preserve">supplierAddress</w:t>
+      </w:r>
+      <w:r>
+        <w:t xml:space="preserve"> and its payment is </w:t>
+      </w:r>
+      <w:r>
+        <w:rPr>
+          <w:rFonts w:ascii="Consolas" w:cs="Consolas" w:eastAsia="Consolas" w:hAnsi="Consolas"/>
+          <w:sz w:val="18"/>
+          <w:szCs w:val="18"/>
+        </w:rPr>
+        <w:t xml:space="preserve">{ paymentDate, amount, method, referenceNo, note }</w:t>
+      </w:r>
+      <w:r>
+        <w:t xml:space="preserve">.</w:t>
+      </w:r>
+    </w:p>
+    <w:p>
+      <w:pPr>
+        <w:keepNext w:val="false"/>
+        <w:spacing w:after="120"/>
+      </w:pPr>
+      <w:r>
+        <w:t xml:space="preserve">List calls take </w:t>
+      </w:r>
+      <w:r>
+        <w:rPr>
+          <w:rFonts w:ascii="Consolas" w:cs="Consolas" w:eastAsia="Consolas" w:hAnsi="Consolas"/>
+          <w:sz w:val="18"/>
+          <w:szCs w:val="18"/>
+        </w:rPr>
+        <w:t xml:space="preserve">q</w:t>
+      </w:r>
+      <w:r>
+        <w:t xml:space="preserve">, </w:t>
+      </w:r>
+      <w:r>
+        <w:rPr>
+          <w:rFonts w:ascii="Consolas" w:cs="Consolas" w:eastAsia="Consolas" w:hAnsi="Consolas"/>
+          <w:sz w:val="18"/>
+          <w:szCs w:val="18"/>
+        </w:rPr>
+        <w:t xml:space="preserve">page</w:t>
+      </w:r>
+      <w:r>
+        <w:t xml:space="preserve">, </w:t>
+      </w:r>
+      <w:r>
+        <w:rPr>
+          <w:rFonts w:ascii="Consolas" w:cs="Consolas" w:eastAsia="Consolas" w:hAnsi="Consolas"/>
+          <w:sz w:val="18"/>
+          <w:szCs w:val="18"/>
+        </w:rPr>
+        <w:t xml:space="preserve">pageSize</w:t>
+      </w:r>
+      <w:r>
+        <w:t xml:space="preserve"> and answer </w:t>
+      </w:r>
+      <w:r>
+        <w:rPr>
+          <w:rFonts w:ascii="Consolas" w:cs="Consolas" w:eastAsia="Consolas" w:hAnsi="Consolas"/>
+          <w:sz w:val="18"/>
+          <w:szCs w:val="18"/>
+        </w:rPr>
+        <w:t xml:space="preserve">meta: { page, pageSize, total }</w:t>
+      </w:r>
+      <w:r>
+        <w:t xml:space="preserve">. </w:t>
+      </w:r>
+      <w:r>
+        <w:rPr>
+          <w:rFonts w:ascii="Consolas" w:cs="Consolas" w:eastAsia="Consolas" w:hAnsi="Consolas"/>
+          <w:sz w:val="18"/>
+          <w:szCs w:val="18"/>
+        </w:rPr>
+        <w:t xml:space="preserve">/orders</w:t>
+      </w:r>
+      <w:r>
+        <w:t xml:space="preserve">, </w:t>
+      </w:r>
+      <w:r>
+        <w:rPr>
+          <w:rFonts w:ascii="Consolas" w:cs="Consolas" w:eastAsia="Consolas" w:hAnsi="Consolas"/>
+          <w:sz w:val="18"/>
+          <w:szCs w:val="18"/>
+        </w:rPr>
+        <w:t xml:space="preserve">/qt</w:t>
+      </w:r>
+      <w:r>
+        <w:t xml:space="preserve">, </w:t>
+      </w:r>
+      <w:r>
+        <w:rPr>
+          <w:rFonts w:ascii="Consolas" w:cs="Consolas" w:eastAsia="Consolas" w:hAnsi="Consolas"/>
+          <w:sz w:val="18"/>
+          <w:szCs w:val="18"/>
+        </w:rPr>
+        <w:t xml:space="preserve">/invoices</w:t>
+      </w:r>
+      <w:r>
+        <w:t xml:space="preserve"> also take </w:t>
+      </w:r>
+      <w:r>
+        <w:rPr>
+          <w:rFonts w:ascii="Consolas" w:cs="Consolas" w:eastAsia="Consolas" w:hAnsi="Consolas"/>
+          <w:sz w:val="18"/>
+          <w:szCs w:val="18"/>
+        </w:rPr>
+        <w:t xml:space="preserve">status</w:t>
+      </w:r>
+      <w:r>
+        <w:t xml:space="preserve">; </w:t>
+      </w:r>
+      <w:r>
+        <w:rPr>
+          <w:rFonts w:ascii="Consolas" w:cs="Consolas" w:eastAsia="Consolas" w:hAnsi="Consolas"/>
+          <w:sz w:val="18"/>
+          <w:szCs w:val="18"/>
+        </w:rPr>
+        <w:t xml:space="preserve">/materials</w:t>
+      </w:r>
+      <w:r>
+        <w:t xml:space="preserve"> takes </w:t>
+      </w:r>
+      <w:r>
+        <w:rPr>
+          <w:rFonts w:ascii="Consolas" w:cs="Consolas" w:eastAsia="Consolas" w:hAnsi="Consolas"/>
+          <w:sz w:val="18"/>
+          <w:szCs w:val="18"/>
+        </w:rPr>
+        <w:t xml:space="preserve">status</w:t>
+      </w:r>
+      <w:r>
+        <w:t xml:space="preserve"> = Normal / Low / Out; </w:t>
+      </w:r>
+      <w:r>
+        <w:rPr>
+          <w:rFonts w:ascii="Consolas" w:cs="Consolas" w:eastAsia="Consolas" w:hAnsi="Consolas"/>
+          <w:sz w:val="18"/>
+          <w:szCs w:val="18"/>
+        </w:rPr>
+        <w:t xml:space="preserve">/stock-changes</w:t>
+      </w:r>
+      <w:r>
+        <w:t xml:space="preserve"> takes </w:t>
+      </w:r>
+      <w:r>
+        <w:rPr>
+          <w:rFonts w:ascii="Consolas" w:cs="Consolas" w:eastAsia="Consolas" w:hAnsi="Consolas"/>
+          <w:sz w:val="18"/>
+          <w:szCs w:val="18"/>
+        </w:rPr>
+        <w:t xml:space="preserve">type</w:t>
+      </w:r>
+      <w:r>
+        <w:t xml:space="preserve">, </w:t>
+      </w:r>
+      <w:r>
+        <w:rPr>
+          <w:rFonts w:ascii="Consolas" w:cs="Consolas" w:eastAsia="Consolas" w:hAnsi="Consolas"/>
+          <w:sz w:val="18"/>
+          <w:szCs w:val="18"/>
+        </w:rPr>
+        <w:t xml:space="preserve">from</w:t>
+      </w:r>
+      <w:r>
+        <w:t xml:space="preserve">, </w:t>
+      </w:r>
+      <w:r>
+        <w:rPr>
+          <w:rFonts w:ascii="Consolas" w:cs="Consolas" w:eastAsia="Consolas" w:hAnsi="Consolas"/>
+          <w:sz w:val="18"/>
+          <w:szCs w:val="18"/>
+        </w:rPr>
+        <w:t xml:space="preserve">to</w:t>
+      </w:r>
+      <w:r>
+        <w:t xml:space="preserve">.</w:t>
+      </w:r>
+    </w:p>
+    <w:p>
+      <w:pPr>
+        <w:sectPr>
+          <w:footerReference w:type="default" r:id="rId7"/>
+          <w:pgSz w:w="16840" w:h="11907" w:orient="landscape"/>
+          <w:pgMar w:top="1021" w:right="1021" w:bottom="1021" w:left="1021" w:header="708" w:footer="708" w:gutter="0"/>
+          <w:pgNumType/>
+          <w:docGrid w:linePitch="360"/>
+        </w:sectPr>
+      </w:pPr>
     </w:p>
     <w:p>
       <w:pPr>
@@ -2902,7 +752,2139 @@
         <w:keepNext/>
       </w:pPr>
       <w:r>
-        <w:t xml:space="preserve">5. Order and invoice states</w:t>
+        <w:t xml:space="preserve">3. Who may call</w:t>
+      </w:r>
+    </w:p>
+    <w:tbl>
+      <w:tblPr>
+        <w:tblW w:type="pct" w:w="100%"/>
+        <w:tblBorders>
+          <w:top w:val="single" w:color="auto" w:sz="4"/>
+          <w:left w:val="single" w:color="auto" w:sz="4"/>
+          <w:bottom w:val="single" w:color="auto" w:sz="4"/>
+          <w:right w:val="single" w:color="auto" w:sz="4"/>
+          <w:insideH w:val="single" w:color="auto" w:sz="4"/>
+          <w:insideV w:val="single" w:color="auto" w:sz="4"/>
+        </w:tblBorders>
+      </w:tblPr>
+      <w:tblGrid>
+        <w:gridCol w:w="100"/>
+        <w:gridCol w:w="100"/>
+        <w:gridCol w:w="100"/>
+        <w:gridCol w:w="100"/>
+      </w:tblGrid>
+      <w:tr>
+        <w:trPr>
+          <w:tblHeader/>
+        </w:trPr>
+        <w:tc>
+          <w:tcPr>
+            <w:tcBorders>
+              <w:top w:val="single" w:color="1e293b" w:sz="4"/>
+              <w:left w:val="single" w:color="1e293b" w:sz="4"/>
+              <w:bottom w:val="single" w:color="1e293b" w:sz="4"/>
+              <w:right w:val="single" w:color="1e293b" w:sz="4"/>
+            </w:tcBorders>
+            <w:shd w:fill="e0f2fe" w:color="auto" w:val="clear"/>
+            <w:tcMar>
+              <w:top w:type="dxa" w:w="40"/>
+              <w:left w:type="dxa" w:w="80"/>
+              <w:bottom w:type="dxa" w:w="40"/>
+              <w:right w:type="dxa" w:w="80"/>
+            </w:tcMar>
+          </w:tcPr>
+          <w:p>
+            <w:pPr>
+              <w:jc w:val="left"/>
+            </w:pPr>
+            <w:r>
+              <w:rPr>
+                <w:b/>
+                <w:bCs/>
+                <w:sz w:val="18"/>
+                <w:szCs w:val="18"/>
+              </w:rPr>
+              <w:t xml:space="preserve">Area</w:t>
+            </w:r>
+          </w:p>
+        </w:tc>
+        <w:tc>
+          <w:tcPr>
+            <w:tcBorders>
+              <w:top w:val="single" w:color="1e293b" w:sz="4"/>
+              <w:left w:val="single" w:color="1e293b" w:sz="4"/>
+              <w:bottom w:val="single" w:color="1e293b" w:sz="4"/>
+              <w:right w:val="single" w:color="1e293b" w:sz="4"/>
+            </w:tcBorders>
+            <w:shd w:fill="e0f2fe" w:color="auto" w:val="clear"/>
+            <w:tcMar>
+              <w:top w:type="dxa" w:w="40"/>
+              <w:left w:type="dxa" w:w="80"/>
+              <w:bottom w:type="dxa" w:w="40"/>
+              <w:right w:type="dxa" w:w="80"/>
+            </w:tcMar>
+          </w:tcPr>
+          <w:p>
+            <w:pPr>
+              <w:jc w:val="center"/>
+            </w:pPr>
+            <w:r>
+              <w:rPr>
+                <w:b/>
+                <w:bCs/>
+                <w:sz w:val="18"/>
+                <w:szCs w:val="18"/>
+              </w:rPr>
+              <w:t xml:space="preserve">Admin</w:t>
+            </w:r>
+          </w:p>
+        </w:tc>
+        <w:tc>
+          <w:tcPr>
+            <w:tcBorders>
+              <w:top w:val="single" w:color="1e293b" w:sz="4"/>
+              <w:left w:val="single" w:color="1e293b" w:sz="4"/>
+              <w:bottom w:val="single" w:color="1e293b" w:sz="4"/>
+              <w:right w:val="single" w:color="1e293b" w:sz="4"/>
+            </w:tcBorders>
+            <w:shd w:fill="e0f2fe" w:color="auto" w:val="clear"/>
+            <w:tcMar>
+              <w:top w:type="dxa" w:w="40"/>
+              <w:left w:type="dxa" w:w="80"/>
+              <w:bottom w:type="dxa" w:w="40"/>
+              <w:right w:type="dxa" w:w="80"/>
+            </w:tcMar>
+          </w:tcPr>
+          <w:p>
+            <w:pPr>
+              <w:jc w:val="center"/>
+            </w:pPr>
+            <w:r>
+              <w:rPr>
+                <w:b/>
+                <w:bCs/>
+                <w:sz w:val="18"/>
+                <w:szCs w:val="18"/>
+              </w:rPr>
+              <w:t xml:space="preserve">Sale Worker (</w:t>
+            </w:r>
+            <w:r>
+              <w:rPr>
+                <w:rFonts w:ascii="Consolas" w:cs="Consolas" w:eastAsia="Consolas" w:hAnsi="Consolas"/>
+                <w:b/>
+                <w:bCs/>
+                <w:sz w:val="18"/>
+                <w:szCs w:val="18"/>
+              </w:rPr>
+              <w:t xml:space="preserve">Sales</w:t>
+            </w:r>
+            <w:r>
+              <w:rPr>
+                <w:b/>
+                <w:bCs/>
+                <w:sz w:val="18"/>
+                <w:szCs w:val="18"/>
+              </w:rPr>
+              <w:t xml:space="preserve">)</w:t>
+            </w:r>
+          </w:p>
+        </w:tc>
+        <w:tc>
+          <w:tcPr>
+            <w:tcBorders>
+              <w:top w:val="single" w:color="1e293b" w:sz="4"/>
+              <w:left w:val="single" w:color="1e293b" w:sz="4"/>
+              <w:bottom w:val="single" w:color="1e293b" w:sz="4"/>
+              <w:right w:val="single" w:color="1e293b" w:sz="4"/>
+            </w:tcBorders>
+            <w:shd w:fill="e0f2fe" w:color="auto" w:val="clear"/>
+            <w:tcMar>
+              <w:top w:type="dxa" w:w="40"/>
+              <w:left w:type="dxa" w:w="80"/>
+              <w:bottom w:type="dxa" w:w="40"/>
+              <w:right w:type="dxa" w:w="80"/>
+            </w:tcMar>
+          </w:tcPr>
+          <w:p>
+            <w:pPr>
+              <w:jc w:val="center"/>
+            </w:pPr>
+            <w:r>
+              <w:rPr>
+                <w:b/>
+                <w:bCs/>
+                <w:sz w:val="18"/>
+                <w:szCs w:val="18"/>
+              </w:rPr>
+              <w:t xml:space="preserve">Factory Worker (</w:t>
+            </w:r>
+            <w:r>
+              <w:rPr>
+                <w:rFonts w:ascii="Consolas" w:cs="Consolas" w:eastAsia="Consolas" w:hAnsi="Consolas"/>
+                <w:b/>
+                <w:bCs/>
+                <w:sz w:val="18"/>
+                <w:szCs w:val="18"/>
+              </w:rPr>
+              <w:t xml:space="preserve">Factory</w:t>
+            </w:r>
+            <w:r>
+              <w:rPr>
+                <w:b/>
+                <w:bCs/>
+                <w:sz w:val="18"/>
+                <w:szCs w:val="18"/>
+              </w:rPr>
+              <w:t xml:space="preserve">)</w:t>
+            </w:r>
+          </w:p>
+        </w:tc>
+      </w:tr>
+      <w:tr>
+        <w:trPr>
+          <w:cantSplit/>
+        </w:trPr>
+        <w:tc>
+          <w:tcPr>
+            <w:tcBorders>
+              <w:top w:val="single" w:color="1e293b" w:sz="4"/>
+              <w:left w:val="single" w:color="1e293b" w:sz="4"/>
+              <w:bottom w:val="single" w:color="1e293b" w:sz="4"/>
+              <w:right w:val="single" w:color="1e293b" w:sz="4"/>
+            </w:tcBorders>
+            <w:tcMar>
+              <w:top w:type="dxa" w:w="40"/>
+              <w:left w:type="dxa" w:w="80"/>
+              <w:bottom w:type="dxa" w:w="40"/>
+              <w:right w:type="dxa" w:w="80"/>
+            </w:tcMar>
+          </w:tcPr>
+          <w:p>
+            <w:pPr>
+              <w:jc w:val="left"/>
+            </w:pPr>
+            <w:r>
+              <w:rPr>
+                <w:b w:val="false"/>
+                <w:bCs w:val="false"/>
+                <w:sz w:val="18"/>
+                <w:szCs w:val="18"/>
+              </w:rPr>
+              <w:t xml:space="preserve">Dashboard, products read, materials read, stock history, orders read</w:t>
+            </w:r>
+          </w:p>
+        </w:tc>
+        <w:tc>
+          <w:tcPr>
+            <w:tcBorders>
+              <w:top w:val="single" w:color="1e293b" w:sz="4"/>
+              <w:left w:val="single" w:color="1e293b" w:sz="4"/>
+              <w:bottom w:val="single" w:color="1e293b" w:sz="4"/>
+              <w:right w:val="single" w:color="1e293b" w:sz="4"/>
+            </w:tcBorders>
+            <w:tcMar>
+              <w:top w:type="dxa" w:w="40"/>
+              <w:left w:type="dxa" w:w="80"/>
+              <w:bottom w:type="dxa" w:w="40"/>
+              <w:right w:type="dxa" w:w="80"/>
+            </w:tcMar>
+          </w:tcPr>
+          <w:p>
+            <w:pPr>
+              <w:jc w:val="center"/>
+            </w:pPr>
+            <w:r>
+              <w:rPr>
+                <w:b w:val="false"/>
+                <w:bCs w:val="false"/>
+                <w:sz w:val="18"/>
+                <w:szCs w:val="18"/>
+              </w:rPr>
+              <w:t xml:space="preserve">yes</w:t>
+            </w:r>
+          </w:p>
+        </w:tc>
+        <w:tc>
+          <w:tcPr>
+            <w:tcBorders>
+              <w:top w:val="single" w:color="1e293b" w:sz="4"/>
+              <w:left w:val="single" w:color="1e293b" w:sz="4"/>
+              <w:bottom w:val="single" w:color="1e293b" w:sz="4"/>
+              <w:right w:val="single" w:color="1e293b" w:sz="4"/>
+            </w:tcBorders>
+            <w:tcMar>
+              <w:top w:type="dxa" w:w="40"/>
+              <w:left w:type="dxa" w:w="80"/>
+              <w:bottom w:type="dxa" w:w="40"/>
+              <w:right w:type="dxa" w:w="80"/>
+            </w:tcMar>
+          </w:tcPr>
+          <w:p>
+            <w:pPr>
+              <w:jc w:val="center"/>
+            </w:pPr>
+            <w:r>
+              <w:rPr>
+                <w:b w:val="false"/>
+                <w:bCs w:val="false"/>
+                <w:sz w:val="18"/>
+                <w:szCs w:val="18"/>
+              </w:rPr>
+              <w:t xml:space="preserve">yes</w:t>
+            </w:r>
+          </w:p>
+        </w:tc>
+        <w:tc>
+          <w:tcPr>
+            <w:tcBorders>
+              <w:top w:val="single" w:color="1e293b" w:sz="4"/>
+              <w:left w:val="single" w:color="1e293b" w:sz="4"/>
+              <w:bottom w:val="single" w:color="1e293b" w:sz="4"/>
+              <w:right w:val="single" w:color="1e293b" w:sz="4"/>
+            </w:tcBorders>
+            <w:tcMar>
+              <w:top w:type="dxa" w:w="40"/>
+              <w:left w:type="dxa" w:w="80"/>
+              <w:bottom w:type="dxa" w:w="40"/>
+              <w:right w:type="dxa" w:w="80"/>
+            </w:tcMar>
+          </w:tcPr>
+          <w:p>
+            <w:pPr>
+              <w:jc w:val="center"/>
+            </w:pPr>
+            <w:r>
+              <w:rPr>
+                <w:b w:val="false"/>
+                <w:bCs w:val="false"/>
+                <w:sz w:val="18"/>
+                <w:szCs w:val="18"/>
+              </w:rPr>
+              <w:t xml:space="preserve">yes</w:t>
+            </w:r>
+          </w:p>
+        </w:tc>
+      </w:tr>
+      <w:tr>
+        <w:trPr>
+          <w:cantSplit/>
+        </w:trPr>
+        <w:tc>
+          <w:tcPr>
+            <w:tcBorders>
+              <w:top w:val="single" w:color="1e293b" w:sz="4"/>
+              <w:left w:val="single" w:color="1e293b" w:sz="4"/>
+              <w:bottom w:val="single" w:color="1e293b" w:sz="4"/>
+              <w:right w:val="single" w:color="1e293b" w:sz="4"/>
+            </w:tcBorders>
+            <w:tcMar>
+              <w:top w:type="dxa" w:w="40"/>
+              <w:left w:type="dxa" w:w="80"/>
+              <w:bottom w:type="dxa" w:w="40"/>
+              <w:right w:type="dxa" w:w="80"/>
+            </w:tcMar>
+          </w:tcPr>
+          <w:p>
+            <w:pPr>
+              <w:jc w:val="left"/>
+            </w:pPr>
+            <w:r>
+              <w:rPr>
+                <w:b w:val="false"/>
+                <w:bCs w:val="false"/>
+                <w:sz w:val="18"/>
+                <w:szCs w:val="18"/>
+              </w:rPr>
+              <w:t xml:space="preserve">Customers read</w:t>
+            </w:r>
+          </w:p>
+        </w:tc>
+        <w:tc>
+          <w:tcPr>
+            <w:tcBorders>
+              <w:top w:val="single" w:color="1e293b" w:sz="4"/>
+              <w:left w:val="single" w:color="1e293b" w:sz="4"/>
+              <w:bottom w:val="single" w:color="1e293b" w:sz="4"/>
+              <w:right w:val="single" w:color="1e293b" w:sz="4"/>
+            </w:tcBorders>
+            <w:tcMar>
+              <w:top w:type="dxa" w:w="40"/>
+              <w:left w:type="dxa" w:w="80"/>
+              <w:bottom w:type="dxa" w:w="40"/>
+              <w:right w:type="dxa" w:w="80"/>
+            </w:tcMar>
+          </w:tcPr>
+          <w:p>
+            <w:pPr>
+              <w:jc w:val="center"/>
+            </w:pPr>
+            <w:r>
+              <w:rPr>
+                <w:b w:val="false"/>
+                <w:bCs w:val="false"/>
+                <w:sz w:val="18"/>
+                <w:szCs w:val="18"/>
+              </w:rPr>
+              <w:t xml:space="preserve">yes</w:t>
+            </w:r>
+          </w:p>
+        </w:tc>
+        <w:tc>
+          <w:tcPr>
+            <w:tcBorders>
+              <w:top w:val="single" w:color="1e293b" w:sz="4"/>
+              <w:left w:val="single" w:color="1e293b" w:sz="4"/>
+              <w:bottom w:val="single" w:color="1e293b" w:sz="4"/>
+              <w:right w:val="single" w:color="1e293b" w:sz="4"/>
+            </w:tcBorders>
+            <w:tcMar>
+              <w:top w:type="dxa" w:w="40"/>
+              <w:left w:type="dxa" w:w="80"/>
+              <w:bottom w:type="dxa" w:w="40"/>
+              <w:right w:type="dxa" w:w="80"/>
+            </w:tcMar>
+          </w:tcPr>
+          <w:p>
+            <w:pPr>
+              <w:jc w:val="center"/>
+            </w:pPr>
+            <w:r>
+              <w:rPr>
+                <w:b w:val="false"/>
+                <w:bCs w:val="false"/>
+                <w:sz w:val="18"/>
+                <w:szCs w:val="18"/>
+              </w:rPr>
+              <w:t xml:space="preserve">yes</w:t>
+            </w:r>
+          </w:p>
+        </w:tc>
+        <w:tc>
+          <w:tcPr>
+            <w:tcBorders>
+              <w:top w:val="single" w:color="1e293b" w:sz="4"/>
+              <w:left w:val="single" w:color="1e293b" w:sz="4"/>
+              <w:bottom w:val="single" w:color="1e293b" w:sz="4"/>
+              <w:right w:val="single" w:color="1e293b" w:sz="4"/>
+            </w:tcBorders>
+            <w:tcMar>
+              <w:top w:type="dxa" w:w="40"/>
+              <w:left w:type="dxa" w:w="80"/>
+              <w:bottom w:type="dxa" w:w="40"/>
+              <w:right w:type="dxa" w:w="80"/>
+            </w:tcMar>
+          </w:tcPr>
+          <w:p>
+            <w:pPr>
+              <w:jc w:val="center"/>
+            </w:pPr>
+            <w:r>
+              <w:rPr>
+                <w:b w:val="false"/>
+                <w:bCs w:val="false"/>
+                <w:sz w:val="18"/>
+                <w:szCs w:val="18"/>
+              </w:rPr>
+              <w:t xml:space="preserve">403</w:t>
+            </w:r>
+          </w:p>
+        </w:tc>
+      </w:tr>
+      <w:tr>
+        <w:trPr>
+          <w:cantSplit/>
+        </w:trPr>
+        <w:tc>
+          <w:tcPr>
+            <w:tcBorders>
+              <w:top w:val="single" w:color="1e293b" w:sz="4"/>
+              <w:left w:val="single" w:color="1e293b" w:sz="4"/>
+              <w:bottom w:val="single" w:color="1e293b" w:sz="4"/>
+              <w:right w:val="single" w:color="1e293b" w:sz="4"/>
+            </w:tcBorders>
+            <w:tcMar>
+              <w:top w:type="dxa" w:w="40"/>
+              <w:left w:type="dxa" w:w="80"/>
+              <w:bottom w:type="dxa" w:w="40"/>
+              <w:right w:type="dxa" w:w="80"/>
+            </w:tcMar>
+          </w:tcPr>
+          <w:p>
+            <w:pPr>
+              <w:jc w:val="left"/>
+            </w:pPr>
+            <w:r>
+              <w:rPr>
+                <w:b w:val="false"/>
+                <w:bCs w:val="false"/>
+                <w:sz w:val="18"/>
+                <w:szCs w:val="18"/>
+              </w:rPr>
+              <w:t xml:space="preserve">Customers, products, materials, users write</w:t>
+            </w:r>
+          </w:p>
+        </w:tc>
+        <w:tc>
+          <w:tcPr>
+            <w:tcBorders>
+              <w:top w:val="single" w:color="1e293b" w:sz="4"/>
+              <w:left w:val="single" w:color="1e293b" w:sz="4"/>
+              <w:bottom w:val="single" w:color="1e293b" w:sz="4"/>
+              <w:right w:val="single" w:color="1e293b" w:sz="4"/>
+            </w:tcBorders>
+            <w:tcMar>
+              <w:top w:type="dxa" w:w="40"/>
+              <w:left w:type="dxa" w:w="80"/>
+              <w:bottom w:type="dxa" w:w="40"/>
+              <w:right w:type="dxa" w:w="80"/>
+            </w:tcMar>
+          </w:tcPr>
+          <w:p>
+            <w:pPr>
+              <w:jc w:val="center"/>
+            </w:pPr>
+            <w:r>
+              <w:rPr>
+                <w:b w:val="false"/>
+                <w:bCs w:val="false"/>
+                <w:sz w:val="18"/>
+                <w:szCs w:val="18"/>
+              </w:rPr>
+              <w:t xml:space="preserve">yes</w:t>
+            </w:r>
+          </w:p>
+        </w:tc>
+        <w:tc>
+          <w:tcPr>
+            <w:tcBorders>
+              <w:top w:val="single" w:color="1e293b" w:sz="4"/>
+              <w:left w:val="single" w:color="1e293b" w:sz="4"/>
+              <w:bottom w:val="single" w:color="1e293b" w:sz="4"/>
+              <w:right w:val="single" w:color="1e293b" w:sz="4"/>
+            </w:tcBorders>
+            <w:tcMar>
+              <w:top w:type="dxa" w:w="40"/>
+              <w:left w:type="dxa" w:w="80"/>
+              <w:bottom w:type="dxa" w:w="40"/>
+              <w:right w:type="dxa" w:w="80"/>
+            </w:tcMar>
+          </w:tcPr>
+          <w:p>
+            <w:pPr>
+              <w:jc w:val="center"/>
+            </w:pPr>
+            <w:r>
+              <w:rPr>
+                <w:b w:val="false"/>
+                <w:bCs w:val="false"/>
+                <w:sz w:val="18"/>
+                <w:szCs w:val="18"/>
+              </w:rPr>
+              <w:t xml:space="preserve">403</w:t>
+            </w:r>
+          </w:p>
+        </w:tc>
+        <w:tc>
+          <w:tcPr>
+            <w:tcBorders>
+              <w:top w:val="single" w:color="1e293b" w:sz="4"/>
+              <w:left w:val="single" w:color="1e293b" w:sz="4"/>
+              <w:bottom w:val="single" w:color="1e293b" w:sz="4"/>
+              <w:right w:val="single" w:color="1e293b" w:sz="4"/>
+            </w:tcBorders>
+            <w:tcMar>
+              <w:top w:type="dxa" w:w="40"/>
+              <w:left w:type="dxa" w:w="80"/>
+              <w:bottom w:type="dxa" w:w="40"/>
+              <w:right w:type="dxa" w:w="80"/>
+            </w:tcMar>
+          </w:tcPr>
+          <w:p>
+            <w:pPr>
+              <w:jc w:val="center"/>
+            </w:pPr>
+            <w:r>
+              <w:rPr>
+                <w:b w:val="false"/>
+                <w:bCs w:val="false"/>
+                <w:sz w:val="18"/>
+                <w:szCs w:val="18"/>
+              </w:rPr>
+              <w:t xml:space="preserve">403</w:t>
+            </w:r>
+          </w:p>
+        </w:tc>
+      </w:tr>
+      <w:tr>
+        <w:trPr>
+          <w:cantSplit/>
+        </w:trPr>
+        <w:tc>
+          <w:tcPr>
+            <w:tcBorders>
+              <w:top w:val="single" w:color="1e293b" w:sz="4"/>
+              <w:left w:val="single" w:color="1e293b" w:sz="4"/>
+              <w:bottom w:val="single" w:color="1e293b" w:sz="4"/>
+              <w:right w:val="single" w:color="1e293b" w:sz="4"/>
+            </w:tcBorders>
+            <w:tcMar>
+              <w:top w:type="dxa" w:w="40"/>
+              <w:left w:type="dxa" w:w="80"/>
+              <w:bottom w:type="dxa" w:w="40"/>
+              <w:right w:type="dxa" w:w="80"/>
+            </w:tcMar>
+          </w:tcPr>
+          <w:p>
+            <w:pPr>
+              <w:jc w:val="left"/>
+            </w:pPr>
+            <w:r>
+              <w:rPr>
+                <w:b w:val="false"/>
+                <w:bCs w:val="false"/>
+                <w:sz w:val="18"/>
+                <w:szCs w:val="18"/>
+              </w:rPr>
+              <w:t xml:space="preserve">Users read</w:t>
+            </w:r>
+          </w:p>
+        </w:tc>
+        <w:tc>
+          <w:tcPr>
+            <w:tcBorders>
+              <w:top w:val="single" w:color="1e293b" w:sz="4"/>
+              <w:left w:val="single" w:color="1e293b" w:sz="4"/>
+              <w:bottom w:val="single" w:color="1e293b" w:sz="4"/>
+              <w:right w:val="single" w:color="1e293b" w:sz="4"/>
+            </w:tcBorders>
+            <w:tcMar>
+              <w:top w:type="dxa" w:w="40"/>
+              <w:left w:type="dxa" w:w="80"/>
+              <w:bottom w:type="dxa" w:w="40"/>
+              <w:right w:type="dxa" w:w="80"/>
+            </w:tcMar>
+          </w:tcPr>
+          <w:p>
+            <w:pPr>
+              <w:jc w:val="center"/>
+            </w:pPr>
+            <w:r>
+              <w:rPr>
+                <w:b w:val="false"/>
+                <w:bCs w:val="false"/>
+                <w:sz w:val="18"/>
+                <w:szCs w:val="18"/>
+              </w:rPr>
+              <w:t xml:space="preserve">yes</w:t>
+            </w:r>
+          </w:p>
+        </w:tc>
+        <w:tc>
+          <w:tcPr>
+            <w:tcBorders>
+              <w:top w:val="single" w:color="1e293b" w:sz="4"/>
+              <w:left w:val="single" w:color="1e293b" w:sz="4"/>
+              <w:bottom w:val="single" w:color="1e293b" w:sz="4"/>
+              <w:right w:val="single" w:color="1e293b" w:sz="4"/>
+            </w:tcBorders>
+            <w:tcMar>
+              <w:top w:type="dxa" w:w="40"/>
+              <w:left w:type="dxa" w:w="80"/>
+              <w:bottom w:type="dxa" w:w="40"/>
+              <w:right w:type="dxa" w:w="80"/>
+            </w:tcMar>
+          </w:tcPr>
+          <w:p>
+            <w:pPr>
+              <w:jc w:val="center"/>
+            </w:pPr>
+            <w:r>
+              <w:rPr>
+                <w:b w:val="false"/>
+                <w:bCs w:val="false"/>
+                <w:sz w:val="18"/>
+                <w:szCs w:val="18"/>
+              </w:rPr>
+              <w:t xml:space="preserve">403</w:t>
+            </w:r>
+          </w:p>
+        </w:tc>
+        <w:tc>
+          <w:tcPr>
+            <w:tcBorders>
+              <w:top w:val="single" w:color="1e293b" w:sz="4"/>
+              <w:left w:val="single" w:color="1e293b" w:sz="4"/>
+              <w:bottom w:val="single" w:color="1e293b" w:sz="4"/>
+              <w:right w:val="single" w:color="1e293b" w:sz="4"/>
+            </w:tcBorders>
+            <w:tcMar>
+              <w:top w:type="dxa" w:w="40"/>
+              <w:left w:type="dxa" w:w="80"/>
+              <w:bottom w:type="dxa" w:w="40"/>
+              <w:right w:type="dxa" w:w="80"/>
+            </w:tcMar>
+          </w:tcPr>
+          <w:p>
+            <w:pPr>
+              <w:jc w:val="center"/>
+            </w:pPr>
+            <w:r>
+              <w:rPr>
+                <w:b w:val="false"/>
+                <w:bCs w:val="false"/>
+                <w:sz w:val="18"/>
+                <w:szCs w:val="18"/>
+              </w:rPr>
+              <w:t xml:space="preserve">403</w:t>
+            </w:r>
+          </w:p>
+        </w:tc>
+      </w:tr>
+      <w:tr>
+        <w:trPr>
+          <w:cantSplit/>
+        </w:trPr>
+        <w:tc>
+          <w:tcPr>
+            <w:tcBorders>
+              <w:top w:val="single" w:color="1e293b" w:sz="4"/>
+              <w:left w:val="single" w:color="1e293b" w:sz="4"/>
+              <w:bottom w:val="single" w:color="1e293b" w:sz="4"/>
+              <w:right w:val="single" w:color="1e293b" w:sz="4"/>
+            </w:tcBorders>
+            <w:tcMar>
+              <w:top w:type="dxa" w:w="40"/>
+              <w:left w:type="dxa" w:w="80"/>
+              <w:bottom w:type="dxa" w:w="40"/>
+              <w:right w:type="dxa" w:w="80"/>
+            </w:tcMar>
+          </w:tcPr>
+          <w:p>
+            <w:pPr>
+              <w:jc w:val="left"/>
+            </w:pPr>
+            <w:r>
+              <w:rPr>
+                <w:b w:val="false"/>
+                <w:bCs w:val="false"/>
+                <w:sz w:val="18"/>
+                <w:szCs w:val="18"/>
+              </w:rPr>
+              <w:t xml:space="preserve">QT (all calls, Confirm, delete a Draft)</w:t>
+            </w:r>
+          </w:p>
+        </w:tc>
+        <w:tc>
+          <w:tcPr>
+            <w:tcBorders>
+              <w:top w:val="single" w:color="1e293b" w:sz="4"/>
+              <w:left w:val="single" w:color="1e293b" w:sz="4"/>
+              <w:bottom w:val="single" w:color="1e293b" w:sz="4"/>
+              <w:right w:val="single" w:color="1e293b" w:sz="4"/>
+            </w:tcBorders>
+            <w:tcMar>
+              <w:top w:type="dxa" w:w="40"/>
+              <w:left w:type="dxa" w:w="80"/>
+              <w:bottom w:type="dxa" w:w="40"/>
+              <w:right w:type="dxa" w:w="80"/>
+            </w:tcMar>
+          </w:tcPr>
+          <w:p>
+            <w:pPr>
+              <w:jc w:val="center"/>
+            </w:pPr>
+            <w:r>
+              <w:rPr>
+                <w:b w:val="false"/>
+                <w:bCs w:val="false"/>
+                <w:sz w:val="18"/>
+                <w:szCs w:val="18"/>
+              </w:rPr>
+              <w:t xml:space="preserve">yes</w:t>
+            </w:r>
+          </w:p>
+        </w:tc>
+        <w:tc>
+          <w:tcPr>
+            <w:tcBorders>
+              <w:top w:val="single" w:color="1e293b" w:sz="4"/>
+              <w:left w:val="single" w:color="1e293b" w:sz="4"/>
+              <w:bottom w:val="single" w:color="1e293b" w:sz="4"/>
+              <w:right w:val="single" w:color="1e293b" w:sz="4"/>
+            </w:tcBorders>
+            <w:tcMar>
+              <w:top w:type="dxa" w:w="40"/>
+              <w:left w:type="dxa" w:w="80"/>
+              <w:bottom w:type="dxa" w:w="40"/>
+              <w:right w:type="dxa" w:w="80"/>
+            </w:tcMar>
+          </w:tcPr>
+          <w:p>
+            <w:pPr>
+              <w:jc w:val="center"/>
+            </w:pPr>
+            <w:r>
+              <w:rPr>
+                <w:b w:val="false"/>
+                <w:bCs w:val="false"/>
+                <w:sz w:val="18"/>
+                <w:szCs w:val="18"/>
+              </w:rPr>
+              <w:t xml:space="preserve">yes</w:t>
+            </w:r>
+          </w:p>
+        </w:tc>
+        <w:tc>
+          <w:tcPr>
+            <w:tcBorders>
+              <w:top w:val="single" w:color="1e293b" w:sz="4"/>
+              <w:left w:val="single" w:color="1e293b" w:sz="4"/>
+              <w:bottom w:val="single" w:color="1e293b" w:sz="4"/>
+              <w:right w:val="single" w:color="1e293b" w:sz="4"/>
+            </w:tcBorders>
+            <w:tcMar>
+              <w:top w:type="dxa" w:w="40"/>
+              <w:left w:type="dxa" w:w="80"/>
+              <w:bottom w:type="dxa" w:w="40"/>
+              <w:right w:type="dxa" w:w="80"/>
+            </w:tcMar>
+          </w:tcPr>
+          <w:p>
+            <w:pPr>
+              <w:jc w:val="center"/>
+            </w:pPr>
+            <w:r>
+              <w:rPr>
+                <w:b w:val="false"/>
+                <w:bCs w:val="false"/>
+                <w:sz w:val="18"/>
+                <w:szCs w:val="18"/>
+              </w:rPr>
+              <w:t xml:space="preserve">403</w:t>
+            </w:r>
+          </w:p>
+        </w:tc>
+      </w:tr>
+      <w:tr>
+        <w:trPr>
+          <w:cantSplit/>
+        </w:trPr>
+        <w:tc>
+          <w:tcPr>
+            <w:tcBorders>
+              <w:top w:val="single" w:color="1e293b" w:sz="4"/>
+              <w:left w:val="single" w:color="1e293b" w:sz="4"/>
+              <w:bottom w:val="single" w:color="1e293b" w:sz="4"/>
+              <w:right w:val="single" w:color="1e293b" w:sz="4"/>
+            </w:tcBorders>
+            <w:tcMar>
+              <w:top w:type="dxa" w:w="40"/>
+              <w:left w:type="dxa" w:w="80"/>
+              <w:bottom w:type="dxa" w:w="40"/>
+              <w:right w:type="dxa" w:w="80"/>
+            </w:tcMar>
+          </w:tcPr>
+          <w:p>
+            <w:pPr>
+              <w:jc w:val="left"/>
+            </w:pPr>
+            <w:r>
+              <w:rPr>
+                <w:rFonts w:ascii="Consolas" w:cs="Consolas" w:eastAsia="Consolas" w:hAnsi="Consolas"/>
+                <w:b w:val="false"/>
+                <w:bCs w:val="false"/>
+                <w:sz w:val="18"/>
+                <w:szCs w:val="18"/>
+              </w:rPr>
+              <w:t xml:space="preserve">PUT /orders/:id</w:t>
+            </w:r>
+            <w:r>
+              <w:rPr>
+                <w:b w:val="false"/>
+                <w:bCs w:val="false"/>
+                <w:sz w:val="18"/>
+                <w:szCs w:val="18"/>
+              </w:rPr>
+              <w:t xml:space="preserve"> (before start)</w:t>
+            </w:r>
+          </w:p>
+        </w:tc>
+        <w:tc>
+          <w:tcPr>
+            <w:tcBorders>
+              <w:top w:val="single" w:color="1e293b" w:sz="4"/>
+              <w:left w:val="single" w:color="1e293b" w:sz="4"/>
+              <w:bottom w:val="single" w:color="1e293b" w:sz="4"/>
+              <w:right w:val="single" w:color="1e293b" w:sz="4"/>
+            </w:tcBorders>
+            <w:tcMar>
+              <w:top w:type="dxa" w:w="40"/>
+              <w:left w:type="dxa" w:w="80"/>
+              <w:bottom w:type="dxa" w:w="40"/>
+              <w:right w:type="dxa" w:w="80"/>
+            </w:tcMar>
+          </w:tcPr>
+          <w:p>
+            <w:pPr>
+              <w:jc w:val="center"/>
+            </w:pPr>
+            <w:r>
+              <w:rPr>
+                <w:b w:val="false"/>
+                <w:bCs w:val="false"/>
+                <w:sz w:val="18"/>
+                <w:szCs w:val="18"/>
+              </w:rPr>
+              <w:t xml:space="preserve">yes</w:t>
+            </w:r>
+          </w:p>
+        </w:tc>
+        <w:tc>
+          <w:tcPr>
+            <w:tcBorders>
+              <w:top w:val="single" w:color="1e293b" w:sz="4"/>
+              <w:left w:val="single" w:color="1e293b" w:sz="4"/>
+              <w:bottom w:val="single" w:color="1e293b" w:sz="4"/>
+              <w:right w:val="single" w:color="1e293b" w:sz="4"/>
+            </w:tcBorders>
+            <w:tcMar>
+              <w:top w:type="dxa" w:w="40"/>
+              <w:left w:type="dxa" w:w="80"/>
+              <w:bottom w:type="dxa" w:w="40"/>
+              <w:right w:type="dxa" w:w="80"/>
+            </w:tcMar>
+          </w:tcPr>
+          <w:p>
+            <w:pPr>
+              <w:jc w:val="center"/>
+            </w:pPr>
+            <w:r>
+              <w:rPr>
+                <w:b w:val="false"/>
+                <w:bCs w:val="false"/>
+                <w:sz w:val="18"/>
+                <w:szCs w:val="18"/>
+              </w:rPr>
+              <w:t xml:space="preserve">403</w:t>
+            </w:r>
+          </w:p>
+        </w:tc>
+        <w:tc>
+          <w:tcPr>
+            <w:tcBorders>
+              <w:top w:val="single" w:color="1e293b" w:sz="4"/>
+              <w:left w:val="single" w:color="1e293b" w:sz="4"/>
+              <w:bottom w:val="single" w:color="1e293b" w:sz="4"/>
+              <w:right w:val="single" w:color="1e293b" w:sz="4"/>
+            </w:tcBorders>
+            <w:tcMar>
+              <w:top w:type="dxa" w:w="40"/>
+              <w:left w:type="dxa" w:w="80"/>
+              <w:bottom w:type="dxa" w:w="40"/>
+              <w:right w:type="dxa" w:w="80"/>
+            </w:tcMar>
+          </w:tcPr>
+          <w:p>
+            <w:pPr>
+              <w:jc w:val="center"/>
+            </w:pPr>
+            <w:r>
+              <w:rPr>
+                <w:b w:val="false"/>
+                <w:bCs w:val="false"/>
+                <w:sz w:val="18"/>
+                <w:szCs w:val="18"/>
+              </w:rPr>
+              <w:t xml:space="preserve">yes</w:t>
+            </w:r>
+          </w:p>
+        </w:tc>
+      </w:tr>
+      <w:tr>
+        <w:trPr>
+          <w:cantSplit/>
+        </w:trPr>
+        <w:tc>
+          <w:tcPr>
+            <w:tcBorders>
+              <w:top w:val="single" w:color="1e293b" w:sz="4"/>
+              <w:left w:val="single" w:color="1e293b" w:sz="4"/>
+              <w:bottom w:val="single" w:color="1e293b" w:sz="4"/>
+              <w:right w:val="single" w:color="1e293b" w:sz="4"/>
+            </w:tcBorders>
+            <w:tcMar>
+              <w:top w:type="dxa" w:w="40"/>
+              <w:left w:type="dxa" w:w="80"/>
+              <w:bottom w:type="dxa" w:w="40"/>
+              <w:right w:type="dxa" w:w="80"/>
+            </w:tcMar>
+          </w:tcPr>
+          <w:p>
+            <w:pPr>
+              <w:jc w:val="left"/>
+            </w:pPr>
+            <w:r>
+              <w:rPr>
+                <w:rFonts w:ascii="Consolas" w:cs="Consolas" w:eastAsia="Consolas" w:hAnsi="Consolas"/>
+                <w:b w:val="false"/>
+                <w:bCs w:val="false"/>
+                <w:sz w:val="18"/>
+                <w:szCs w:val="18"/>
+              </w:rPr>
+              <w:t xml:space="preserve">POST /orders/:id/start</w:t>
+            </w:r>
+            <w:r>
+              <w:rPr>
+                <w:b w:val="false"/>
+                <w:bCs w:val="false"/>
+                <w:sz w:val="18"/>
+                <w:szCs w:val="18"/>
+              </w:rPr>
+              <w:t xml:space="preserve">, </w:t>
+            </w:r>
+            <w:r>
+              <w:rPr>
+                <w:rFonts w:ascii="Consolas" w:cs="Consolas" w:eastAsia="Consolas" w:hAnsi="Consolas"/>
+                <w:b w:val="false"/>
+                <w:bCs w:val="false"/>
+                <w:sz w:val="18"/>
+                <w:szCs w:val="18"/>
+              </w:rPr>
+              <w:t xml:space="preserve">/progress</w:t>
+            </w:r>
+          </w:p>
+        </w:tc>
+        <w:tc>
+          <w:tcPr>
+            <w:tcBorders>
+              <w:top w:val="single" w:color="1e293b" w:sz="4"/>
+              <w:left w:val="single" w:color="1e293b" w:sz="4"/>
+              <w:bottom w:val="single" w:color="1e293b" w:sz="4"/>
+              <w:right w:val="single" w:color="1e293b" w:sz="4"/>
+            </w:tcBorders>
+            <w:tcMar>
+              <w:top w:type="dxa" w:w="40"/>
+              <w:left w:type="dxa" w:w="80"/>
+              <w:bottom w:type="dxa" w:w="40"/>
+              <w:right w:type="dxa" w:w="80"/>
+            </w:tcMar>
+          </w:tcPr>
+          <w:p>
+            <w:pPr>
+              <w:jc w:val="center"/>
+            </w:pPr>
+            <w:r>
+              <w:rPr>
+                <w:b w:val="false"/>
+                <w:bCs w:val="false"/>
+                <w:sz w:val="18"/>
+                <w:szCs w:val="18"/>
+              </w:rPr>
+              <w:t xml:space="preserve">yes</w:t>
+            </w:r>
+          </w:p>
+        </w:tc>
+        <w:tc>
+          <w:tcPr>
+            <w:tcBorders>
+              <w:top w:val="single" w:color="1e293b" w:sz="4"/>
+              <w:left w:val="single" w:color="1e293b" w:sz="4"/>
+              <w:bottom w:val="single" w:color="1e293b" w:sz="4"/>
+              <w:right w:val="single" w:color="1e293b" w:sz="4"/>
+            </w:tcBorders>
+            <w:tcMar>
+              <w:top w:type="dxa" w:w="40"/>
+              <w:left w:type="dxa" w:w="80"/>
+              <w:bottom w:type="dxa" w:w="40"/>
+              <w:right w:type="dxa" w:w="80"/>
+            </w:tcMar>
+          </w:tcPr>
+          <w:p>
+            <w:pPr>
+              <w:jc w:val="center"/>
+            </w:pPr>
+            <w:r>
+              <w:rPr>
+                <w:b w:val="false"/>
+                <w:bCs w:val="false"/>
+                <w:sz w:val="18"/>
+                <w:szCs w:val="18"/>
+              </w:rPr>
+              <w:t xml:space="preserve">403</w:t>
+            </w:r>
+          </w:p>
+        </w:tc>
+        <w:tc>
+          <w:tcPr>
+            <w:tcBorders>
+              <w:top w:val="single" w:color="1e293b" w:sz="4"/>
+              <w:left w:val="single" w:color="1e293b" w:sz="4"/>
+              <w:bottom w:val="single" w:color="1e293b" w:sz="4"/>
+              <w:right w:val="single" w:color="1e293b" w:sz="4"/>
+            </w:tcBorders>
+            <w:tcMar>
+              <w:top w:type="dxa" w:w="40"/>
+              <w:left w:type="dxa" w:w="80"/>
+              <w:bottom w:type="dxa" w:w="40"/>
+              <w:right w:type="dxa" w:w="80"/>
+            </w:tcMar>
+          </w:tcPr>
+          <w:p>
+            <w:pPr>
+              <w:jc w:val="center"/>
+            </w:pPr>
+            <w:r>
+              <w:rPr>
+                <w:b w:val="false"/>
+                <w:bCs w:val="false"/>
+                <w:sz w:val="18"/>
+                <w:szCs w:val="18"/>
+              </w:rPr>
+              <w:t xml:space="preserve">yes</w:t>
+            </w:r>
+          </w:p>
+        </w:tc>
+      </w:tr>
+      <w:tr>
+        <w:trPr>
+          <w:cantSplit/>
+        </w:trPr>
+        <w:tc>
+          <w:tcPr>
+            <w:tcBorders>
+              <w:top w:val="single" w:color="1e293b" w:sz="4"/>
+              <w:left w:val="single" w:color="1e293b" w:sz="4"/>
+              <w:bottom w:val="single" w:color="1e293b" w:sz="4"/>
+              <w:right w:val="single" w:color="1e293b" w:sz="4"/>
+            </w:tcBorders>
+            <w:tcMar>
+              <w:top w:type="dxa" w:w="40"/>
+              <w:left w:type="dxa" w:w="80"/>
+              <w:bottom w:type="dxa" w:w="40"/>
+              <w:right w:type="dxa" w:w="80"/>
+            </w:tcMar>
+          </w:tcPr>
+          <w:p>
+            <w:pPr>
+              <w:jc w:val="left"/>
+            </w:pPr>
+            <w:r>
+              <w:rPr>
+                <w:b w:val="false"/>
+                <w:bCs w:val="false"/>
+                <w:sz w:val="18"/>
+                <w:szCs w:val="18"/>
+              </w:rPr>
+              <w:t xml:space="preserve">Stock change by hand</w:t>
+            </w:r>
+          </w:p>
+        </w:tc>
+        <w:tc>
+          <w:tcPr>
+            <w:tcBorders>
+              <w:top w:val="single" w:color="1e293b" w:sz="4"/>
+              <w:left w:val="single" w:color="1e293b" w:sz="4"/>
+              <w:bottom w:val="single" w:color="1e293b" w:sz="4"/>
+              <w:right w:val="single" w:color="1e293b" w:sz="4"/>
+            </w:tcBorders>
+            <w:tcMar>
+              <w:top w:type="dxa" w:w="40"/>
+              <w:left w:type="dxa" w:w="80"/>
+              <w:bottom w:type="dxa" w:w="40"/>
+              <w:right w:type="dxa" w:w="80"/>
+            </w:tcMar>
+          </w:tcPr>
+          <w:p>
+            <w:pPr>
+              <w:jc w:val="center"/>
+            </w:pPr>
+            <w:r>
+              <w:rPr>
+                <w:b w:val="false"/>
+                <w:bCs w:val="false"/>
+                <w:sz w:val="18"/>
+                <w:szCs w:val="18"/>
+              </w:rPr>
+              <w:t xml:space="preserve">yes</w:t>
+            </w:r>
+          </w:p>
+        </w:tc>
+        <w:tc>
+          <w:tcPr>
+            <w:tcBorders>
+              <w:top w:val="single" w:color="1e293b" w:sz="4"/>
+              <w:left w:val="single" w:color="1e293b" w:sz="4"/>
+              <w:bottom w:val="single" w:color="1e293b" w:sz="4"/>
+              <w:right w:val="single" w:color="1e293b" w:sz="4"/>
+            </w:tcBorders>
+            <w:tcMar>
+              <w:top w:type="dxa" w:w="40"/>
+              <w:left w:type="dxa" w:w="80"/>
+              <w:bottom w:type="dxa" w:w="40"/>
+              <w:right w:type="dxa" w:w="80"/>
+            </w:tcMar>
+          </w:tcPr>
+          <w:p>
+            <w:pPr>
+              <w:jc w:val="center"/>
+            </w:pPr>
+            <w:r>
+              <w:rPr>
+                <w:b w:val="false"/>
+                <w:bCs w:val="false"/>
+                <w:sz w:val="18"/>
+                <w:szCs w:val="18"/>
+              </w:rPr>
+              <w:t xml:space="preserve">403</w:t>
+            </w:r>
+          </w:p>
+        </w:tc>
+        <w:tc>
+          <w:tcPr>
+            <w:tcBorders>
+              <w:top w:val="single" w:color="1e293b" w:sz="4"/>
+              <w:left w:val="single" w:color="1e293b" w:sz="4"/>
+              <w:bottom w:val="single" w:color="1e293b" w:sz="4"/>
+              <w:right w:val="single" w:color="1e293b" w:sz="4"/>
+            </w:tcBorders>
+            <w:tcMar>
+              <w:top w:type="dxa" w:w="40"/>
+              <w:left w:type="dxa" w:w="80"/>
+              <w:bottom w:type="dxa" w:w="40"/>
+              <w:right w:type="dxa" w:w="80"/>
+            </w:tcMar>
+          </w:tcPr>
+          <w:p>
+            <w:pPr>
+              <w:jc w:val="center"/>
+            </w:pPr>
+            <w:r>
+              <w:rPr>
+                <w:b w:val="false"/>
+                <w:bCs w:val="false"/>
+                <w:sz w:val="18"/>
+                <w:szCs w:val="18"/>
+              </w:rPr>
+              <w:t xml:space="preserve">yes</w:t>
+            </w:r>
+          </w:p>
+        </w:tc>
+      </w:tr>
+      <w:tr>
+        <w:trPr>
+          <w:cantSplit/>
+        </w:trPr>
+        <w:tc>
+          <w:tcPr>
+            <w:tcBorders>
+              <w:top w:val="single" w:color="1e293b" w:sz="4"/>
+              <w:left w:val="single" w:color="1e293b" w:sz="4"/>
+              <w:bottom w:val="single" w:color="1e293b" w:sz="4"/>
+              <w:right w:val="single" w:color="1e293b" w:sz="4"/>
+            </w:tcBorders>
+            <w:tcMar>
+              <w:top w:type="dxa" w:w="40"/>
+              <w:left w:type="dxa" w:w="80"/>
+              <w:bottom w:type="dxa" w:w="40"/>
+              <w:right w:type="dxa" w:w="80"/>
+            </w:tcMar>
+          </w:tcPr>
+          <w:p>
+            <w:pPr>
+              <w:jc w:val="left"/>
+            </w:pPr>
+            <w:r>
+              <w:rPr>
+                <w:b w:val="false"/>
+                <w:bCs w:val="false"/>
+                <w:sz w:val="18"/>
+                <w:szCs w:val="18"/>
+              </w:rPr>
+              <w:t xml:space="preserve">Reopen / change a Completed process</w:t>
+            </w:r>
+          </w:p>
+        </w:tc>
+        <w:tc>
+          <w:tcPr>
+            <w:tcBorders>
+              <w:top w:val="single" w:color="1e293b" w:sz="4"/>
+              <w:left w:val="single" w:color="1e293b" w:sz="4"/>
+              <w:bottom w:val="single" w:color="1e293b" w:sz="4"/>
+              <w:right w:val="single" w:color="1e293b" w:sz="4"/>
+            </w:tcBorders>
+            <w:tcMar>
+              <w:top w:type="dxa" w:w="40"/>
+              <w:left w:type="dxa" w:w="80"/>
+              <w:bottom w:type="dxa" w:w="40"/>
+              <w:right w:type="dxa" w:w="80"/>
+            </w:tcMar>
+          </w:tcPr>
+          <w:p>
+            <w:pPr>
+              <w:jc w:val="center"/>
+            </w:pPr>
+            <w:r>
+              <w:rPr>
+                <w:b w:val="false"/>
+                <w:bCs w:val="false"/>
+                <w:sz w:val="18"/>
+                <w:szCs w:val="18"/>
+              </w:rPr>
+              <w:t xml:space="preserve">yes</w:t>
+            </w:r>
+          </w:p>
+        </w:tc>
+        <w:tc>
+          <w:tcPr>
+            <w:tcBorders>
+              <w:top w:val="single" w:color="1e293b" w:sz="4"/>
+              <w:left w:val="single" w:color="1e293b" w:sz="4"/>
+              <w:bottom w:val="single" w:color="1e293b" w:sz="4"/>
+              <w:right w:val="single" w:color="1e293b" w:sz="4"/>
+            </w:tcBorders>
+            <w:tcMar>
+              <w:top w:type="dxa" w:w="40"/>
+              <w:left w:type="dxa" w:w="80"/>
+              <w:bottom w:type="dxa" w:w="40"/>
+              <w:right w:type="dxa" w:w="80"/>
+            </w:tcMar>
+          </w:tcPr>
+          <w:p>
+            <w:pPr>
+              <w:jc w:val="center"/>
+            </w:pPr>
+            <w:r>
+              <w:rPr>
+                <w:b w:val="false"/>
+                <w:bCs w:val="false"/>
+                <w:sz w:val="18"/>
+                <w:szCs w:val="18"/>
+              </w:rPr>
+              <w:t xml:space="preserve">403</w:t>
+            </w:r>
+          </w:p>
+        </w:tc>
+        <w:tc>
+          <w:tcPr>
+            <w:tcBorders>
+              <w:top w:val="single" w:color="1e293b" w:sz="4"/>
+              <w:left w:val="single" w:color="1e293b" w:sz="4"/>
+              <w:bottom w:val="single" w:color="1e293b" w:sz="4"/>
+              <w:right w:val="single" w:color="1e293b" w:sz="4"/>
+            </w:tcBorders>
+            <w:tcMar>
+              <w:top w:type="dxa" w:w="40"/>
+              <w:left w:type="dxa" w:w="80"/>
+              <w:bottom w:type="dxa" w:w="40"/>
+              <w:right w:type="dxa" w:w="80"/>
+            </w:tcMar>
+          </w:tcPr>
+          <w:p>
+            <w:pPr>
+              <w:jc w:val="center"/>
+            </w:pPr>
+            <w:r>
+              <w:rPr>
+                <w:b w:val="false"/>
+                <w:bCs w:val="false"/>
+                <w:sz w:val="18"/>
+                <w:szCs w:val="18"/>
+              </w:rPr>
+              <w:t xml:space="preserve">403</w:t>
+            </w:r>
+          </w:p>
+        </w:tc>
+      </w:tr>
+      <w:tr>
+        <w:trPr>
+          <w:cantSplit/>
+        </w:trPr>
+        <w:tc>
+          <w:tcPr>
+            <w:tcBorders>
+              <w:top w:val="single" w:color="1e293b" w:sz="4"/>
+              <w:left w:val="single" w:color="1e293b" w:sz="4"/>
+              <w:bottom w:val="single" w:color="1e293b" w:sz="4"/>
+              <w:right w:val="single" w:color="1e293b" w:sz="4"/>
+            </w:tcBorders>
+            <w:tcMar>
+              <w:top w:type="dxa" w:w="40"/>
+              <w:left w:type="dxa" w:w="80"/>
+              <w:bottom w:type="dxa" w:w="40"/>
+              <w:right w:type="dxa" w:w="80"/>
+            </w:tcMar>
+          </w:tcPr>
+          <w:p>
+            <w:pPr>
+              <w:jc w:val="left"/>
+            </w:pPr>
+            <w:r>
+              <w:rPr>
+                <w:b w:val="false"/>
+                <w:bCs w:val="false"/>
+                <w:sz w:val="18"/>
+                <w:szCs w:val="18"/>
+              </w:rPr>
+              <w:t xml:space="preserve">Suppliers read; purchase orders, payment, PO files</w:t>
+            </w:r>
+          </w:p>
+        </w:tc>
+        <w:tc>
+          <w:tcPr>
+            <w:tcBorders>
+              <w:top w:val="single" w:color="1e293b" w:sz="4"/>
+              <w:left w:val="single" w:color="1e293b" w:sz="4"/>
+              <w:bottom w:val="single" w:color="1e293b" w:sz="4"/>
+              <w:right w:val="single" w:color="1e293b" w:sz="4"/>
+            </w:tcBorders>
+            <w:tcMar>
+              <w:top w:type="dxa" w:w="40"/>
+              <w:left w:type="dxa" w:w="80"/>
+              <w:bottom w:type="dxa" w:w="40"/>
+              <w:right w:type="dxa" w:w="80"/>
+            </w:tcMar>
+          </w:tcPr>
+          <w:p>
+            <w:pPr>
+              <w:jc w:val="center"/>
+            </w:pPr>
+            <w:r>
+              <w:rPr>
+                <w:b w:val="false"/>
+                <w:bCs w:val="false"/>
+                <w:sz w:val="18"/>
+                <w:szCs w:val="18"/>
+              </w:rPr>
+              <w:t xml:space="preserve">yes</w:t>
+            </w:r>
+          </w:p>
+        </w:tc>
+        <w:tc>
+          <w:tcPr>
+            <w:tcBorders>
+              <w:top w:val="single" w:color="1e293b" w:sz="4"/>
+              <w:left w:val="single" w:color="1e293b" w:sz="4"/>
+              <w:bottom w:val="single" w:color="1e293b" w:sz="4"/>
+              <w:right w:val="single" w:color="1e293b" w:sz="4"/>
+            </w:tcBorders>
+            <w:tcMar>
+              <w:top w:type="dxa" w:w="40"/>
+              <w:left w:type="dxa" w:w="80"/>
+              <w:bottom w:type="dxa" w:w="40"/>
+              <w:right w:type="dxa" w:w="80"/>
+            </w:tcMar>
+          </w:tcPr>
+          <w:p>
+            <w:pPr>
+              <w:jc w:val="center"/>
+            </w:pPr>
+            <w:r>
+              <w:rPr>
+                <w:b w:val="false"/>
+                <w:bCs w:val="false"/>
+                <w:sz w:val="18"/>
+                <w:szCs w:val="18"/>
+              </w:rPr>
+              <w:t xml:space="preserve">403</w:t>
+            </w:r>
+          </w:p>
+        </w:tc>
+        <w:tc>
+          <w:tcPr>
+            <w:tcBorders>
+              <w:top w:val="single" w:color="1e293b" w:sz="4"/>
+              <w:left w:val="single" w:color="1e293b" w:sz="4"/>
+              <w:bottom w:val="single" w:color="1e293b" w:sz="4"/>
+              <w:right w:val="single" w:color="1e293b" w:sz="4"/>
+            </w:tcBorders>
+            <w:tcMar>
+              <w:top w:type="dxa" w:w="40"/>
+              <w:left w:type="dxa" w:w="80"/>
+              <w:bottom w:type="dxa" w:w="40"/>
+              <w:right w:type="dxa" w:w="80"/>
+            </w:tcMar>
+          </w:tcPr>
+          <w:p>
+            <w:pPr>
+              <w:jc w:val="center"/>
+            </w:pPr>
+            <w:r>
+              <w:rPr>
+                <w:b w:val="false"/>
+                <w:bCs w:val="false"/>
+                <w:sz w:val="18"/>
+                <w:szCs w:val="18"/>
+              </w:rPr>
+              <w:t xml:space="preserve">yes</w:t>
+            </w:r>
+          </w:p>
+        </w:tc>
+      </w:tr>
+      <w:tr>
+        <w:trPr>
+          <w:cantSplit/>
+        </w:trPr>
+        <w:tc>
+          <w:tcPr>
+            <w:tcBorders>
+              <w:top w:val="single" w:color="1e293b" w:sz="4"/>
+              <w:left w:val="single" w:color="1e293b" w:sz="4"/>
+              <w:bottom w:val="single" w:color="1e293b" w:sz="4"/>
+              <w:right w:val="single" w:color="1e293b" w:sz="4"/>
+            </w:tcBorders>
+            <w:tcMar>
+              <w:top w:type="dxa" w:w="40"/>
+              <w:left w:type="dxa" w:w="80"/>
+              <w:bottom w:type="dxa" w:w="40"/>
+              <w:right w:type="dxa" w:w="80"/>
+            </w:tcMar>
+          </w:tcPr>
+          <w:p>
+            <w:pPr>
+              <w:jc w:val="left"/>
+            </w:pPr>
+            <w:r>
+              <w:rPr>
+                <w:b w:val="false"/>
+                <w:bCs w:val="false"/>
+                <w:sz w:val="18"/>
+                <w:szCs w:val="18"/>
+              </w:rPr>
+              <w:t xml:space="preserve">Suppliers write</w:t>
+            </w:r>
+          </w:p>
+        </w:tc>
+        <w:tc>
+          <w:tcPr>
+            <w:tcBorders>
+              <w:top w:val="single" w:color="1e293b" w:sz="4"/>
+              <w:left w:val="single" w:color="1e293b" w:sz="4"/>
+              <w:bottom w:val="single" w:color="1e293b" w:sz="4"/>
+              <w:right w:val="single" w:color="1e293b" w:sz="4"/>
+            </w:tcBorders>
+            <w:tcMar>
+              <w:top w:type="dxa" w:w="40"/>
+              <w:left w:type="dxa" w:w="80"/>
+              <w:bottom w:type="dxa" w:w="40"/>
+              <w:right w:type="dxa" w:w="80"/>
+            </w:tcMar>
+          </w:tcPr>
+          <w:p>
+            <w:pPr>
+              <w:jc w:val="center"/>
+            </w:pPr>
+            <w:r>
+              <w:rPr>
+                <w:b w:val="false"/>
+                <w:bCs w:val="false"/>
+                <w:sz w:val="18"/>
+                <w:szCs w:val="18"/>
+              </w:rPr>
+              <w:t xml:space="preserve">yes</w:t>
+            </w:r>
+          </w:p>
+        </w:tc>
+        <w:tc>
+          <w:tcPr>
+            <w:tcBorders>
+              <w:top w:val="single" w:color="1e293b" w:sz="4"/>
+              <w:left w:val="single" w:color="1e293b" w:sz="4"/>
+              <w:bottom w:val="single" w:color="1e293b" w:sz="4"/>
+              <w:right w:val="single" w:color="1e293b" w:sz="4"/>
+            </w:tcBorders>
+            <w:tcMar>
+              <w:top w:type="dxa" w:w="40"/>
+              <w:left w:type="dxa" w:w="80"/>
+              <w:bottom w:type="dxa" w:w="40"/>
+              <w:right w:type="dxa" w:w="80"/>
+            </w:tcMar>
+          </w:tcPr>
+          <w:p>
+            <w:pPr>
+              <w:jc w:val="center"/>
+            </w:pPr>
+            <w:r>
+              <w:rPr>
+                <w:b w:val="false"/>
+                <w:bCs w:val="false"/>
+                <w:sz w:val="18"/>
+                <w:szCs w:val="18"/>
+              </w:rPr>
+              <w:t xml:space="preserve">403</w:t>
+            </w:r>
+          </w:p>
+        </w:tc>
+        <w:tc>
+          <w:tcPr>
+            <w:tcBorders>
+              <w:top w:val="single" w:color="1e293b" w:sz="4"/>
+              <w:left w:val="single" w:color="1e293b" w:sz="4"/>
+              <w:bottom w:val="single" w:color="1e293b" w:sz="4"/>
+              <w:right w:val="single" w:color="1e293b" w:sz="4"/>
+            </w:tcBorders>
+            <w:tcMar>
+              <w:top w:type="dxa" w:w="40"/>
+              <w:left w:type="dxa" w:w="80"/>
+              <w:bottom w:type="dxa" w:w="40"/>
+              <w:right w:type="dxa" w:w="80"/>
+            </w:tcMar>
+          </w:tcPr>
+          <w:p>
+            <w:pPr>
+              <w:jc w:val="center"/>
+            </w:pPr>
+            <w:r>
+              <w:rPr>
+                <w:b w:val="false"/>
+                <w:bCs w:val="false"/>
+                <w:sz w:val="18"/>
+                <w:szCs w:val="18"/>
+              </w:rPr>
+              <w:t xml:space="preserve">403</w:t>
+            </w:r>
+          </w:p>
+        </w:tc>
+      </w:tr>
+      <w:tr>
+        <w:trPr>
+          <w:cantSplit/>
+        </w:trPr>
+        <w:tc>
+          <w:tcPr>
+            <w:tcBorders>
+              <w:top w:val="single" w:color="1e293b" w:sz="4"/>
+              <w:left w:val="single" w:color="1e293b" w:sz="4"/>
+              <w:bottom w:val="single" w:color="1e293b" w:sz="4"/>
+              <w:right w:val="single" w:color="1e293b" w:sz="4"/>
+            </w:tcBorders>
+            <w:tcMar>
+              <w:top w:type="dxa" w:w="40"/>
+              <w:left w:type="dxa" w:w="80"/>
+              <w:bottom w:type="dxa" w:w="40"/>
+              <w:right w:type="dxa" w:w="80"/>
+            </w:tcMar>
+          </w:tcPr>
+          <w:p>
+            <w:pPr>
+              <w:jc w:val="left"/>
+            </w:pPr>
+            <w:r>
+              <w:rPr>
+                <w:b w:val="false"/>
+                <w:bCs w:val="false"/>
+                <w:sz w:val="18"/>
+                <w:szCs w:val="18"/>
+              </w:rPr>
+              <w:t xml:space="preserve">Invoices, payments, receipts</w:t>
+            </w:r>
+          </w:p>
+        </w:tc>
+        <w:tc>
+          <w:tcPr>
+            <w:tcBorders>
+              <w:top w:val="single" w:color="1e293b" w:sz="4"/>
+              <w:left w:val="single" w:color="1e293b" w:sz="4"/>
+              <w:bottom w:val="single" w:color="1e293b" w:sz="4"/>
+              <w:right w:val="single" w:color="1e293b" w:sz="4"/>
+            </w:tcBorders>
+            <w:tcMar>
+              <w:top w:type="dxa" w:w="40"/>
+              <w:left w:type="dxa" w:w="80"/>
+              <w:bottom w:type="dxa" w:w="40"/>
+              <w:right w:type="dxa" w:w="80"/>
+            </w:tcMar>
+          </w:tcPr>
+          <w:p>
+            <w:pPr>
+              <w:jc w:val="center"/>
+            </w:pPr>
+            <w:r>
+              <w:rPr>
+                <w:b w:val="false"/>
+                <w:bCs w:val="false"/>
+                <w:sz w:val="18"/>
+                <w:szCs w:val="18"/>
+              </w:rPr>
+              <w:t xml:space="preserve">yes</w:t>
+            </w:r>
+          </w:p>
+        </w:tc>
+        <w:tc>
+          <w:tcPr>
+            <w:tcBorders>
+              <w:top w:val="single" w:color="1e293b" w:sz="4"/>
+              <w:left w:val="single" w:color="1e293b" w:sz="4"/>
+              <w:bottom w:val="single" w:color="1e293b" w:sz="4"/>
+              <w:right w:val="single" w:color="1e293b" w:sz="4"/>
+            </w:tcBorders>
+            <w:tcMar>
+              <w:top w:type="dxa" w:w="40"/>
+              <w:left w:type="dxa" w:w="80"/>
+              <w:bottom w:type="dxa" w:w="40"/>
+              <w:right w:type="dxa" w:w="80"/>
+            </w:tcMar>
+          </w:tcPr>
+          <w:p>
+            <w:pPr>
+              <w:jc w:val="center"/>
+            </w:pPr>
+            <w:r>
+              <w:rPr>
+                <w:b w:val="false"/>
+                <w:bCs w:val="false"/>
+                <w:sz w:val="18"/>
+                <w:szCs w:val="18"/>
+              </w:rPr>
+              <w:t xml:space="preserve">403</w:t>
+            </w:r>
+          </w:p>
+        </w:tc>
+        <w:tc>
+          <w:tcPr>
+            <w:tcBorders>
+              <w:top w:val="single" w:color="1e293b" w:sz="4"/>
+              <w:left w:val="single" w:color="1e293b" w:sz="4"/>
+              <w:bottom w:val="single" w:color="1e293b" w:sz="4"/>
+              <w:right w:val="single" w:color="1e293b" w:sz="4"/>
+            </w:tcBorders>
+            <w:tcMar>
+              <w:top w:type="dxa" w:w="40"/>
+              <w:left w:type="dxa" w:w="80"/>
+              <w:bottom w:type="dxa" w:w="40"/>
+              <w:right w:type="dxa" w:w="80"/>
+            </w:tcMar>
+          </w:tcPr>
+          <w:p>
+            <w:pPr>
+              <w:jc w:val="center"/>
+            </w:pPr>
+            <w:r>
+              <w:rPr>
+                <w:b w:val="false"/>
+                <w:bCs w:val="false"/>
+                <w:sz w:val="18"/>
+                <w:szCs w:val="18"/>
+              </w:rPr>
+              <w:t xml:space="preserve">403</w:t>
+            </w:r>
+          </w:p>
+        </w:tc>
+      </w:tr>
+      <w:tr>
+        <w:trPr>
+          <w:cantSplit/>
+        </w:trPr>
+        <w:tc>
+          <w:tcPr>
+            <w:tcBorders>
+              <w:top w:val="single" w:color="1e293b" w:sz="4"/>
+              <w:left w:val="single" w:color="1e293b" w:sz="4"/>
+              <w:bottom w:val="single" w:color="1e293b" w:sz="4"/>
+              <w:right w:val="single" w:color="1e293b" w:sz="4"/>
+            </w:tcBorders>
+            <w:tcMar>
+              <w:top w:type="dxa" w:w="40"/>
+              <w:left w:type="dxa" w:w="80"/>
+              <w:bottom w:type="dxa" w:w="40"/>
+              <w:right w:type="dxa" w:w="80"/>
+            </w:tcMar>
+          </w:tcPr>
+          <w:p>
+            <w:pPr>
+              <w:jc w:val="left"/>
+            </w:pPr>
+            <w:r>
+              <w:rPr>
+                <w:b w:val="false"/>
+                <w:bCs w:val="false"/>
+                <w:sz w:val="18"/>
+                <w:szCs w:val="18"/>
+              </w:rPr>
+              <w:t xml:space="preserve">Files of a QT (read, upload, delete)</w:t>
+            </w:r>
+          </w:p>
+        </w:tc>
+        <w:tc>
+          <w:tcPr>
+            <w:tcBorders>
+              <w:top w:val="single" w:color="1e293b" w:sz="4"/>
+              <w:left w:val="single" w:color="1e293b" w:sz="4"/>
+              <w:bottom w:val="single" w:color="1e293b" w:sz="4"/>
+              <w:right w:val="single" w:color="1e293b" w:sz="4"/>
+            </w:tcBorders>
+            <w:tcMar>
+              <w:top w:type="dxa" w:w="40"/>
+              <w:left w:type="dxa" w:w="80"/>
+              <w:bottom w:type="dxa" w:w="40"/>
+              <w:right w:type="dxa" w:w="80"/>
+            </w:tcMar>
+          </w:tcPr>
+          <w:p>
+            <w:pPr>
+              <w:jc w:val="center"/>
+            </w:pPr>
+            <w:r>
+              <w:rPr>
+                <w:b w:val="false"/>
+                <w:bCs w:val="false"/>
+                <w:sz w:val="18"/>
+                <w:szCs w:val="18"/>
+              </w:rPr>
+              <w:t xml:space="preserve">yes</w:t>
+            </w:r>
+          </w:p>
+        </w:tc>
+        <w:tc>
+          <w:tcPr>
+            <w:tcBorders>
+              <w:top w:val="single" w:color="1e293b" w:sz="4"/>
+              <w:left w:val="single" w:color="1e293b" w:sz="4"/>
+              <w:bottom w:val="single" w:color="1e293b" w:sz="4"/>
+              <w:right w:val="single" w:color="1e293b" w:sz="4"/>
+            </w:tcBorders>
+            <w:tcMar>
+              <w:top w:type="dxa" w:w="40"/>
+              <w:left w:type="dxa" w:w="80"/>
+              <w:bottom w:type="dxa" w:w="40"/>
+              <w:right w:type="dxa" w:w="80"/>
+            </w:tcMar>
+          </w:tcPr>
+          <w:p>
+            <w:pPr>
+              <w:jc w:val="center"/>
+            </w:pPr>
+            <w:r>
+              <w:rPr>
+                <w:b w:val="false"/>
+                <w:bCs w:val="false"/>
+                <w:sz w:val="18"/>
+                <w:szCs w:val="18"/>
+              </w:rPr>
+              <w:t xml:space="preserve">yes</w:t>
+            </w:r>
+          </w:p>
+        </w:tc>
+        <w:tc>
+          <w:tcPr>
+            <w:tcBorders>
+              <w:top w:val="single" w:color="1e293b" w:sz="4"/>
+              <w:left w:val="single" w:color="1e293b" w:sz="4"/>
+              <w:bottom w:val="single" w:color="1e293b" w:sz="4"/>
+              <w:right w:val="single" w:color="1e293b" w:sz="4"/>
+            </w:tcBorders>
+            <w:tcMar>
+              <w:top w:type="dxa" w:w="40"/>
+              <w:left w:type="dxa" w:w="80"/>
+              <w:bottom w:type="dxa" w:w="40"/>
+              <w:right w:type="dxa" w:w="80"/>
+            </w:tcMar>
+          </w:tcPr>
+          <w:p>
+            <w:pPr>
+              <w:jc w:val="center"/>
+            </w:pPr>
+            <w:r>
+              <w:rPr>
+                <w:b w:val="false"/>
+                <w:bCs w:val="false"/>
+                <w:sz w:val="18"/>
+                <w:szCs w:val="18"/>
+              </w:rPr>
+              <w:t xml:space="preserve">403</w:t>
+            </w:r>
+          </w:p>
+        </w:tc>
+      </w:tr>
+      <w:tr>
+        <w:trPr>
+          <w:cantSplit/>
+        </w:trPr>
+        <w:tc>
+          <w:tcPr>
+            <w:tcBorders>
+              <w:top w:val="single" w:color="1e293b" w:sz="4"/>
+              <w:left w:val="single" w:color="1e293b" w:sz="4"/>
+              <w:bottom w:val="single" w:color="1e293b" w:sz="4"/>
+              <w:right w:val="single" w:color="1e293b" w:sz="4"/>
+            </w:tcBorders>
+            <w:tcMar>
+              <w:top w:type="dxa" w:w="40"/>
+              <w:left w:type="dxa" w:w="80"/>
+              <w:bottom w:type="dxa" w:w="40"/>
+              <w:right w:type="dxa" w:w="80"/>
+            </w:tcMar>
+          </w:tcPr>
+          <w:p>
+            <w:pPr>
+              <w:jc w:val="left"/>
+            </w:pPr>
+            <w:r>
+              <w:rPr>
+                <w:b w:val="false"/>
+                <w:bCs w:val="false"/>
+                <w:sz w:val="18"/>
+                <w:szCs w:val="18"/>
+              </w:rPr>
+              <w:t xml:space="preserve">Files of an order: read</w:t>
+            </w:r>
+          </w:p>
+        </w:tc>
+        <w:tc>
+          <w:tcPr>
+            <w:tcBorders>
+              <w:top w:val="single" w:color="1e293b" w:sz="4"/>
+              <w:left w:val="single" w:color="1e293b" w:sz="4"/>
+              <w:bottom w:val="single" w:color="1e293b" w:sz="4"/>
+              <w:right w:val="single" w:color="1e293b" w:sz="4"/>
+            </w:tcBorders>
+            <w:tcMar>
+              <w:top w:type="dxa" w:w="40"/>
+              <w:left w:type="dxa" w:w="80"/>
+              <w:bottom w:type="dxa" w:w="40"/>
+              <w:right w:type="dxa" w:w="80"/>
+            </w:tcMar>
+          </w:tcPr>
+          <w:p>
+            <w:pPr>
+              <w:jc w:val="center"/>
+            </w:pPr>
+            <w:r>
+              <w:rPr>
+                <w:b w:val="false"/>
+                <w:bCs w:val="false"/>
+                <w:sz w:val="18"/>
+                <w:szCs w:val="18"/>
+              </w:rPr>
+              <w:t xml:space="preserve">yes</w:t>
+            </w:r>
+          </w:p>
+        </w:tc>
+        <w:tc>
+          <w:tcPr>
+            <w:tcBorders>
+              <w:top w:val="single" w:color="1e293b" w:sz="4"/>
+              <w:left w:val="single" w:color="1e293b" w:sz="4"/>
+              <w:bottom w:val="single" w:color="1e293b" w:sz="4"/>
+              <w:right w:val="single" w:color="1e293b" w:sz="4"/>
+            </w:tcBorders>
+            <w:tcMar>
+              <w:top w:type="dxa" w:w="40"/>
+              <w:left w:type="dxa" w:w="80"/>
+              <w:bottom w:type="dxa" w:w="40"/>
+              <w:right w:type="dxa" w:w="80"/>
+            </w:tcMar>
+          </w:tcPr>
+          <w:p>
+            <w:pPr>
+              <w:jc w:val="center"/>
+            </w:pPr>
+            <w:r>
+              <w:rPr>
+                <w:b w:val="false"/>
+                <w:bCs w:val="false"/>
+                <w:sz w:val="18"/>
+                <w:szCs w:val="18"/>
+              </w:rPr>
+              <w:t xml:space="preserve">yes</w:t>
+            </w:r>
+          </w:p>
+        </w:tc>
+        <w:tc>
+          <w:tcPr>
+            <w:tcBorders>
+              <w:top w:val="single" w:color="1e293b" w:sz="4"/>
+              <w:left w:val="single" w:color="1e293b" w:sz="4"/>
+              <w:bottom w:val="single" w:color="1e293b" w:sz="4"/>
+              <w:right w:val="single" w:color="1e293b" w:sz="4"/>
+            </w:tcBorders>
+            <w:tcMar>
+              <w:top w:type="dxa" w:w="40"/>
+              <w:left w:type="dxa" w:w="80"/>
+              <w:bottom w:type="dxa" w:w="40"/>
+              <w:right w:type="dxa" w:w="80"/>
+            </w:tcMar>
+          </w:tcPr>
+          <w:p>
+            <w:pPr>
+              <w:jc w:val="center"/>
+            </w:pPr>
+            <w:r>
+              <w:rPr>
+                <w:b w:val="false"/>
+                <w:bCs w:val="false"/>
+                <w:sz w:val="18"/>
+                <w:szCs w:val="18"/>
+              </w:rPr>
+              <w:t xml:space="preserve">yes</w:t>
+            </w:r>
+          </w:p>
+        </w:tc>
+      </w:tr>
+      <w:tr>
+        <w:trPr>
+          <w:cantSplit/>
+        </w:trPr>
+        <w:tc>
+          <w:tcPr>
+            <w:tcBorders>
+              <w:top w:val="single" w:color="1e293b" w:sz="4"/>
+              <w:left w:val="single" w:color="1e293b" w:sz="4"/>
+              <w:bottom w:val="single" w:color="1e293b" w:sz="4"/>
+              <w:right w:val="single" w:color="1e293b" w:sz="4"/>
+            </w:tcBorders>
+            <w:tcMar>
+              <w:top w:type="dxa" w:w="40"/>
+              <w:left w:type="dxa" w:w="80"/>
+              <w:bottom w:type="dxa" w:w="40"/>
+              <w:right w:type="dxa" w:w="80"/>
+            </w:tcMar>
+          </w:tcPr>
+          <w:p>
+            <w:pPr>
+              <w:jc w:val="left"/>
+            </w:pPr>
+            <w:r>
+              <w:rPr>
+                <w:b w:val="false"/>
+                <w:bCs w:val="false"/>
+                <w:sz w:val="18"/>
+                <w:szCs w:val="18"/>
+              </w:rPr>
+              <w:t xml:space="preserve">Files of an order: upload, delete</w:t>
+            </w:r>
+          </w:p>
+        </w:tc>
+        <w:tc>
+          <w:tcPr>
+            <w:tcBorders>
+              <w:top w:val="single" w:color="1e293b" w:sz="4"/>
+              <w:left w:val="single" w:color="1e293b" w:sz="4"/>
+              <w:bottom w:val="single" w:color="1e293b" w:sz="4"/>
+              <w:right w:val="single" w:color="1e293b" w:sz="4"/>
+            </w:tcBorders>
+            <w:tcMar>
+              <w:top w:type="dxa" w:w="40"/>
+              <w:left w:type="dxa" w:w="80"/>
+              <w:bottom w:type="dxa" w:w="40"/>
+              <w:right w:type="dxa" w:w="80"/>
+            </w:tcMar>
+          </w:tcPr>
+          <w:p>
+            <w:pPr>
+              <w:jc w:val="center"/>
+            </w:pPr>
+            <w:r>
+              <w:rPr>
+                <w:b w:val="false"/>
+                <w:bCs w:val="false"/>
+                <w:sz w:val="18"/>
+                <w:szCs w:val="18"/>
+              </w:rPr>
+              <w:t xml:space="preserve">yes</w:t>
+            </w:r>
+          </w:p>
+        </w:tc>
+        <w:tc>
+          <w:tcPr>
+            <w:tcBorders>
+              <w:top w:val="single" w:color="1e293b" w:sz="4"/>
+              <w:left w:val="single" w:color="1e293b" w:sz="4"/>
+              <w:bottom w:val="single" w:color="1e293b" w:sz="4"/>
+              <w:right w:val="single" w:color="1e293b" w:sz="4"/>
+            </w:tcBorders>
+            <w:tcMar>
+              <w:top w:type="dxa" w:w="40"/>
+              <w:left w:type="dxa" w:w="80"/>
+              <w:bottom w:type="dxa" w:w="40"/>
+              <w:right w:type="dxa" w:w="80"/>
+            </w:tcMar>
+          </w:tcPr>
+          <w:p>
+            <w:pPr>
+              <w:jc w:val="center"/>
+            </w:pPr>
+            <w:r>
+              <w:rPr>
+                <w:b w:val="false"/>
+                <w:bCs w:val="false"/>
+                <w:sz w:val="18"/>
+                <w:szCs w:val="18"/>
+              </w:rPr>
+              <w:t xml:space="preserve">403</w:t>
+            </w:r>
+          </w:p>
+        </w:tc>
+        <w:tc>
+          <w:tcPr>
+            <w:tcBorders>
+              <w:top w:val="single" w:color="1e293b" w:sz="4"/>
+              <w:left w:val="single" w:color="1e293b" w:sz="4"/>
+              <w:bottom w:val="single" w:color="1e293b" w:sz="4"/>
+              <w:right w:val="single" w:color="1e293b" w:sz="4"/>
+            </w:tcBorders>
+            <w:tcMar>
+              <w:top w:type="dxa" w:w="40"/>
+              <w:left w:type="dxa" w:w="80"/>
+              <w:bottom w:type="dxa" w:w="40"/>
+              <w:right w:type="dxa" w:w="80"/>
+            </w:tcMar>
+          </w:tcPr>
+          <w:p>
+            <w:pPr>
+              <w:jc w:val="center"/>
+            </w:pPr>
+            <w:r>
+              <w:rPr>
+                <w:b w:val="false"/>
+                <w:bCs w:val="false"/>
+                <w:sz w:val="18"/>
+                <w:szCs w:val="18"/>
+              </w:rPr>
+              <w:t xml:space="preserve">yes</w:t>
+            </w:r>
+          </w:p>
+        </w:tc>
+      </w:tr>
+    </w:tbl>
+    <w:p/>
+    <w:p>
+      <w:pPr>
+        <w:keepNext w:val="false"/>
+        <w:spacing w:after="120"/>
+      </w:pPr>
+      <w:r>
+        <w:t xml:space="preserve">The role check runs before the record lookup, so a forbidden user gets </w:t>
+      </w:r>
+      <w:r>
+        <w:rPr>
+          <w:rFonts w:ascii="Consolas" w:cs="Consolas" w:eastAsia="Consolas" w:hAnsi="Consolas"/>
+          <w:sz w:val="18"/>
+          <w:szCs w:val="18"/>
+        </w:rPr>
+        <w:t xml:space="preserve">403</w:t>
+      </w:r>
+      <w:r>
+        <w:t xml:space="preserve">, not </w:t>
+      </w:r>
+      <w:r>
+        <w:rPr>
+          <w:rFonts w:ascii="Consolas" w:cs="Consolas" w:eastAsia="Consolas" w:hAnsi="Consolas"/>
+          <w:sz w:val="18"/>
+          <w:szCs w:val="18"/>
+        </w:rPr>
+        <w:t xml:space="preserve">404</w:t>
+      </w:r>
+      <w:r>
+        <w:t xml:space="preserve">.</w:t>
+      </w:r>
+    </w:p>
+    <w:p>
+      <w:pPr>
+        <w:pStyle w:val="Heading1"/>
+        <w:keepNext/>
+      </w:pPr>
+      <w:r>
+        <w:t xml:space="preserve">4. One sale, end to end</w:t>
       </w:r>
     </w:p>
     <w:p>
@@ -2913,7 +2895,7 @@
       <w:r>
         <w:drawing>
           <wp:inline distT="0" distB="0" distL="0" distR="0">
-            <wp:extent cx="4267200" cy="8172450"/>
+            <wp:extent cx="6267450" cy="6296025"/>
             <wp:effectExtent t="0" r="0" b="0" l="0"/>
             <wp:docPr id="1" name="" descr="" title=""/>
             <wp:cNvGraphicFramePr>
@@ -2944,7 +2926,7 @@
                   <pic:spPr bwMode="auto">
                     <a:xfrm>
                       <a:off x="0" y="0"/>
-                      <a:ext cx="4267200" cy="8172450"/>
+                      <a:ext cx="6267450" cy="6296025"/>
                     </a:xfrm>
                     <a:prstGeom prst="rect">
                       <a:avLst/>
@@ -2967,16 +2949,16 @@
           <w:sz w:val="18"/>
           <w:szCs w:val="18"/>
         </w:rPr>
-        <w:t xml:space="preserve">Figure 6. 5. Order and invoice states</w:t>
+        <w:t xml:space="preserve">Figure 6. 4. One sale, end to end</w:t>
       </w:r>
     </w:p>
     <w:p>
       <w:pPr>
-        <w:pStyle w:val="Heading1"/>
+        <w:pStyle w:val="Heading2"/>
         <w:keepNext/>
       </w:pPr>
       <w:r>
-        <w:t xml:space="preserve">6. Data model (tables)</w:t>
+        <w:t xml:space="preserve">Purchase flow</w:t>
       </w:r>
     </w:p>
     <w:p>
@@ -2987,7 +2969,7 @@
       <w:r>
         <w:drawing>
           <wp:inline distT="0" distB="0" distL="0" distR="0">
-            <wp:extent cx="3581400" cy="6153150"/>
+            <wp:extent cx="5114925" cy="6562725"/>
             <wp:effectExtent t="0" r="0" b="0" l="0"/>
             <wp:docPr id="1" name="" descr="" title=""/>
             <wp:cNvGraphicFramePr>
@@ -3018,6 +3000,154 @@
                   <pic:spPr bwMode="auto">
                     <a:xfrm>
                       <a:off x="0" y="0"/>
+                      <a:ext cx="5114925" cy="6562725"/>
+                    </a:xfrm>
+                    <a:prstGeom prst="rect">
+                      <a:avLst/>
+                    </a:prstGeom>
+                  </pic:spPr>
+                </pic:pic>
+              </a:graphicData>
+            </a:graphic>
+          </wp:inline>
+        </w:drawing>
+      </w:r>
+    </w:p>
+    <w:p>
+      <w:pPr>
+        <w:spacing w:after="200"/>
+        <w:jc w:val="center"/>
+      </w:pPr>
+      <w:r>
+        <w:rPr>
+          <w:sz w:val="18"/>
+          <w:szCs w:val="18"/>
+        </w:rPr>
+        <w:t xml:space="preserve">Figure 7. Purchase flow</w:t>
+      </w:r>
+    </w:p>
+    <w:p>
+      <w:pPr>
+        <w:pStyle w:val="Heading1"/>
+        <w:keepNext/>
+      </w:pPr>
+      <w:r>
+        <w:t xml:space="preserve">5. Order and invoice states</w:t>
+      </w:r>
+    </w:p>
+    <w:p>
+      <w:pPr>
+        <w:keepNext/>
+        <w:jc w:val="center"/>
+      </w:pPr>
+      <w:r>
+        <w:drawing>
+          <wp:inline distT="0" distB="0" distL="0" distR="0">
+            <wp:extent cx="4267200" cy="8172450"/>
+            <wp:effectExtent t="0" r="0" b="0" l="0"/>
+            <wp:docPr id="1" name="" descr="" title=""/>
+            <wp:cNvGraphicFramePr>
+              <a:graphicFrameLocks xmlns:a="http://schemas.openxmlformats.org/drawingml/2006/main" noChangeAspect="1"/>
+            </wp:cNvGraphicFramePr>
+            <a:graphic xmlns:a="http://schemas.openxmlformats.org/drawingml/2006/main">
+              <a:graphicData uri="http://schemas.openxmlformats.org/drawingml/2006/picture">
+                <pic:pic xmlns:pic="http://schemas.openxmlformats.org/drawingml/2006/picture">
+                  <pic:nvPicPr>
+                    <pic:cNvPr id="0" name="" descr=""/>
+                    <pic:cNvPicPr>
+                      <a:picLocks noChangeAspect="1" noChangeArrowheads="1"/>
+                    </pic:cNvPicPr>
+                  </pic:nvPicPr>
+                  <pic:blipFill>
+                    <a:blip r:embed="rId24" cstate="none">
+                      <a:extLst>
+                        <a:ext uri="{96DAC541-7B7A-43D3-8B79-37D633B846F1}">
+                          <asvg:svgBlip xmlns:asvg="http://schemas.microsoft.com/office/drawing/2016/SVG/main" r:embed="rId23"/>
+                        </a:ext>
+                      </a:extLst>
+                    </a:blip>
+                    <a:srcRect/>
+                    <a:stretch>
+                      <a:fillRect/>
+                    </a:stretch>
+                  </pic:blipFill>
+                  <pic:spPr bwMode="auto">
+                    <a:xfrm>
+                      <a:off x="0" y="0"/>
+                      <a:ext cx="4267200" cy="8172450"/>
+                    </a:xfrm>
+                    <a:prstGeom prst="rect">
+                      <a:avLst/>
+                    </a:prstGeom>
+                  </pic:spPr>
+                </pic:pic>
+              </a:graphicData>
+            </a:graphic>
+          </wp:inline>
+        </w:drawing>
+      </w:r>
+    </w:p>
+    <w:p>
+      <w:pPr>
+        <w:spacing w:after="200"/>
+        <w:jc w:val="center"/>
+      </w:pPr>
+      <w:r>
+        <w:rPr>
+          <w:sz w:val="18"/>
+          <w:szCs w:val="18"/>
+        </w:rPr>
+        <w:t xml:space="preserve">Figure 8. 5. Order and invoice states</w:t>
+      </w:r>
+    </w:p>
+    <w:p>
+      <w:pPr>
+        <w:pStyle w:val="Heading1"/>
+        <w:keepNext/>
+      </w:pPr>
+      <w:r>
+        <w:t xml:space="preserve">6. Data model (tables)</w:t>
+      </w:r>
+    </w:p>
+    <w:p>
+      <w:pPr>
+        <w:keepNext/>
+        <w:jc w:val="center"/>
+      </w:pPr>
+      <w:r>
+        <w:drawing>
+          <wp:inline distT="0" distB="0" distL="0" distR="0">
+            <wp:extent cx="3581400" cy="6153150"/>
+            <wp:effectExtent t="0" r="0" b="0" l="0"/>
+            <wp:docPr id="1" name="" descr="" title=""/>
+            <wp:cNvGraphicFramePr>
+              <a:graphicFrameLocks xmlns:a="http://schemas.openxmlformats.org/drawingml/2006/main" noChangeAspect="1"/>
+            </wp:cNvGraphicFramePr>
+            <a:graphic xmlns:a="http://schemas.openxmlformats.org/drawingml/2006/main">
+              <a:graphicData uri="http://schemas.openxmlformats.org/drawingml/2006/picture">
+                <pic:pic xmlns:pic="http://schemas.openxmlformats.org/drawingml/2006/picture">
+                  <pic:nvPicPr>
+                    <pic:cNvPr id="0" name="" descr=""/>
+                    <pic:cNvPicPr>
+                      <a:picLocks noChangeAspect="1" noChangeArrowheads="1"/>
+                    </pic:cNvPicPr>
+                  </pic:nvPicPr>
+                  <pic:blipFill>
+                    <a:blip r:embed="rId26" cstate="none">
+                      <a:extLst>
+                        <a:ext uri="{96DAC541-7B7A-43D3-8B79-37D633B846F1}">
+                          <asvg:svgBlip xmlns:asvg="http://schemas.microsoft.com/office/drawing/2016/SVG/main" r:embed="rId25"/>
+                        </a:ext>
+                      </a:extLst>
+                    </a:blip>
+                    <a:srcRect/>
+                    <a:stretch>
+                      <a:fillRect/>
+                    </a:stretch>
+                  </pic:blipFill>
+                  <pic:spPr bwMode="auto">
+                    <a:xfrm>
+                      <a:off x="0" y="0"/>
                       <a:ext cx="3581400" cy="6153150"/>
                     </a:xfrm>
                     <a:prstGeom prst="rect">
@@ -3041,7 +3171,7 @@
           <w:sz w:val="18"/>
           <w:szCs w:val="18"/>
         </w:rPr>
-        <w:t xml:space="preserve">Figure 7. Data model: the 23 tables in 5 groups, and the relationships between the groups</w:t>
+        <w:t xml:space="preserve">Figure 9. Data model: the 23 tables in 5 groups, and the relationships between the groups</w:t>
       </w:r>
     </w:p>
     <w:p>
